--- a/4.质量管理/1.流程制度规范类文件/TXHS-04-04-运维服务质量改进管理制度.docx
+++ b/4.质量管理/1.流程制度规范类文件/TXHS-04-04-运维服务质量改进管理制度.docx
@@ -616,8 +616,6 @@
               </w:rPr>
               <w:t>审核时间</w:t>
             </w:r>
-            <w:bookmarkStart w:id="20" w:name="_GoBack"/>
-            <w:bookmarkEnd w:id="20"/>
             <w:r>
               <w:rPr>
                 <w:rFonts w:hint="eastAsia" w:asciiTheme="minorAscii" w:hAnsiTheme="minorAscii" w:eastAsiaTheme="minorEastAsia"/>
@@ -3533,7 +3531,16 @@
           <w:rFonts w:hint="default"/>
           <w:lang w:val="en-US" w:eastAsia="zh-CN"/>
         </w:rPr>
-        <w:t>本制度适用于公司范围内所有与软件运维服务质量相关的改进活动的识别、评审、实施、验证和知识固化过程。涉及部门包括运维部、研发部、人力资源部、质量管理部及应急管理部。</w:t>
+        <w:t>本制度适用于公司范围内所有与</w:t>
+      </w:r>
+      <w:bookmarkStart w:id="20" w:name="_GoBack"/>
+      <w:bookmarkEnd w:id="20"/>
+      <w:r>
+        <w:rPr>
+          <w:rFonts w:hint="default"/>
+          <w:lang w:val="en-US" w:eastAsia="zh-CN"/>
+        </w:rPr>
+        <w:t>运维服务质量相关的改进活动的识别、评审、实施、验证和知识固化过程。涉及部门包括运维部、研发部、人力资源部、质量管理部及应急管理部。</w:t>
       </w:r>
     </w:p>
     <w:p>

--- a/4.质量管理/1.流程制度规范类文件/TXHS-04-04-运维服务质量改进管理制度.docx
+++ b/4.质量管理/1.流程制度规范类文件/TXHS-04-04-运维服务质量改进管理制度.docx
@@ -21,7 +21,7 @@
         <w:spacing w:before="3120" w:beforeLines="1000"/>
         <w:textAlignment w:val="baseline"/>
       </w:pPr>
-      <w:bookmarkStart w:id="0" w:name="_Toc744"/>
+      <w:bookmarkStart w:id="0" w:name="_Toc16886"/>
       <w:r>
         <w:drawing>
           <wp:anchor distT="0" distB="0" distL="114300" distR="114300" simplePos="0" relativeHeight="251661312" behindDoc="1" locked="0" layoutInCell="1" allowOverlap="1">
@@ -210,7 +210,7 @@
           <w:lang w:val="en-US" w:eastAsia="zh-CN"/>
         </w:rPr>
       </w:pPr>
-      <w:bookmarkStart w:id="1" w:name="_Toc24941"/>
+      <w:bookmarkStart w:id="1" w:name="_Toc10817"/>
       <w:r>
         <w:rPr>
           <w:rFonts w:hint="eastAsia"/>
@@ -562,18 +562,7 @@
                 <w:vertAlign w:val="baseline"/>
                 <w:lang w:val="en-US" w:eastAsia="zh-CN"/>
               </w:rPr>
-              <w:t>V2.</w:t>
-            </w:r>
-            <w:r>
-              <w:rPr>
-                <w:rFonts w:hint="eastAsia"/>
-                <w:spacing w:val="0"/>
-                <w:kern w:val="0"/>
-                <w:u w:val="single"/>
-                <w:vertAlign w:val="baseline"/>
-                <w:lang w:val="en-US" w:eastAsia="zh-CN"/>
-              </w:rPr>
-              <w:t>0</w:t>
+              <w:t>V1.0</w:t>
             </w:r>
           </w:p>
         </w:tc>
@@ -1160,6 +1149,7 @@
         <w:tc>
           <w:tcPr>
             <w:tcW w:w="1317" w:type="dxa"/>
+            <w:shd w:val="clear" w:color="auto" w:fill="auto"/>
           </w:tcPr>
           <w:p>
             <w:pPr>
@@ -1182,9 +1172,12 @@
               <w:textAlignment w:val="baseline"/>
               <w:rPr>
                 <w:rFonts w:hint="default" w:ascii="宋体" w:hAnsi="宋体" w:eastAsia="宋体" w:cs="宋体"/>
+                <w:snapToGrid w:val="0"/>
+                <w:color w:val="000000"/>
+                <w:kern w:val="0"/>
                 <w:sz w:val="20"/>
                 <w:szCs w:val="20"/>
-                <w:lang w:val="en-US"/>
+                <w:lang w:val="en-US" w:eastAsia="en-US" w:bidi="ar-SA"/>
               </w:rPr>
             </w:pPr>
             <w:r>
@@ -1195,13 +1188,25 @@
                 <w:sz w:val="20"/>
                 <w:szCs w:val="20"/>
               </w:rPr>
-              <w:t>2022.06.20</w:t>
+              <w:t>2025.01.</w:t>
+            </w:r>
+            <w:r>
+              <w:rPr>
+                <w:rFonts w:hint="eastAsia" w:ascii="宋体" w:hAnsi="宋体" w:cs="宋体"/>
+                <w:spacing w:val="3"/>
+                <w:position w:val="1"/>
+                <w:sz w:val="20"/>
+                <w:szCs w:val="20"/>
+                <w:lang w:val="en-US" w:eastAsia="zh-CN"/>
+              </w:rPr>
+              <w:t>10</w:t>
             </w:r>
           </w:p>
         </w:tc>
         <w:tc>
           <w:tcPr>
             <w:tcW w:w="972" w:type="dxa"/>
+            <w:shd w:val="clear" w:color="auto" w:fill="auto"/>
           </w:tcPr>
           <w:p>
             <w:pPr>
@@ -1224,8 +1229,12 @@
               <w:textAlignment w:val="baseline"/>
               <w:rPr>
                 <w:rFonts w:ascii="宋体" w:hAnsi="宋体" w:eastAsia="宋体" w:cs="宋体"/>
+                <w:snapToGrid w:val="0"/>
+                <w:color w:val="000000"/>
+                <w:kern w:val="0"/>
                 <w:sz w:val="20"/>
                 <w:szCs w:val="20"/>
+                <w:lang w:val="en-US" w:eastAsia="en-US" w:bidi="ar-SA"/>
               </w:rPr>
             </w:pPr>
             <w:r>
@@ -1243,6 +1252,7 @@
         <w:tc>
           <w:tcPr>
             <w:tcW w:w="1575" w:type="dxa"/>
+            <w:shd w:val="clear" w:color="auto" w:fill="auto"/>
           </w:tcPr>
           <w:p>
             <w:pPr>
@@ -1265,8 +1275,12 @@
               <w:textAlignment w:val="baseline"/>
               <w:rPr>
                 <w:rFonts w:ascii="宋体" w:hAnsi="宋体" w:eastAsia="宋体" w:cs="宋体"/>
+                <w:snapToGrid w:val="0"/>
+                <w:color w:val="000000"/>
+                <w:kern w:val="0"/>
                 <w:sz w:val="20"/>
                 <w:szCs w:val="20"/>
+                <w:lang w:val="en-US" w:eastAsia="en-US" w:bidi="ar-SA"/>
               </w:rPr>
             </w:pPr>
             <w:r>
@@ -1294,6 +1308,7 @@
         <w:tc>
           <w:tcPr>
             <w:tcW w:w="1829" w:type="dxa"/>
+            <w:shd w:val="clear" w:color="auto" w:fill="auto"/>
           </w:tcPr>
           <w:p>
             <w:pPr>
@@ -1316,10 +1331,13 @@
               <w:textAlignment w:val="baseline"/>
               <w:rPr>
                 <w:rFonts w:ascii="宋体" w:hAnsi="宋体" w:eastAsia="宋体" w:cs="宋体"/>
+                <w:snapToGrid w:val="0"/>
+                <w:color w:val="000000"/>
                 <w:spacing w:val="200"/>
                 <w:kern w:val="0"/>
                 <w:sz w:val="20"/>
                 <w:szCs w:val="20"/>
+                <w:lang w:val="en-US" w:eastAsia="en-US" w:bidi="ar-SA"/>
               </w:rPr>
             </w:pPr>
             <w:r>
@@ -1331,13 +1349,14 @@
                 <w:vertAlign w:val="baseline"/>
                 <w:lang w:val="en-US" w:eastAsia="zh-CN"/>
               </w:rPr>
-              <w:t>沈坚</w:t>
+              <w:t>李伟</w:t>
             </w:r>
           </w:p>
         </w:tc>
         <w:tc>
           <w:tcPr>
             <w:tcW w:w="1606" w:type="dxa"/>
+            <w:shd w:val="clear" w:color="auto" w:fill="auto"/>
           </w:tcPr>
           <w:p>
             <w:pPr>
@@ -1360,10 +1379,13 @@
               <w:textAlignment w:val="baseline"/>
               <w:rPr>
                 <w:rFonts w:ascii="宋体" w:hAnsi="宋体" w:eastAsia="宋体" w:cs="宋体"/>
+                <w:snapToGrid w:val="0"/>
+                <w:color w:val="000000"/>
                 <w:spacing w:val="200"/>
                 <w:kern w:val="0"/>
                 <w:sz w:val="20"/>
                 <w:szCs w:val="20"/>
+                <w:lang w:val="en-US" w:eastAsia="en-US" w:bidi="ar-SA"/>
               </w:rPr>
             </w:pPr>
             <w:r>
@@ -1375,13 +1397,14 @@
                 <w:vertAlign w:val="baseline"/>
                 <w:lang w:val="en-US" w:eastAsia="zh-CN"/>
               </w:rPr>
-              <w:t>茅建根</w:t>
+              <w:t>陈凯</w:t>
             </w:r>
           </w:p>
         </w:tc>
         <w:tc>
           <w:tcPr>
             <w:tcW w:w="915" w:type="dxa"/>
+            <w:shd w:val="clear" w:color="auto" w:fill="auto"/>
           </w:tcPr>
           <w:p>
             <w:pPr>
@@ -1404,8 +1427,12 @@
               <w:textAlignment w:val="baseline"/>
               <w:rPr>
                 <w:rFonts w:ascii="宋体" w:hAnsi="宋体" w:eastAsia="宋体" w:cs="宋体"/>
+                <w:snapToGrid w:val="0"/>
+                <w:color w:val="000000"/>
+                <w:kern w:val="0"/>
                 <w:sz w:val="20"/>
                 <w:szCs w:val="20"/>
+                <w:lang w:val="en-US" w:eastAsia="en-US" w:bidi="ar-SA"/>
               </w:rPr>
             </w:pPr>
             <w:r>
@@ -1467,27 +1494,6 @@
               <w:jc w:val="center"/>
               <w:textAlignment w:val="baseline"/>
             </w:pPr>
-            <w:r>
-              <w:rPr>
-                <w:rFonts w:ascii="宋体" w:hAnsi="宋体" w:eastAsia="宋体" w:cs="宋体"/>
-                <w:spacing w:val="3"/>
-                <w:position w:val="1"/>
-                <w:sz w:val="20"/>
-                <w:szCs w:val="20"/>
-              </w:rPr>
-              <w:t>2025.01.</w:t>
-            </w:r>
-            <w:r>
-              <w:rPr>
-                <w:rFonts w:hint="eastAsia" w:ascii="宋体" w:hAnsi="宋体" w:cs="宋体"/>
-                <w:spacing w:val="3"/>
-                <w:position w:val="1"/>
-                <w:sz w:val="20"/>
-                <w:szCs w:val="20"/>
-                <w:lang w:val="en-US" w:eastAsia="zh-CN"/>
-              </w:rPr>
-              <w:t>10</w:t>
-            </w:r>
           </w:p>
         </w:tc>
         <w:tc>
@@ -1514,37 +1520,6 @@
               <w:jc w:val="center"/>
               <w:textAlignment w:val="baseline"/>
             </w:pPr>
-            <w:r>
-              <w:rPr>
-                <w:rFonts w:ascii="宋体" w:hAnsi="宋体" w:eastAsia="宋体" w:cs="宋体"/>
-                <w:spacing w:val="4"/>
-                <w:position w:val="1"/>
-                <w:sz w:val="20"/>
-                <w:szCs w:val="20"/>
-              </w:rPr>
-              <w:t>V</w:t>
-            </w:r>
-            <w:r>
-              <w:rPr>
-                <w:rFonts w:hint="eastAsia" w:ascii="宋体" w:hAnsi="宋体" w:cs="宋体"/>
-                <w:spacing w:val="4"/>
-                <w:position w:val="1"/>
-                <w:sz w:val="20"/>
-                <w:szCs w:val="20"/>
-                <w:lang w:val="en-US" w:eastAsia="zh-CN"/>
-              </w:rPr>
-              <w:t>2</w:t>
-            </w:r>
-            <w:r>
-              <w:rPr>
-                <w:rFonts w:ascii="宋体" w:hAnsi="宋体" w:eastAsia="宋体" w:cs="宋体"/>
-                <w:spacing w:val="4"/>
-                <w:position w:val="1"/>
-                <w:sz w:val="20"/>
-                <w:szCs w:val="20"/>
-              </w:rPr>
-              <w:t>.0</w:t>
-            </w:r>
           </w:p>
         </w:tc>
         <w:tc>
@@ -1575,18 +1550,6 @@
                 <w:lang w:val="en-US"/>
               </w:rPr>
             </w:pPr>
-            <w:r>
-              <w:rPr>
-                <w:rFonts w:hint="eastAsia" w:ascii="宋体" w:hAnsi="宋体" w:cs="宋体"/>
-                <w:snapToGrid w:val="0"/>
-                <w:color w:val="000000"/>
-                <w:kern w:val="0"/>
-                <w:sz w:val="20"/>
-                <w:szCs w:val="20"/>
-                <w:lang w:val="en-US" w:eastAsia="zh-CN" w:bidi="ar-SA"/>
-              </w:rPr>
-              <w:t>完善知识固化与推广</w:t>
-            </w:r>
           </w:p>
         </w:tc>
         <w:tc>
@@ -1613,17 +1576,6 @@
               <w:jc w:val="center"/>
               <w:textAlignment w:val="baseline"/>
             </w:pPr>
-            <w:r>
-              <w:rPr>
-                <w:rFonts w:hint="eastAsia" w:asciiTheme="minorAscii" w:hAnsiTheme="minorAscii" w:eastAsiaTheme="minorEastAsia"/>
-                <w:spacing w:val="0"/>
-                <w:kern w:val="0"/>
-                <w:sz w:val="21"/>
-                <w:vertAlign w:val="baseline"/>
-                <w:lang w:val="en-US" w:eastAsia="zh-CN"/>
-              </w:rPr>
-              <w:t>沈坚</w:t>
-            </w:r>
           </w:p>
         </w:tc>
         <w:tc>
@@ -1650,17 +1602,6 @@
               <w:jc w:val="center"/>
               <w:textAlignment w:val="baseline"/>
             </w:pPr>
-            <w:r>
-              <w:rPr>
-                <w:rFonts w:hint="eastAsia" w:asciiTheme="minorAscii" w:hAnsiTheme="minorAscii" w:eastAsiaTheme="minorEastAsia"/>
-                <w:spacing w:val="0"/>
-                <w:kern w:val="0"/>
-                <w:sz w:val="21"/>
-                <w:vertAlign w:val="baseline"/>
-                <w:lang w:val="en-US" w:eastAsia="zh-CN"/>
-              </w:rPr>
-              <w:t>茅建根</w:t>
-            </w:r>
           </w:p>
         </w:tc>
         <w:tc>
@@ -1687,17 +1628,6 @@
               <w:jc w:val="center"/>
               <w:textAlignment w:val="baseline"/>
             </w:pPr>
-            <w:r>
-              <w:rPr>
-                <w:rFonts w:hint="eastAsia" w:asciiTheme="minorAscii" w:hAnsiTheme="minorAscii" w:eastAsiaTheme="minorEastAsia"/>
-                <w:spacing w:val="0"/>
-                <w:kern w:val="0"/>
-                <w:sz w:val="21"/>
-                <w:vertAlign w:val="baseline"/>
-                <w:lang w:val="en-US" w:eastAsia="zh-CN"/>
-              </w:rPr>
-              <w:t>吴亚红</w:t>
-            </w:r>
           </w:p>
         </w:tc>
       </w:tr>
@@ -2135,6 +2065,8 @@
               <w:tab w:val="right" w:leader="dot" w:pos="8306"/>
             </w:tabs>
           </w:pPr>
+          <w:bookmarkStart w:id="20" w:name="_GoBack"/>
+          <w:bookmarkEnd w:id="20"/>
           <w:r>
             <w:rPr>
               <w:rFonts w:hint="eastAsia" w:ascii="宋体" w:hAnsi="宋体" w:eastAsia="宋体" w:cs="宋体"/>
@@ -2171,7 +2103,7 @@
               <w:rFonts w:hint="eastAsia" w:ascii="宋体" w:hAnsi="宋体" w:eastAsia="宋体" w:cs="宋体"/>
               <w:szCs w:val="20"/>
             </w:rPr>
-            <w:instrText xml:space="preserve"> HYPERLINK \l _Toc744 </w:instrText>
+            <w:instrText xml:space="preserve"> HYPERLINK \l _Toc16886 </w:instrText>
           </w:r>
           <w:r>
             <w:rPr>
@@ -2194,7 +2126,7 @@
             <w:fldChar w:fldCharType="begin"/>
           </w:r>
           <w:r>
-            <w:instrText xml:space="preserve"> PAGEREF _Toc744 \h </w:instrText>
+            <w:instrText xml:space="preserve"> PAGEREF _Toc16886 \h </w:instrText>
           </w:r>
           <w:r>
             <w:fldChar w:fldCharType="separate"/>
@@ -2232,7 +2164,7 @@
               <w:rFonts w:hint="eastAsia" w:ascii="宋体" w:hAnsi="宋体" w:eastAsia="宋体" w:cs="宋体"/>
               <w:szCs w:val="20"/>
             </w:rPr>
-            <w:instrText xml:space="preserve"> HYPERLINK \l _Toc24941 </w:instrText>
+            <w:instrText xml:space="preserve"> HYPERLINK \l _Toc10817 </w:instrText>
           </w:r>
           <w:r>
             <w:rPr>
@@ -2255,7 +2187,7 @@
             <w:fldChar w:fldCharType="begin"/>
           </w:r>
           <w:r>
-            <w:instrText xml:space="preserve"> PAGEREF _Toc24941 \h </w:instrText>
+            <w:instrText xml:space="preserve"> PAGEREF _Toc10817 \h </w:instrText>
           </w:r>
           <w:r>
             <w:fldChar w:fldCharType="separate"/>
@@ -2293,7 +2225,7 @@
               <w:rFonts w:hint="eastAsia" w:ascii="宋体" w:hAnsi="宋体" w:eastAsia="宋体" w:cs="宋体"/>
               <w:szCs w:val="20"/>
             </w:rPr>
-            <w:instrText xml:space="preserve"> HYPERLINK \l _Toc78 </w:instrText>
+            <w:instrText xml:space="preserve"> HYPERLINK \l _Toc9721 </w:instrText>
           </w:r>
           <w:r>
             <w:rPr>
@@ -2316,7 +2248,7 @@
             <w:fldChar w:fldCharType="begin"/>
           </w:r>
           <w:r>
-            <w:instrText xml:space="preserve"> PAGEREF _Toc78 \h </w:instrText>
+            <w:instrText xml:space="preserve"> PAGEREF _Toc9721 \h </w:instrText>
           </w:r>
           <w:r>
             <w:fldChar w:fldCharType="separate"/>
@@ -2354,7 +2286,7 @@
               <w:rFonts w:hint="eastAsia" w:ascii="宋体" w:hAnsi="宋体" w:eastAsia="宋体" w:cs="宋体"/>
               <w:szCs w:val="20"/>
             </w:rPr>
-            <w:instrText xml:space="preserve"> HYPERLINK \l _Toc20106 </w:instrText>
+            <w:instrText xml:space="preserve"> HYPERLINK \l _Toc9912 </w:instrText>
           </w:r>
           <w:r>
             <w:rPr>
@@ -2377,7 +2309,7 @@
             <w:fldChar w:fldCharType="begin"/>
           </w:r>
           <w:r>
-            <w:instrText xml:space="preserve"> PAGEREF _Toc20106 \h </w:instrText>
+            <w:instrText xml:space="preserve"> PAGEREF _Toc9912 \h </w:instrText>
           </w:r>
           <w:r>
             <w:fldChar w:fldCharType="separate"/>
@@ -2415,7 +2347,7 @@
               <w:rFonts w:hint="eastAsia" w:ascii="宋体" w:hAnsi="宋体" w:eastAsia="宋体" w:cs="宋体"/>
               <w:szCs w:val="20"/>
             </w:rPr>
-            <w:instrText xml:space="preserve"> HYPERLINK \l _Toc5293 </w:instrText>
+            <w:instrText xml:space="preserve"> HYPERLINK \l _Toc21431 </w:instrText>
           </w:r>
           <w:r>
             <w:rPr>
@@ -2438,7 +2370,7 @@
             <w:fldChar w:fldCharType="begin"/>
           </w:r>
           <w:r>
-            <w:instrText xml:space="preserve"> PAGEREF _Toc5293 \h </w:instrText>
+            <w:instrText xml:space="preserve"> PAGEREF _Toc21431 \h </w:instrText>
           </w:r>
           <w:r>
             <w:fldChar w:fldCharType="separate"/>
@@ -2476,7 +2408,7 @@
               <w:rFonts w:hint="eastAsia" w:ascii="宋体" w:hAnsi="宋体" w:eastAsia="宋体" w:cs="宋体"/>
               <w:szCs w:val="20"/>
             </w:rPr>
-            <w:instrText xml:space="preserve"> HYPERLINK \l _Toc23407 </w:instrText>
+            <w:instrText xml:space="preserve"> HYPERLINK \l _Toc24113 </w:instrText>
           </w:r>
           <w:r>
             <w:rPr>
@@ -2499,7 +2431,7 @@
             <w:fldChar w:fldCharType="begin"/>
           </w:r>
           <w:r>
-            <w:instrText xml:space="preserve"> PAGEREF _Toc23407 \h </w:instrText>
+            <w:instrText xml:space="preserve"> PAGEREF _Toc24113 \h </w:instrText>
           </w:r>
           <w:r>
             <w:fldChar w:fldCharType="separate"/>
@@ -2537,7 +2469,7 @@
               <w:rFonts w:hint="eastAsia" w:ascii="宋体" w:hAnsi="宋体" w:eastAsia="宋体" w:cs="宋体"/>
               <w:szCs w:val="20"/>
             </w:rPr>
-            <w:instrText xml:space="preserve"> HYPERLINK \l _Toc30874 </w:instrText>
+            <w:instrText xml:space="preserve"> HYPERLINK \l _Toc27859 </w:instrText>
           </w:r>
           <w:r>
             <w:rPr>
@@ -2560,7 +2492,7 @@
             <w:fldChar w:fldCharType="begin"/>
           </w:r>
           <w:r>
-            <w:instrText xml:space="preserve"> PAGEREF _Toc30874 \h </w:instrText>
+            <w:instrText xml:space="preserve"> PAGEREF _Toc27859 \h </w:instrText>
           </w:r>
           <w:r>
             <w:fldChar w:fldCharType="separate"/>
@@ -2598,7 +2530,7 @@
               <w:rFonts w:hint="eastAsia" w:ascii="宋体" w:hAnsi="宋体" w:eastAsia="宋体" w:cs="宋体"/>
               <w:szCs w:val="20"/>
             </w:rPr>
-            <w:instrText xml:space="preserve"> HYPERLINK \l _Toc22006 </w:instrText>
+            <w:instrText xml:space="preserve"> HYPERLINK \l _Toc20337 </w:instrText>
           </w:r>
           <w:r>
             <w:rPr>
@@ -2621,7 +2553,7 @@
             <w:fldChar w:fldCharType="begin"/>
           </w:r>
           <w:r>
-            <w:instrText xml:space="preserve"> PAGEREF _Toc22006 \h </w:instrText>
+            <w:instrText xml:space="preserve"> PAGEREF _Toc20337 \h </w:instrText>
           </w:r>
           <w:r>
             <w:fldChar w:fldCharType="separate"/>
@@ -2659,7 +2591,7 @@
               <w:rFonts w:hint="eastAsia" w:ascii="宋体" w:hAnsi="宋体" w:eastAsia="宋体" w:cs="宋体"/>
               <w:szCs w:val="20"/>
             </w:rPr>
-            <w:instrText xml:space="preserve"> HYPERLINK \l _Toc17336 </w:instrText>
+            <w:instrText xml:space="preserve"> HYPERLINK \l _Toc29175 </w:instrText>
           </w:r>
           <w:r>
             <w:rPr>
@@ -2682,7 +2614,7 @@
             <w:fldChar w:fldCharType="begin"/>
           </w:r>
           <w:r>
-            <w:instrText xml:space="preserve"> PAGEREF _Toc17336 \h </w:instrText>
+            <w:instrText xml:space="preserve"> PAGEREF _Toc29175 \h </w:instrText>
           </w:r>
           <w:r>
             <w:fldChar w:fldCharType="separate"/>
@@ -2720,7 +2652,7 @@
               <w:rFonts w:hint="eastAsia" w:ascii="宋体" w:hAnsi="宋体" w:eastAsia="宋体" w:cs="宋体"/>
               <w:szCs w:val="20"/>
             </w:rPr>
-            <w:instrText xml:space="preserve"> HYPERLINK \l _Toc15268 </w:instrText>
+            <w:instrText xml:space="preserve"> HYPERLINK \l _Toc2417 </w:instrText>
           </w:r>
           <w:r>
             <w:rPr>
@@ -2743,7 +2675,7 @@
             <w:fldChar w:fldCharType="begin"/>
           </w:r>
           <w:r>
-            <w:instrText xml:space="preserve"> PAGEREF _Toc15268 \h </w:instrText>
+            <w:instrText xml:space="preserve"> PAGEREF _Toc2417 \h </w:instrText>
           </w:r>
           <w:r>
             <w:fldChar w:fldCharType="separate"/>
@@ -2781,7 +2713,7 @@
               <w:rFonts w:hint="eastAsia" w:ascii="宋体" w:hAnsi="宋体" w:eastAsia="宋体" w:cs="宋体"/>
               <w:szCs w:val="20"/>
             </w:rPr>
-            <w:instrText xml:space="preserve"> HYPERLINK \l _Toc22588 </w:instrText>
+            <w:instrText xml:space="preserve"> HYPERLINK \l _Toc27476 </w:instrText>
           </w:r>
           <w:r>
             <w:rPr>
@@ -2804,7 +2736,7 @@
             <w:fldChar w:fldCharType="begin"/>
           </w:r>
           <w:r>
-            <w:instrText xml:space="preserve"> PAGEREF _Toc22588 \h </w:instrText>
+            <w:instrText xml:space="preserve"> PAGEREF _Toc27476 \h </w:instrText>
           </w:r>
           <w:r>
             <w:fldChar w:fldCharType="separate"/>
@@ -2842,7 +2774,7 @@
               <w:rFonts w:hint="eastAsia" w:ascii="宋体" w:hAnsi="宋体" w:eastAsia="宋体" w:cs="宋体"/>
               <w:szCs w:val="20"/>
             </w:rPr>
-            <w:instrText xml:space="preserve"> HYPERLINK \l _Toc23950 </w:instrText>
+            <w:instrText xml:space="preserve"> HYPERLINK \l _Toc7274 </w:instrText>
           </w:r>
           <w:r>
             <w:rPr>
@@ -2865,7 +2797,7 @@
             <w:fldChar w:fldCharType="begin"/>
           </w:r>
           <w:r>
-            <w:instrText xml:space="preserve"> PAGEREF _Toc23950 \h </w:instrText>
+            <w:instrText xml:space="preserve"> PAGEREF _Toc7274 \h </w:instrText>
           </w:r>
           <w:r>
             <w:fldChar w:fldCharType="separate"/>
@@ -2903,7 +2835,7 @@
               <w:rFonts w:hint="eastAsia" w:ascii="宋体" w:hAnsi="宋体" w:eastAsia="宋体" w:cs="宋体"/>
               <w:szCs w:val="20"/>
             </w:rPr>
-            <w:instrText xml:space="preserve"> HYPERLINK \l _Toc17335 </w:instrText>
+            <w:instrText xml:space="preserve"> HYPERLINK \l _Toc21978 </w:instrText>
           </w:r>
           <w:r>
             <w:rPr>
@@ -2926,7 +2858,7 @@
             <w:fldChar w:fldCharType="begin"/>
           </w:r>
           <w:r>
-            <w:instrText xml:space="preserve"> PAGEREF _Toc17335 \h </w:instrText>
+            <w:instrText xml:space="preserve"> PAGEREF _Toc21978 \h </w:instrText>
           </w:r>
           <w:r>
             <w:fldChar w:fldCharType="separate"/>
@@ -2964,7 +2896,7 @@
               <w:rFonts w:hint="eastAsia" w:ascii="宋体" w:hAnsi="宋体" w:eastAsia="宋体" w:cs="宋体"/>
               <w:szCs w:val="20"/>
             </w:rPr>
-            <w:instrText xml:space="preserve"> HYPERLINK \l _Toc22671 </w:instrText>
+            <w:instrText xml:space="preserve"> HYPERLINK \l _Toc4259 </w:instrText>
           </w:r>
           <w:r>
             <w:rPr>
@@ -2987,7 +2919,7 @@
             <w:fldChar w:fldCharType="begin"/>
           </w:r>
           <w:r>
-            <w:instrText xml:space="preserve"> PAGEREF _Toc22671 \h </w:instrText>
+            <w:instrText xml:space="preserve"> PAGEREF _Toc4259 \h </w:instrText>
           </w:r>
           <w:r>
             <w:fldChar w:fldCharType="separate"/>
@@ -3025,7 +2957,7 @@
               <w:rFonts w:hint="eastAsia" w:ascii="宋体" w:hAnsi="宋体" w:eastAsia="宋体" w:cs="宋体"/>
               <w:szCs w:val="20"/>
             </w:rPr>
-            <w:instrText xml:space="preserve"> HYPERLINK \l _Toc1788 </w:instrText>
+            <w:instrText xml:space="preserve"> HYPERLINK \l _Toc871 </w:instrText>
           </w:r>
           <w:r>
             <w:rPr>
@@ -3048,7 +2980,7 @@
             <w:fldChar w:fldCharType="begin"/>
           </w:r>
           <w:r>
-            <w:instrText xml:space="preserve"> PAGEREF _Toc1788 \h </w:instrText>
+            <w:instrText xml:space="preserve"> PAGEREF _Toc871 \h </w:instrText>
           </w:r>
           <w:r>
             <w:fldChar w:fldCharType="separate"/>
@@ -3086,7 +3018,7 @@
               <w:rFonts w:hint="eastAsia" w:ascii="宋体" w:hAnsi="宋体" w:eastAsia="宋体" w:cs="宋体"/>
               <w:szCs w:val="20"/>
             </w:rPr>
-            <w:instrText xml:space="preserve"> HYPERLINK \l _Toc11273 </w:instrText>
+            <w:instrText xml:space="preserve"> HYPERLINK \l _Toc30832 </w:instrText>
           </w:r>
           <w:r>
             <w:rPr>
@@ -3109,7 +3041,7 @@
             <w:fldChar w:fldCharType="begin"/>
           </w:r>
           <w:r>
-            <w:instrText xml:space="preserve"> PAGEREF _Toc11273 \h </w:instrText>
+            <w:instrText xml:space="preserve"> PAGEREF _Toc30832 \h </w:instrText>
           </w:r>
           <w:r>
             <w:fldChar w:fldCharType="separate"/>
@@ -3147,7 +3079,7 @@
               <w:rFonts w:hint="eastAsia" w:ascii="宋体" w:hAnsi="宋体" w:eastAsia="宋体" w:cs="宋体"/>
               <w:szCs w:val="20"/>
             </w:rPr>
-            <w:instrText xml:space="preserve"> HYPERLINK \l _Toc1622 </w:instrText>
+            <w:instrText xml:space="preserve"> HYPERLINK \l _Toc19779 </w:instrText>
           </w:r>
           <w:r>
             <w:rPr>
@@ -3170,7 +3102,7 @@
             <w:fldChar w:fldCharType="begin"/>
           </w:r>
           <w:r>
-            <w:instrText xml:space="preserve"> PAGEREF _Toc1622 \h </w:instrText>
+            <w:instrText xml:space="preserve"> PAGEREF _Toc19779 \h </w:instrText>
           </w:r>
           <w:r>
             <w:fldChar w:fldCharType="separate"/>
@@ -3208,7 +3140,7 @@
               <w:rFonts w:hint="eastAsia" w:ascii="宋体" w:hAnsi="宋体" w:eastAsia="宋体" w:cs="宋体"/>
               <w:szCs w:val="20"/>
             </w:rPr>
-            <w:instrText xml:space="preserve"> HYPERLINK \l _Toc19394 </w:instrText>
+            <w:instrText xml:space="preserve"> HYPERLINK \l _Toc7985 </w:instrText>
           </w:r>
           <w:r>
             <w:rPr>
@@ -3231,7 +3163,7 @@
             <w:fldChar w:fldCharType="begin"/>
           </w:r>
           <w:r>
-            <w:instrText xml:space="preserve"> PAGEREF _Toc19394 \h </w:instrText>
+            <w:instrText xml:space="preserve"> PAGEREF _Toc7985 \h </w:instrText>
           </w:r>
           <w:r>
             <w:fldChar w:fldCharType="separate"/>
@@ -3269,7 +3201,7 @@
               <w:rFonts w:hint="eastAsia" w:ascii="宋体" w:hAnsi="宋体" w:eastAsia="宋体" w:cs="宋体"/>
               <w:szCs w:val="20"/>
             </w:rPr>
-            <w:instrText xml:space="preserve"> HYPERLINK \l _Toc11383 </w:instrText>
+            <w:instrText xml:space="preserve"> HYPERLINK \l _Toc13215 </w:instrText>
           </w:r>
           <w:r>
             <w:rPr>
@@ -3292,7 +3224,7 @@
             <w:fldChar w:fldCharType="begin"/>
           </w:r>
           <w:r>
-            <w:instrText xml:space="preserve"> PAGEREF _Toc11383 \h </w:instrText>
+            <w:instrText xml:space="preserve"> PAGEREF _Toc13215 \h </w:instrText>
           </w:r>
           <w:r>
             <w:fldChar w:fldCharType="separate"/>
@@ -3330,7 +3262,7 @@
               <w:rFonts w:hint="eastAsia" w:ascii="宋体" w:hAnsi="宋体" w:eastAsia="宋体" w:cs="宋体"/>
               <w:szCs w:val="20"/>
             </w:rPr>
-            <w:instrText xml:space="preserve"> HYPERLINK \l _Toc11679 </w:instrText>
+            <w:instrText xml:space="preserve"> HYPERLINK \l _Toc9567 </w:instrText>
           </w:r>
           <w:r>
             <w:rPr>
@@ -3353,7 +3285,7 @@
             <w:fldChar w:fldCharType="begin"/>
           </w:r>
           <w:r>
-            <w:instrText xml:space="preserve"> PAGEREF _Toc11679 \h </w:instrText>
+            <w:instrText xml:space="preserve"> PAGEREF _Toc9567 \h </w:instrText>
           </w:r>
           <w:r>
             <w:fldChar w:fldCharType="separate"/>
@@ -3454,7 +3386,7 @@
           <w:lang w:val="en-US" w:eastAsia="zh-CN"/>
         </w:rPr>
       </w:pPr>
-      <w:bookmarkStart w:id="2" w:name="_Toc78"/>
+      <w:bookmarkStart w:id="2" w:name="_Toc9721"/>
       <w:r>
         <w:rPr>
           <w:rFonts w:hint="default"/>
@@ -3473,7 +3405,7 @@
           <w:lang w:val="en-US" w:eastAsia="zh-CN"/>
         </w:rPr>
       </w:pPr>
-      <w:bookmarkStart w:id="3" w:name="_Toc20106"/>
+      <w:bookmarkStart w:id="3" w:name="_Toc9912"/>
       <w:r>
         <w:rPr>
           <w:rFonts w:hint="default"/>
@@ -3508,7 +3440,7 @@
           <w:lang w:val="en-US" w:eastAsia="zh-CN"/>
         </w:rPr>
       </w:pPr>
-      <w:bookmarkStart w:id="4" w:name="_Toc5293"/>
+      <w:bookmarkStart w:id="4" w:name="_Toc21431"/>
       <w:r>
         <w:rPr>
           <w:rFonts w:hint="default"/>
@@ -3531,16 +3463,7 @@
           <w:rFonts w:hint="default"/>
           <w:lang w:val="en-US" w:eastAsia="zh-CN"/>
         </w:rPr>
-        <w:t>本制度适用于公司范围内所有与</w:t>
-      </w:r>
-      <w:bookmarkStart w:id="20" w:name="_GoBack"/>
-      <w:bookmarkEnd w:id="20"/>
-      <w:r>
-        <w:rPr>
-          <w:rFonts w:hint="default"/>
-          <w:lang w:val="en-US" w:eastAsia="zh-CN"/>
-        </w:rPr>
-        <w:t>运维服务质量相关的改进活动的识别、评审、实施、验证和知识固化过程。涉及部门包括运维部、研发部、人力资源部、质量管理部及应急管理部。</w:t>
+        <w:t>本制度适用于公司范围内所有与运维服务质量相关的改进活动的识别、评审、实施、验证和知识固化过程。涉及部门包括运维部、研发部、人力资源部、质量管理部及应急管理部。</w:t>
       </w:r>
     </w:p>
     <w:p>
@@ -3552,7 +3475,7 @@
           <w:lang w:val="en-US" w:eastAsia="zh-CN"/>
         </w:rPr>
       </w:pPr>
-      <w:bookmarkStart w:id="5" w:name="_Toc23407"/>
+      <w:bookmarkStart w:id="5" w:name="_Toc24113"/>
       <w:r>
         <w:rPr>
           <w:rFonts w:hint="default"/>
@@ -3635,7 +3558,7 @@
           <w:lang w:val="en-US" w:eastAsia="zh-CN"/>
         </w:rPr>
       </w:pPr>
-      <w:bookmarkStart w:id="6" w:name="_Toc30874"/>
+      <w:bookmarkStart w:id="6" w:name="_Toc27859"/>
       <w:r>
         <w:rPr>
           <w:rFonts w:hint="default"/>
@@ -3654,7 +3577,7 @@
           <w:lang w:val="en-US" w:eastAsia="zh-CN"/>
         </w:rPr>
       </w:pPr>
-      <w:bookmarkStart w:id="7" w:name="_Toc22006"/>
+      <w:bookmarkStart w:id="7" w:name="_Toc20337"/>
       <w:r>
         <w:rPr>
           <w:rFonts w:hint="default"/>
@@ -3737,7 +3660,7 @@
           <w:lang w:val="en-US" w:eastAsia="zh-CN"/>
         </w:rPr>
       </w:pPr>
-      <w:bookmarkStart w:id="8" w:name="_Toc17336"/>
+      <w:bookmarkStart w:id="8" w:name="_Toc29175"/>
       <w:r>
         <w:rPr>
           <w:rFonts w:hint="default"/>
@@ -3804,7 +3727,7 @@
           <w:lang w:val="en-US" w:eastAsia="zh-CN"/>
         </w:rPr>
       </w:pPr>
-      <w:bookmarkStart w:id="9" w:name="_Toc15268"/>
+      <w:bookmarkStart w:id="9" w:name="_Toc2417"/>
       <w:r>
         <w:rPr>
           <w:rFonts w:hint="default"/>
@@ -3871,7 +3794,7 @@
           <w:lang w:val="en-US" w:eastAsia="zh-CN"/>
         </w:rPr>
       </w:pPr>
-      <w:bookmarkStart w:id="10" w:name="_Toc22588"/>
+      <w:bookmarkStart w:id="10" w:name="_Toc27476"/>
       <w:r>
         <w:rPr>
           <w:rFonts w:hint="default"/>
@@ -3938,7 +3861,7 @@
           <w:lang w:val="en-US" w:eastAsia="zh-CN"/>
         </w:rPr>
       </w:pPr>
-      <w:bookmarkStart w:id="11" w:name="_Toc23950"/>
+      <w:bookmarkStart w:id="11" w:name="_Toc7274"/>
       <w:r>
         <w:rPr>
           <w:rFonts w:hint="default"/>
@@ -4069,7 +3992,7 @@
           <w:lang w:val="en-US" w:eastAsia="zh-CN"/>
         </w:rPr>
       </w:pPr>
-      <w:bookmarkStart w:id="12" w:name="_Toc17335"/>
+      <w:bookmarkStart w:id="12" w:name="_Toc21978"/>
       <w:r>
         <w:rPr>
           <w:rFonts w:hint="default"/>
@@ -4104,7 +4027,7 @@
           <w:lang w:val="en-US" w:eastAsia="zh-CN"/>
         </w:rPr>
       </w:pPr>
-      <w:bookmarkStart w:id="13" w:name="_Toc22671"/>
+      <w:bookmarkStart w:id="13" w:name="_Toc4259"/>
       <w:r>
         <w:rPr>
           <w:rFonts w:hint="default"/>
@@ -4171,7 +4094,7 @@
           <w:lang w:val="en-US" w:eastAsia="zh-CN"/>
         </w:rPr>
       </w:pPr>
-      <w:bookmarkStart w:id="14" w:name="_Toc1788"/>
+      <w:bookmarkStart w:id="14" w:name="_Toc871"/>
       <w:r>
         <w:rPr>
           <w:rFonts w:hint="default"/>
@@ -4238,7 +4161,7 @@
           <w:lang w:val="en-US" w:eastAsia="zh-CN"/>
         </w:rPr>
       </w:pPr>
-      <w:bookmarkStart w:id="15" w:name="_Toc11273"/>
+      <w:bookmarkStart w:id="15" w:name="_Toc30832"/>
       <w:r>
         <w:rPr>
           <w:rFonts w:hint="default"/>
@@ -4289,7 +4212,7 @@
           <w:lang w:val="en-US" w:eastAsia="zh-CN"/>
         </w:rPr>
       </w:pPr>
-      <w:bookmarkStart w:id="16" w:name="_Toc1622"/>
+      <w:bookmarkStart w:id="16" w:name="_Toc19779"/>
       <w:r>
         <w:rPr>
           <w:rFonts w:hint="default"/>
@@ -4356,7 +4279,7 @@
           <w:lang w:val="en-US" w:eastAsia="zh-CN"/>
         </w:rPr>
       </w:pPr>
-      <w:bookmarkStart w:id="17" w:name="_Toc19394"/>
+      <w:bookmarkStart w:id="17" w:name="_Toc7985"/>
       <w:r>
         <w:rPr>
           <w:rFonts w:hint="default"/>
@@ -4430,7 +4353,7 @@
           <w:lang w:val="en-US" w:eastAsia="zh-CN"/>
         </w:rPr>
       </w:pPr>
-      <w:bookmarkStart w:id="18" w:name="_Toc11383"/>
+      <w:bookmarkStart w:id="18" w:name="_Toc13215"/>
       <w:r>
         <w:rPr>
           <w:rFonts w:hint="default"/>
@@ -4497,7 +4420,7 @@
           <w:lang w:val="en-US" w:eastAsia="zh-CN"/>
         </w:rPr>
       </w:pPr>
-      <w:bookmarkStart w:id="19" w:name="_Toc11679"/>
+      <w:bookmarkStart w:id="19" w:name="_Toc9567"/>
       <w:r>
         <w:rPr>
           <w:rFonts w:hint="default"/>

--- a/4.质量管理/1.流程制度规范类文件/TXHS-04-04-运维服务质量改进管理制度.docx
+++ b/4.质量管理/1.流程制度规范类文件/TXHS-04-04-运维服务质量改进管理制度.docx
@@ -1,10 +1,11 @@
 
 <file path=word/document.xml><?xml version="1.0" encoding="utf-8"?>
-<w:document xmlns:wpc="http://schemas.microsoft.com/office/word/2010/wordprocessingCanvas" xmlns:mc="http://schemas.openxmlformats.org/markup-compatibility/2006" xmlns:o="urn:schemas-microsoft-com:office:office" xmlns:r="http://schemas.openxmlformats.org/officeDocument/2006/relationships" xmlns:m="http://schemas.openxmlformats.org/officeDocument/2006/math" xmlns:v="urn:schemas-microsoft-com:vml" xmlns:wp14="http://schemas.microsoft.com/office/word/2010/wordprocessingDrawing" xmlns:wp="http://schemas.openxmlformats.org/drawingml/2006/wordprocessingDrawing" xmlns:w="http://schemas.openxmlformats.org/wordprocessingml/2006/main" xmlns:w14="http://schemas.microsoft.com/office/word/2010/wordml" xmlns:w10="urn:schemas-microsoft-com:office:word" xmlns:w15="http://schemas.microsoft.com/office/word/2012/wordml" xmlns:wpg="http://schemas.microsoft.com/office/word/2010/wordprocessingGroup" xmlns:wpi="http://schemas.microsoft.com/office/word/2010/wordprocessingInk" xmlns:wne="http://schemas.microsoft.com/office/word/2006/wordml" xmlns:wps="http://schemas.microsoft.com/office/word/2010/wordprocessingShape" xmlns:wpsCustomData="http://www.wps.cn/officeDocument/2013/wpsCustomData" mc:Ignorable="w14 w15 wp14">
+<w:document xmlns:wpc="http://schemas.microsoft.com/office/word/2010/wordprocessingCanvas" xmlns:mc="http://schemas.openxmlformats.org/markup-compatibility/2006" xmlns:o="urn:schemas-microsoft-com:office:office" xmlns:r="http://schemas.openxmlformats.org/officeDocument/2006/relationships" xmlns:m="http://schemas.openxmlformats.org/officeDocument/2006/math" xmlns:v="urn:schemas-microsoft-com:vml" xmlns:wp14="http://schemas.microsoft.com/office/word/2010/wordprocessingDrawing" xmlns:wp="http://schemas.openxmlformats.org/drawingml/2006/wordprocessingDrawing" xmlns:w10="urn:schemas-microsoft-com:office:word" xmlns:w="http://schemas.openxmlformats.org/wordprocessingml/2006/main" xmlns:w14="http://schemas.microsoft.com/office/word/2010/wordml" xmlns:w15="http://schemas.microsoft.com/office/word/2012/wordml" xmlns:wne="http://schemas.microsoft.com/office/word/2006/wordml" xmlns:wpg="http://schemas.microsoft.com/office/word/2010/wordprocessingGroup" xmlns:wpi="http://schemas.microsoft.com/office/word/2010/wordprocessingInk" xmlns:wps="http://schemas.microsoft.com/office/word/2010/wordprocessingShape" mc:Ignorable="w14 w15 wp14">
+  <!-- Generated by Aspose.Words for .NET 13.3.0.1 -->
   <w:body>
     <w:p>
       <w:pPr>
-        <w:pStyle w:val="24"/>
+        <w:pStyle w:val="a"/>
         <w:keepNext w:val="0"/>
         <w:keepLines w:val="0"/>
         <w:pageBreakBefore w:val="0"/>
@@ -24,7 +25,7 @@
       <w:bookmarkStart w:id="0" w:name="_Toc16886"/>
       <w:r>
         <w:drawing>
-          <wp:anchor distT="0" distB="0" distL="114300" distR="114300" simplePos="0" relativeHeight="251661312" behindDoc="1" locked="0" layoutInCell="1" allowOverlap="1">
+          <wp:anchor distT="0" distB="0" distL="114300" distR="114300" simplePos="0" relativeHeight="251660288" behindDoc="1" locked="0" layoutInCell="1" allowOverlap="1">
             <wp:simplePos x="0" y="0"/>
             <wp:positionH relativeFrom="column">
               <wp:posOffset>-19050</wp:posOffset>
@@ -49,7 +50,7 @@
                     </pic:cNvPicPr>
                   </pic:nvPicPr>
                   <pic:blipFill>
-                    <a:blip r:embed="rId7"/>
+                    <a:blip xmlns:r="http://schemas.openxmlformats.org/officeDocument/2006/relationships" r:embed="rId4"/>
                     <a:stretch>
                       <a:fillRect/>
                     </a:stretch>
@@ -75,7 +76,7 @@
       </w:r>
       <w:r>
         <w:drawing>
-          <wp:anchor distT="0" distB="0" distL="114300" distR="114300" simplePos="0" relativeHeight="251660288" behindDoc="1" locked="0" layoutInCell="1" allowOverlap="1">
+          <wp:anchor distT="0" distB="0" distL="114300" distR="114300" simplePos="0" relativeHeight="251659264" behindDoc="1" locked="0" layoutInCell="1" allowOverlap="1">
             <wp:simplePos x="0" y="0"/>
             <wp:positionH relativeFrom="column">
               <wp:posOffset>0</wp:posOffset>
@@ -100,7 +101,7 @@
                     </pic:cNvPicPr>
                   </pic:nvPicPr>
                   <pic:blipFill>
-                    <a:blip r:embed="rId8"/>
+                    <a:blip xmlns:r="http://schemas.openxmlformats.org/officeDocument/2006/relationships" r:embed="rId5"/>
                     <a:stretch>
                       <a:fillRect/>
                     </a:stretch>
@@ -130,7 +131,7 @@
           <w:lang w:val="en-US" w:eastAsia="zh-CN"/>
         </w:rPr>
         <w:drawing>
-          <wp:anchor distT="0" distB="0" distL="114300" distR="114300" simplePos="0" relativeHeight="251659264" behindDoc="1" locked="0" layoutInCell="1" allowOverlap="1">
+          <wp:anchor distT="0" distB="0" distL="114300" distR="114300" simplePos="0" relativeHeight="251658240" behindDoc="1" locked="0" layoutInCell="1" allowOverlap="1">
             <wp:simplePos x="0" y="0"/>
             <wp:positionH relativeFrom="column">
               <wp:posOffset>635</wp:posOffset>
@@ -155,7 +156,7 @@
                     </pic:cNvPicPr>
                   </pic:nvPicPr>
                   <pic:blipFill>
-                    <a:blip r:embed="rId9">
+                    <a:blip xmlns:r="http://schemas.openxmlformats.org/officeDocument/2006/relationships" r:embed="rId6">
                       <a:alphaModFix amt="58000"/>
                       <a:lum contrast="-52000"/>
                     </a:blip>
@@ -189,7 +190,7 @@
     </w:p>
     <w:p>
       <w:pPr>
-        <w:pStyle w:val="25"/>
+        <w:pStyle w:val="a0"/>
         <w:keepNext w:val="0"/>
         <w:keepLines w:val="0"/>
         <w:pageBreakBefore w:val="0"/>
@@ -236,11 +237,11 @@
         <w:adjustRightInd w:val="0"/>
         <w:snapToGrid w:val="0"/>
         <w:spacing w:after="624" w:afterLines="200" w:line="219" w:lineRule="auto"/>
-        <w:ind w:left="0" w:leftChars="0" w:right="0" w:rightChars="0" w:firstLine="0" w:firstLineChars="0"/>
+        <w:ind w:left="0" w:right="0" w:firstLine="0" w:leftChars="0" w:rightChars="0" w:firstLineChars="0"/>
         <w:jc w:val="center"/>
         <w:textAlignment w:val="baseline"/>
         <w:rPr>
-          <w:rFonts w:hint="eastAsia" w:ascii="宋体" w:hAnsi="宋体" w:eastAsia="宋体" w:cs="宋体"/>
+          <w:rFonts w:ascii="宋体" w:eastAsia="宋体" w:hAnsi="宋体" w:cs="宋体" w:hint="eastAsia"/>
           <w:sz w:val="24"/>
           <w:szCs w:val="24"/>
           <w:lang w:val="en-US" w:eastAsia="zh-CN"/>
@@ -248,7 +249,7 @@
       </w:pPr>
       <w:r>
         <w:rPr>
-          <w:rFonts w:ascii="宋体" w:hAnsi="宋体" w:eastAsia="宋体" w:cs="宋体"/>
+          <w:rFonts w:ascii="宋体" w:eastAsia="宋体" w:hAnsi="宋体" w:cs="宋体"/>
           <w:b/>
           <w:bCs/>
           <w:spacing w:val="-3"/>
@@ -259,7 +260,7 @@
       </w:r>
       <w:r>
         <w:rPr>
-          <w:rFonts w:hint="eastAsia" w:ascii="宋体" w:hAnsi="宋体" w:eastAsia="宋体" w:cs="宋体"/>
+          <w:rFonts w:ascii="宋体" w:eastAsia="宋体" w:hAnsi="宋体" w:cs="宋体" w:hint="eastAsia"/>
           <w:b/>
           <w:bCs/>
           <w:spacing w:val="-3"/>
@@ -271,7 +272,7 @@
       </w:r>
       <w:r>
         <w:rPr>
-          <w:rFonts w:ascii="宋体" w:hAnsi="宋体" w:eastAsia="宋体" w:cs="宋体"/>
+          <w:rFonts w:ascii="宋体" w:eastAsia="宋体" w:hAnsi="宋体" w:cs="宋体"/>
           <w:b/>
           <w:bCs/>
           <w:spacing w:val="-3"/>
@@ -282,7 +283,7 @@
       </w:r>
       <w:r>
         <w:rPr>
-          <w:rFonts w:hint="eastAsia" w:ascii="宋体" w:hAnsi="宋体" w:cs="宋体"/>
+          <w:rFonts w:ascii="宋体" w:hAnsi="宋体" w:cs="宋体" w:hint="eastAsia"/>
           <w:b/>
           <w:bCs/>
           <w:spacing w:val="-3"/>
@@ -294,7 +295,7 @@
       </w:r>
       <w:r>
         <w:rPr>
-          <w:rFonts w:ascii="宋体" w:hAnsi="宋体" w:eastAsia="宋体" w:cs="宋体"/>
+          <w:rFonts w:ascii="宋体" w:eastAsia="宋体" w:hAnsi="宋体" w:cs="宋体"/>
           <w:b/>
           <w:bCs/>
           <w:spacing w:val="-3"/>
@@ -305,7 +306,7 @@
       </w:r>
       <w:r>
         <w:rPr>
-          <w:rFonts w:hint="eastAsia" w:ascii="宋体" w:hAnsi="宋体" w:cs="宋体"/>
+          <w:rFonts w:ascii="宋体" w:hAnsi="宋体" w:cs="宋体" w:hint="eastAsia"/>
           <w:b/>
           <w:bCs/>
           <w:spacing w:val="-3"/>
@@ -318,18 +319,17 @@
     </w:p>
     <w:tbl>
       <w:tblPr>
-        <w:tblStyle w:val="21"/>
+        <w:tblStyle w:val="TableGrid"/>
         <w:tblW w:w="0" w:type="auto"/>
         <w:jc w:val="center"/>
         <w:tblBorders>
-          <w:top w:val="none" w:color="auto" w:sz="0" w:space="0"/>
-          <w:left w:val="none" w:color="auto" w:sz="0" w:space="0"/>
-          <w:bottom w:val="none" w:color="auto" w:sz="0" w:space="0"/>
-          <w:right w:val="none" w:color="auto" w:sz="0" w:space="0"/>
-          <w:insideH w:val="none" w:color="auto" w:sz="0" w:space="0"/>
-          <w:insideV w:val="none" w:color="auto" w:sz="0" w:space="0"/>
+          <w:top w:val="nil"/>
+          <w:left w:val="nil"/>
+          <w:bottom w:val="nil"/>
+          <w:right w:val="nil"/>
+          <w:insideH w:val="nil"/>
+          <w:insideV w:val="nil"/>
         </w:tblBorders>
-        <w:tblLayout w:type="autofit"/>
         <w:tblCellMar>
           <w:top w:w="0" w:type="dxa"/>
           <w:left w:w="108" w:type="dxa"/>
@@ -343,13 +343,15 @@
       </w:tblGrid>
       <w:tr>
         <w:tblPrEx>
+          <w:tblW w:w="0" w:type="auto"/>
+          <w:jc w:val="center"/>
           <w:tblBorders>
-            <w:top w:val="none" w:color="auto" w:sz="0" w:space="0"/>
-            <w:left w:val="none" w:color="auto" w:sz="0" w:space="0"/>
-            <w:bottom w:val="none" w:color="auto" w:sz="0" w:space="0"/>
-            <w:right w:val="none" w:color="auto" w:sz="0" w:space="0"/>
-            <w:insideH w:val="none" w:color="auto" w:sz="0" w:space="0"/>
-            <w:insideV w:val="none" w:color="auto" w:sz="0" w:space="0"/>
+            <w:top w:val="nil"/>
+            <w:left w:val="nil"/>
+            <w:bottom w:val="nil"/>
+            <w:right w:val="nil"/>
+            <w:insideH w:val="nil"/>
+            <w:insideV w:val="nil"/>
           </w:tblBorders>
           <w:tblCellMar>
             <w:top w:w="0" w:type="dxa"/>
@@ -359,7 +361,7 @@
           </w:tblCellMar>
         </w:tblPrEx>
         <w:trPr>
-          <w:trHeight w:val="810" w:hRule="atLeast"/>
+          <w:trHeight w:val="810"/>
           <w:jc w:val="center"/>
         </w:trPr>
         <w:tc>
@@ -397,7 +399,7 @@
             </w:r>
             <w:r>
               <w:rPr>
-                <w:rFonts w:hint="default" w:asciiTheme="minorAscii" w:hAnsiTheme="minorAscii" w:eastAsiaTheme="minorEastAsia"/>
+                <w:rFonts w:asciiTheme="minorAscii" w:eastAsiaTheme="minorEastAsia" w:hAnsiTheme="minorAscii" w:hint="default"/>
                 <w:spacing w:val="227"/>
                 <w:sz w:val="21"/>
                 <w:vertAlign w:val="baseline"/>
@@ -451,7 +453,7 @@
             </w:r>
             <w:r>
               <w:rPr>
-                <w:rFonts w:hint="eastAsia" w:asciiTheme="minorAscii" w:hAnsiTheme="minorAscii" w:eastAsiaTheme="minorEastAsia"/>
+                <w:rFonts w:asciiTheme="minorAscii" w:eastAsiaTheme="minorEastAsia" w:hAnsiTheme="minorAscii" w:hint="eastAsia"/>
                 <w:spacing w:val="227"/>
                 <w:sz w:val="21"/>
                 <w:vertAlign w:val="baseline"/>
@@ -473,14 +475,8 @@
       </w:tr>
       <w:tr>
         <w:tblPrEx>
-          <w:tblBorders>
-            <w:top w:val="none" w:color="auto" w:sz="0" w:space="0"/>
-            <w:left w:val="none" w:color="auto" w:sz="0" w:space="0"/>
-            <w:bottom w:val="none" w:color="auto" w:sz="0" w:space="0"/>
-            <w:right w:val="none" w:color="auto" w:sz="0" w:space="0"/>
-            <w:insideH w:val="none" w:color="auto" w:sz="0" w:space="0"/>
-            <w:insideV w:val="none" w:color="auto" w:sz="0" w:space="0"/>
-          </w:tblBorders>
+          <w:tblW w:w="0" w:type="auto"/>
+          <w:jc w:val="center"/>
           <w:tblCellMar>
             <w:top w:w="0" w:type="dxa"/>
             <w:left w:w="108" w:type="dxa"/>
@@ -489,7 +485,7 @@
           </w:tblCellMar>
         </w:tblPrEx>
         <w:trPr>
-          <w:trHeight w:val="810" w:hRule="atLeast"/>
+          <w:trHeight w:val="810"/>
           <w:jc w:val="center"/>
         </w:trPr>
         <w:tc>
@@ -513,7 +509,7 @@
               <w:snapToGrid w:val="0"/>
               <w:textAlignment w:val="baseline"/>
               <w:rPr>
-                <w:rFonts w:hint="default" w:ascii="Arial" w:hAnsi="Arial" w:eastAsia="Arial" w:cs="Arial"/>
+                <w:rFonts w:ascii="Arial" w:eastAsia="Arial" w:hAnsi="Arial" w:cs="Arial" w:hint="default"/>
                 <w:snapToGrid w:val="0"/>
                 <w:color w:val="000000"/>
                 <w:kern w:val="0"/>
@@ -545,7 +541,7 @@
             </w:r>
             <w:r>
               <w:rPr>
-                <w:rFonts w:hint="default" w:asciiTheme="minorAscii" w:hAnsiTheme="minorAscii" w:eastAsiaTheme="minorEastAsia"/>
+                <w:rFonts w:asciiTheme="minorAscii" w:eastAsiaTheme="minorEastAsia" w:hAnsiTheme="minorAscii" w:hint="default"/>
                 <w:spacing w:val="227"/>
                 <w:sz w:val="21"/>
                 <w:vertAlign w:val="baseline"/>
@@ -587,7 +583,7 @@
               <w:snapToGrid w:val="0"/>
               <w:textAlignment w:val="baseline"/>
               <w:rPr>
-                <w:rFonts w:hint="default" w:ascii="Arial" w:hAnsi="Arial" w:eastAsia="Arial" w:cs="Arial"/>
+                <w:rFonts w:ascii="Arial" w:eastAsia="Arial" w:hAnsi="Arial" w:cs="Arial" w:hint="default"/>
                 <w:snapToGrid w:val="0"/>
                 <w:color w:val="000000"/>
                 <w:kern w:val="0"/>
@@ -607,7 +603,7 @@
             </w:r>
             <w:r>
               <w:rPr>
-                <w:rFonts w:hint="eastAsia" w:asciiTheme="minorAscii" w:hAnsiTheme="minorAscii" w:eastAsiaTheme="minorEastAsia"/>
+                <w:rFonts w:asciiTheme="minorAscii" w:eastAsiaTheme="minorEastAsia" w:hAnsiTheme="minorAscii" w:hint="eastAsia"/>
                 <w:spacing w:val="227"/>
                 <w:sz w:val="21"/>
                 <w:vertAlign w:val="baseline"/>
@@ -629,14 +625,8 @@
       </w:tr>
       <w:tr>
         <w:tblPrEx>
-          <w:tblBorders>
-            <w:top w:val="none" w:color="auto" w:sz="0" w:space="0"/>
-            <w:left w:val="none" w:color="auto" w:sz="0" w:space="0"/>
-            <w:bottom w:val="none" w:color="auto" w:sz="0" w:space="0"/>
-            <w:right w:val="none" w:color="auto" w:sz="0" w:space="0"/>
-            <w:insideH w:val="none" w:color="auto" w:sz="0" w:space="0"/>
-            <w:insideV w:val="none" w:color="auto" w:sz="0" w:space="0"/>
-          </w:tblBorders>
+          <w:tblW w:w="0" w:type="auto"/>
+          <w:jc w:val="center"/>
           <w:tblCellMar>
             <w:top w:w="0" w:type="dxa"/>
             <w:left w:w="108" w:type="dxa"/>
@@ -645,7 +635,7 @@
           </w:tblCellMar>
         </w:tblPrEx>
         <w:trPr>
-          <w:trHeight w:val="635" w:hRule="atLeast"/>
+          <w:trHeight w:val="635"/>
           <w:jc w:val="center"/>
         </w:trPr>
         <w:tc>
@@ -695,7 +685,7 @@
             </w:r>
             <w:r>
               <w:rPr>
-                <w:rFonts w:hint="eastAsia" w:asciiTheme="minorAscii" w:hAnsiTheme="minorAscii" w:eastAsiaTheme="minorEastAsia"/>
+                <w:rFonts w:asciiTheme="minorAscii" w:eastAsiaTheme="minorEastAsia" w:hAnsiTheme="minorAscii" w:hint="eastAsia"/>
                 <w:spacing w:val="227"/>
                 <w:sz w:val="21"/>
                 <w:vertAlign w:val="baseline"/>
@@ -748,7 +738,7 @@
             </w:r>
             <w:r>
               <w:rPr>
-                <w:rFonts w:hint="eastAsia" w:asciiTheme="minorAscii" w:hAnsiTheme="minorAscii" w:eastAsiaTheme="minorEastAsia"/>
+                <w:rFonts w:asciiTheme="minorAscii" w:eastAsiaTheme="minorEastAsia" w:hAnsiTheme="minorAscii" w:hint="eastAsia"/>
                 <w:spacing w:val="227"/>
                 <w:sz w:val="21"/>
                 <w:vertAlign w:val="baseline"/>
@@ -807,14 +797,14 @@
         <w:ind w:left="3634"/>
         <w:textAlignment w:val="baseline"/>
         <w:rPr>
-          <w:rFonts w:ascii="宋体" w:hAnsi="宋体" w:eastAsia="宋体" w:cs="宋体"/>
+          <w:rFonts w:ascii="宋体" w:eastAsia="宋体" w:hAnsi="宋体" w:cs="宋体"/>
           <w:sz w:val="31"/>
           <w:szCs w:val="31"/>
         </w:rPr>
       </w:pPr>
       <w:r>
         <w:rPr>
-          <w:rFonts w:ascii="宋体" w:hAnsi="宋体" w:eastAsia="宋体" w:cs="宋体"/>
+          <w:rFonts w:ascii="宋体" w:eastAsia="宋体" w:hAnsi="宋体" w:cs="宋体"/>
           <w:b/>
           <w:bCs/>
           <w:spacing w:val="4"/>
@@ -826,16 +816,16 @@
     </w:p>
     <w:tbl>
       <w:tblPr>
-        <w:tblStyle w:val="26"/>
+        <w:tblStyle w:val="TableNormal0"/>
         <w:tblW w:w="8214" w:type="dxa"/>
         <w:jc w:val="center"/>
         <w:tblBorders>
-          <w:top w:val="single" w:color="000000" w:sz="2" w:space="0"/>
-          <w:left w:val="single" w:color="000000" w:sz="2" w:space="0"/>
-          <w:bottom w:val="single" w:color="000000" w:sz="2" w:space="0"/>
-          <w:right w:val="single" w:color="000000" w:sz="2" w:space="0"/>
-          <w:insideH w:val="single" w:color="000000" w:sz="2" w:space="0"/>
-          <w:insideV w:val="single" w:color="000000" w:sz="2" w:space="0"/>
+          <w:top w:val="single" w:sz="2" w:space="0" w:color="000000"/>
+          <w:left w:val="single" w:sz="2" w:space="0" w:color="000000"/>
+          <w:bottom w:val="single" w:sz="2" w:space="0" w:color="000000"/>
+          <w:right w:val="single" w:sz="2" w:space="0" w:color="000000"/>
+          <w:insideH w:val="single" w:sz="2" w:space="0" w:color="000000"/>
+          <w:insideV w:val="single" w:sz="2" w:space="0" w:color="000000"/>
         </w:tblBorders>
         <w:tblLayout w:type="fixed"/>
         <w:tblCellMar>
@@ -855,14 +845,17 @@
       </w:tblGrid>
       <w:tr>
         <w:tblPrEx>
+          <w:tblW w:w="8214" w:type="dxa"/>
+          <w:jc w:val="center"/>
           <w:tblBorders>
-            <w:top w:val="single" w:color="000000" w:sz="2" w:space="0"/>
-            <w:left w:val="single" w:color="000000" w:sz="2" w:space="0"/>
-            <w:bottom w:val="single" w:color="000000" w:sz="2" w:space="0"/>
-            <w:right w:val="single" w:color="000000" w:sz="2" w:space="0"/>
-            <w:insideH w:val="single" w:color="000000" w:sz="2" w:space="0"/>
-            <w:insideV w:val="single" w:color="000000" w:sz="2" w:space="0"/>
+            <w:top w:val="single" w:sz="2" w:space="0" w:color="000000"/>
+            <w:left w:val="single" w:sz="2" w:space="0" w:color="000000"/>
+            <w:bottom w:val="single" w:sz="2" w:space="0" w:color="000000"/>
+            <w:right w:val="single" w:sz="2" w:space="0" w:color="000000"/>
+            <w:insideH w:val="single" w:sz="2" w:space="0" w:color="000000"/>
+            <w:insideV w:val="single" w:sz="2" w:space="0" w:color="000000"/>
           </w:tblBorders>
+          <w:tblLayout w:type="fixed"/>
           <w:tblCellMar>
             <w:top w:w="0" w:type="dxa"/>
             <w:left w:w="0" w:type="dxa"/>
@@ -871,7 +864,7 @@
           </w:tblCellMar>
         </w:tblPrEx>
         <w:trPr>
-          <w:trHeight w:val="593" w:hRule="atLeast"/>
+          <w:trHeight w:val="593"/>
           <w:jc w:val="center"/>
         </w:trPr>
         <w:tc>
@@ -893,18 +886,18 @@
               <w:adjustRightInd w:val="0"/>
               <w:snapToGrid w:val="0"/>
               <w:spacing w:before="176" w:line="228" w:lineRule="auto"/>
-              <w:ind w:left="0" w:leftChars="0" w:right="0" w:rightChars="0" w:firstLine="0" w:firstLineChars="0"/>
+              <w:ind w:left="0" w:right="0" w:firstLine="0" w:leftChars="0" w:rightChars="0" w:firstLineChars="0"/>
               <w:jc w:val="center"/>
               <w:textAlignment w:val="baseline"/>
               <w:rPr>
-                <w:rFonts w:ascii="宋体" w:hAnsi="宋体" w:eastAsia="宋体" w:cs="宋体"/>
+                <w:rFonts w:ascii="宋体" w:eastAsia="宋体" w:hAnsi="宋体" w:cs="宋体"/>
                 <w:sz w:val="20"/>
                 <w:szCs w:val="20"/>
               </w:rPr>
             </w:pPr>
             <w:r>
               <w:rPr>
-                <w:rFonts w:hint="eastAsia" w:ascii="宋体" w:hAnsi="宋体" w:cs="宋体"/>
+                <w:rFonts w:ascii="宋体" w:hAnsi="宋体" w:cs="宋体" w:hint="eastAsia"/>
                 <w:spacing w:val="-14"/>
                 <w:sz w:val="20"/>
                 <w:szCs w:val="20"/>
@@ -914,7 +907,7 @@
             </w:r>
             <w:r>
               <w:rPr>
-                <w:rFonts w:ascii="宋体" w:hAnsi="宋体" w:eastAsia="宋体" w:cs="宋体"/>
+                <w:rFonts w:ascii="宋体" w:eastAsia="宋体" w:hAnsi="宋体" w:cs="宋体"/>
                 <w:spacing w:val="-14"/>
                 <w:sz w:val="20"/>
                 <w:szCs w:val="20"/>
@@ -942,18 +935,18 @@
               <w:adjustRightInd w:val="0"/>
               <w:snapToGrid w:val="0"/>
               <w:spacing w:before="175" w:line="227" w:lineRule="auto"/>
-              <w:ind w:left="0" w:leftChars="0" w:right="0" w:rightChars="0" w:firstLine="0" w:firstLineChars="0"/>
+              <w:ind w:left="0" w:right="0" w:firstLine="0" w:leftChars="0" w:rightChars="0" w:firstLineChars="0"/>
               <w:jc w:val="center"/>
               <w:textAlignment w:val="baseline"/>
               <w:rPr>
-                <w:rFonts w:ascii="宋体" w:hAnsi="宋体" w:eastAsia="宋体" w:cs="宋体"/>
+                <w:rFonts w:ascii="宋体" w:eastAsia="宋体" w:hAnsi="宋体" w:cs="宋体"/>
                 <w:sz w:val="20"/>
                 <w:szCs w:val="20"/>
               </w:rPr>
             </w:pPr>
             <w:r>
               <w:rPr>
-                <w:rFonts w:ascii="宋体" w:hAnsi="宋体" w:eastAsia="宋体" w:cs="宋体"/>
+                <w:rFonts w:ascii="宋体" w:eastAsia="宋体" w:hAnsi="宋体" w:cs="宋体"/>
                 <w:spacing w:val="4"/>
                 <w:sz w:val="20"/>
                 <w:szCs w:val="20"/>
@@ -981,18 +974,18 @@
               <w:adjustRightInd w:val="0"/>
               <w:snapToGrid w:val="0"/>
               <w:spacing w:before="175" w:line="228" w:lineRule="auto"/>
-              <w:ind w:left="0" w:leftChars="0" w:right="0" w:rightChars="0" w:firstLine="0" w:firstLineChars="0"/>
+              <w:ind w:left="0" w:right="0" w:firstLine="0" w:leftChars="0" w:rightChars="0" w:firstLineChars="0"/>
               <w:jc w:val="center"/>
               <w:textAlignment w:val="baseline"/>
               <w:rPr>
-                <w:rFonts w:ascii="宋体" w:hAnsi="宋体" w:eastAsia="宋体" w:cs="宋体"/>
+                <w:rFonts w:ascii="宋体" w:eastAsia="宋体" w:hAnsi="宋体" w:cs="宋体"/>
                 <w:sz w:val="20"/>
                 <w:szCs w:val="20"/>
               </w:rPr>
             </w:pPr>
             <w:r>
               <w:rPr>
-                <w:rFonts w:ascii="宋体" w:hAnsi="宋体" w:eastAsia="宋体" w:cs="宋体"/>
+                <w:rFonts w:ascii="宋体" w:eastAsia="宋体" w:hAnsi="宋体" w:cs="宋体"/>
                 <w:spacing w:val="7"/>
                 <w:sz w:val="20"/>
                 <w:szCs w:val="20"/>
@@ -1020,11 +1013,11 @@
               <w:adjustRightInd w:val="0"/>
               <w:snapToGrid w:val="0"/>
               <w:spacing w:before="175" w:line="228" w:lineRule="auto"/>
-              <w:ind w:left="0" w:leftChars="0" w:right="0" w:rightChars="0" w:firstLine="0" w:firstLineChars="0"/>
+              <w:ind w:left="0" w:right="0" w:firstLine="0" w:leftChars="0" w:rightChars="0" w:firstLineChars="0"/>
               <w:jc w:val="center"/>
               <w:textAlignment w:val="baseline"/>
               <w:rPr>
-                <w:rFonts w:hint="eastAsia" w:ascii="宋体" w:hAnsi="宋体" w:eastAsia="宋体" w:cs="宋体"/>
+                <w:rFonts w:ascii="宋体" w:eastAsia="宋体" w:hAnsi="宋体" w:cs="宋体" w:hint="eastAsia"/>
                 <w:spacing w:val="7"/>
                 <w:sz w:val="20"/>
                 <w:szCs w:val="20"/>
@@ -1033,7 +1026,7 @@
             </w:pPr>
             <w:r>
               <w:rPr>
-                <w:rFonts w:hint="eastAsia" w:ascii="宋体" w:hAnsi="宋体" w:cs="宋体"/>
+                <w:rFonts w:ascii="宋体" w:hAnsi="宋体" w:cs="宋体" w:hint="eastAsia"/>
                 <w:spacing w:val="7"/>
                 <w:sz w:val="20"/>
                 <w:szCs w:val="20"/>
@@ -1062,11 +1055,11 @@
               <w:adjustRightInd w:val="0"/>
               <w:snapToGrid w:val="0"/>
               <w:spacing w:before="175" w:line="228" w:lineRule="auto"/>
-              <w:ind w:left="0" w:leftChars="0" w:right="0" w:rightChars="0" w:firstLine="0" w:firstLineChars="0"/>
+              <w:ind w:left="0" w:right="0" w:firstLine="0" w:leftChars="0" w:rightChars="0" w:firstLineChars="0"/>
               <w:jc w:val="center"/>
               <w:textAlignment w:val="baseline"/>
               <w:rPr>
-                <w:rFonts w:hint="default" w:ascii="宋体" w:hAnsi="宋体" w:cs="宋体"/>
+                <w:rFonts w:ascii="宋体" w:hAnsi="宋体" w:cs="宋体" w:hint="default"/>
                 <w:spacing w:val="7"/>
                 <w:sz w:val="20"/>
                 <w:szCs w:val="20"/>
@@ -1075,7 +1068,7 @@
             </w:pPr>
             <w:r>
               <w:rPr>
-                <w:rFonts w:hint="eastAsia" w:ascii="宋体" w:hAnsi="宋体" w:cs="宋体"/>
+                <w:rFonts w:ascii="宋体" w:hAnsi="宋体" w:cs="宋体" w:hint="eastAsia"/>
                 <w:spacing w:val="7"/>
                 <w:sz w:val="20"/>
                 <w:szCs w:val="20"/>
@@ -1104,18 +1097,18 @@
               <w:adjustRightInd w:val="0"/>
               <w:snapToGrid w:val="0"/>
               <w:spacing w:before="176" w:line="229" w:lineRule="auto"/>
-              <w:ind w:left="0" w:leftChars="0" w:right="0" w:rightChars="0" w:firstLine="0" w:firstLineChars="0"/>
+              <w:ind w:left="0" w:right="0" w:firstLine="0" w:leftChars="0" w:rightChars="0" w:firstLineChars="0"/>
               <w:jc w:val="center"/>
               <w:textAlignment w:val="baseline"/>
               <w:rPr>
-                <w:rFonts w:ascii="宋体" w:hAnsi="宋体" w:eastAsia="宋体" w:cs="宋体"/>
+                <w:rFonts w:ascii="宋体" w:eastAsia="宋体" w:hAnsi="宋体" w:cs="宋体"/>
                 <w:sz w:val="20"/>
                 <w:szCs w:val="20"/>
               </w:rPr>
             </w:pPr>
             <w:r>
               <w:rPr>
-                <w:rFonts w:ascii="宋体" w:hAnsi="宋体" w:eastAsia="宋体" w:cs="宋体"/>
+                <w:rFonts w:ascii="宋体" w:eastAsia="宋体" w:hAnsi="宋体" w:cs="宋体"/>
                 <w:spacing w:val="7"/>
                 <w:sz w:val="20"/>
                 <w:szCs w:val="20"/>
@@ -1127,14 +1120,9 @@
       </w:tr>
       <w:tr>
         <w:tblPrEx>
-          <w:tblBorders>
-            <w:top w:val="single" w:color="000000" w:sz="2" w:space="0"/>
-            <w:left w:val="single" w:color="000000" w:sz="2" w:space="0"/>
-            <w:bottom w:val="single" w:color="000000" w:sz="2" w:space="0"/>
-            <w:right w:val="single" w:color="000000" w:sz="2" w:space="0"/>
-            <w:insideH w:val="single" w:color="000000" w:sz="2" w:space="0"/>
-            <w:insideV w:val="single" w:color="000000" w:sz="2" w:space="0"/>
-          </w:tblBorders>
+          <w:tblW w:w="8214" w:type="dxa"/>
+          <w:jc w:val="center"/>
+          <w:tblLayout w:type="fixed"/>
           <w:tblCellMar>
             <w:top w:w="0" w:type="dxa"/>
             <w:left w:w="0" w:type="dxa"/>
@@ -1143,7 +1131,7 @@
           </w:tblCellMar>
         </w:tblPrEx>
         <w:trPr>
-          <w:trHeight w:val="516" w:hRule="atLeast"/>
+          <w:trHeight w:val="516"/>
           <w:jc w:val="center"/>
         </w:trPr>
         <w:tc>
@@ -1167,11 +1155,11 @@
               <w:adjustRightInd w:val="0"/>
               <w:snapToGrid w:val="0"/>
               <w:spacing w:before="173" w:line="267" w:lineRule="exact"/>
-              <w:ind w:left="0" w:leftChars="0" w:right="0" w:rightChars="0" w:firstLine="0" w:firstLineChars="0"/>
+              <w:ind w:left="0" w:right="0" w:firstLine="0" w:leftChars="0" w:rightChars="0" w:firstLineChars="0"/>
               <w:jc w:val="center"/>
               <w:textAlignment w:val="baseline"/>
               <w:rPr>
-                <w:rFonts w:hint="default" w:ascii="宋体" w:hAnsi="宋体" w:eastAsia="宋体" w:cs="宋体"/>
+                <w:rFonts w:ascii="宋体" w:eastAsia="宋体" w:hAnsi="宋体" w:cs="宋体" w:hint="default"/>
                 <w:snapToGrid w:val="0"/>
                 <w:color w:val="000000"/>
                 <w:kern w:val="0"/>
@@ -1182,7 +1170,7 @@
             </w:pPr>
             <w:r>
               <w:rPr>
-                <w:rFonts w:ascii="宋体" w:hAnsi="宋体" w:eastAsia="宋体" w:cs="宋体"/>
+                <w:rFonts w:ascii="宋体" w:eastAsia="宋体" w:hAnsi="宋体" w:cs="宋体"/>
                 <w:spacing w:val="3"/>
                 <w:position w:val="1"/>
                 <w:sz w:val="20"/>
@@ -1192,7 +1180,7 @@
             </w:r>
             <w:r>
               <w:rPr>
-                <w:rFonts w:hint="eastAsia" w:ascii="宋体" w:hAnsi="宋体" w:cs="宋体"/>
+                <w:rFonts w:ascii="宋体" w:hAnsi="宋体" w:cs="宋体" w:hint="eastAsia"/>
                 <w:spacing w:val="3"/>
                 <w:position w:val="1"/>
                 <w:sz w:val="20"/>
@@ -1224,11 +1212,11 @@
               <w:adjustRightInd w:val="0"/>
               <w:snapToGrid w:val="0"/>
               <w:spacing w:before="173" w:line="267" w:lineRule="exact"/>
-              <w:ind w:left="0" w:leftChars="0" w:right="0" w:rightChars="0" w:firstLine="0" w:firstLineChars="0"/>
+              <w:ind w:left="0" w:right="0" w:firstLine="0" w:leftChars="0" w:rightChars="0" w:firstLineChars="0"/>
               <w:jc w:val="center"/>
               <w:textAlignment w:val="baseline"/>
               <w:rPr>
-                <w:rFonts w:ascii="宋体" w:hAnsi="宋体" w:eastAsia="宋体" w:cs="宋体"/>
+                <w:rFonts w:ascii="宋体" w:eastAsia="宋体" w:hAnsi="宋体" w:cs="宋体"/>
                 <w:snapToGrid w:val="0"/>
                 <w:color w:val="000000"/>
                 <w:kern w:val="0"/>
@@ -1239,7 +1227,7 @@
             </w:pPr>
             <w:r>
               <w:rPr>
-                <w:rFonts w:ascii="宋体" w:hAnsi="宋体" w:eastAsia="宋体" w:cs="宋体"/>
+                <w:rFonts w:ascii="宋体" w:eastAsia="宋体" w:hAnsi="宋体" w:cs="宋体"/>
                 <w:spacing w:val="4"/>
                 <w:position w:val="1"/>
                 <w:sz w:val="20"/>
@@ -1270,11 +1258,11 @@
               <w:adjustRightInd w:val="0"/>
               <w:snapToGrid w:val="0"/>
               <w:spacing w:before="172" w:line="228" w:lineRule="auto"/>
-              <w:ind w:left="0" w:leftChars="0" w:right="0" w:rightChars="0" w:firstLine="0" w:firstLineChars="0"/>
+              <w:ind w:left="0" w:right="0" w:firstLine="0" w:leftChars="0" w:rightChars="0" w:firstLineChars="0"/>
               <w:jc w:val="center"/>
               <w:textAlignment w:val="baseline"/>
               <w:rPr>
-                <w:rFonts w:ascii="宋体" w:hAnsi="宋体" w:eastAsia="宋体" w:cs="宋体"/>
+                <w:rFonts w:ascii="宋体" w:eastAsia="宋体" w:hAnsi="宋体" w:cs="宋体"/>
                 <w:snapToGrid w:val="0"/>
                 <w:color w:val="000000"/>
                 <w:kern w:val="0"/>
@@ -1285,7 +1273,7 @@
             </w:pPr>
             <w:r>
               <w:rPr>
-                <w:rFonts w:ascii="宋体" w:hAnsi="宋体" w:eastAsia="宋体" w:cs="宋体"/>
+                <w:rFonts w:ascii="宋体" w:eastAsia="宋体" w:hAnsi="宋体" w:cs="宋体"/>
                 <w:spacing w:val="200"/>
                 <w:kern w:val="0"/>
                 <w:sz w:val="20"/>
@@ -1295,7 +1283,7 @@
             </w:r>
             <w:r>
               <w:rPr>
-                <w:rFonts w:ascii="宋体" w:hAnsi="宋体" w:eastAsia="宋体" w:cs="宋体"/>
+                <w:rFonts w:ascii="宋体" w:eastAsia="宋体" w:hAnsi="宋体" w:cs="宋体"/>
                 <w:spacing w:val="0"/>
                 <w:kern w:val="0"/>
                 <w:sz w:val="20"/>
@@ -1326,11 +1314,11 @@
               <w:adjustRightInd w:val="0"/>
               <w:snapToGrid w:val="0"/>
               <w:spacing w:before="173" w:line="229" w:lineRule="auto"/>
-              <w:ind w:left="0" w:leftChars="0" w:right="0" w:rightChars="0" w:firstLine="0" w:firstLineChars="0"/>
+              <w:ind w:left="0" w:right="0" w:firstLine="0" w:leftChars="0" w:rightChars="0" w:firstLineChars="0"/>
               <w:jc w:val="center"/>
               <w:textAlignment w:val="baseline"/>
               <w:rPr>
-                <w:rFonts w:ascii="宋体" w:hAnsi="宋体" w:eastAsia="宋体" w:cs="宋体"/>
+                <w:rFonts w:ascii="宋体" w:eastAsia="宋体" w:hAnsi="宋体" w:cs="宋体"/>
                 <w:snapToGrid w:val="0"/>
                 <w:color w:val="000000"/>
                 <w:spacing w:val="200"/>
@@ -1342,14 +1330,14 @@
             </w:pPr>
             <w:r>
               <w:rPr>
-                <w:rFonts w:hint="eastAsia" w:asciiTheme="minorAscii" w:hAnsiTheme="minorAscii" w:eastAsiaTheme="minorEastAsia"/>
+                <w:rFonts w:asciiTheme="minorAscii" w:eastAsiaTheme="minorEastAsia" w:hAnsiTheme="minorAscii" w:hint="eastAsia"/>
                 <w:spacing w:val="0"/>
                 <w:kern w:val="0"/>
                 <w:sz w:val="21"/>
                 <w:vertAlign w:val="baseline"/>
                 <w:lang w:val="en-US" w:eastAsia="zh-CN"/>
               </w:rPr>
-              <w:t>李伟</w:t>
+              <w:t>沈晓晖</w:t>
             </w:r>
           </w:p>
         </w:tc>
@@ -1374,11 +1362,11 @@
               <w:adjustRightInd w:val="0"/>
               <w:snapToGrid w:val="0"/>
               <w:spacing w:before="172" w:line="228" w:lineRule="auto"/>
-              <w:ind w:left="0" w:leftChars="0" w:right="0" w:rightChars="0" w:firstLine="0" w:firstLineChars="0"/>
+              <w:ind w:left="0" w:right="0" w:firstLine="0" w:leftChars="0" w:rightChars="0" w:firstLineChars="0"/>
               <w:jc w:val="center"/>
               <w:textAlignment w:val="baseline"/>
               <w:rPr>
-                <w:rFonts w:ascii="宋体" w:hAnsi="宋体" w:eastAsia="宋体" w:cs="宋体"/>
+                <w:rFonts w:ascii="宋体" w:eastAsia="宋体" w:hAnsi="宋体" w:cs="宋体"/>
                 <w:snapToGrid w:val="0"/>
                 <w:color w:val="000000"/>
                 <w:spacing w:val="200"/>
@@ -1390,14 +1378,14 @@
             </w:pPr>
             <w:r>
               <w:rPr>
-                <w:rFonts w:hint="eastAsia" w:asciiTheme="minorAscii" w:hAnsiTheme="minorAscii" w:eastAsiaTheme="minorEastAsia"/>
+                <w:rFonts w:asciiTheme="minorAscii" w:eastAsiaTheme="minorEastAsia" w:hAnsiTheme="minorAscii" w:hint="eastAsia"/>
                 <w:spacing w:val="0"/>
                 <w:kern w:val="0"/>
                 <w:sz w:val="21"/>
                 <w:vertAlign w:val="baseline"/>
                 <w:lang w:val="en-US" w:eastAsia="zh-CN"/>
               </w:rPr>
-              <w:t>陈凯</w:t>
+              <w:t>茅建根</w:t>
             </w:r>
           </w:p>
         </w:tc>
@@ -1422,11 +1410,11 @@
               <w:adjustRightInd w:val="0"/>
               <w:snapToGrid w:val="0"/>
               <w:spacing w:before="173" w:line="229" w:lineRule="auto"/>
-              <w:ind w:left="0" w:leftChars="0" w:right="0" w:rightChars="0" w:firstLine="0" w:firstLineChars="0"/>
+              <w:ind w:left="0" w:right="0" w:firstLine="0" w:leftChars="0" w:rightChars="0" w:firstLineChars="0"/>
               <w:jc w:val="center"/>
               <w:textAlignment w:val="baseline"/>
               <w:rPr>
-                <w:rFonts w:ascii="宋体" w:hAnsi="宋体" w:eastAsia="宋体" w:cs="宋体"/>
+                <w:rFonts w:ascii="宋体" w:eastAsia="宋体" w:hAnsi="宋体" w:cs="宋体"/>
                 <w:snapToGrid w:val="0"/>
                 <w:color w:val="000000"/>
                 <w:kern w:val="0"/>
@@ -1437,7 +1425,7 @@
             </w:pPr>
             <w:r>
               <w:rPr>
-                <w:rFonts w:hint="eastAsia" w:asciiTheme="minorAscii" w:hAnsiTheme="minorAscii" w:eastAsiaTheme="minorEastAsia"/>
+                <w:rFonts w:asciiTheme="minorAscii" w:eastAsiaTheme="minorEastAsia" w:hAnsiTheme="minorAscii" w:hint="eastAsia"/>
                 <w:spacing w:val="0"/>
                 <w:kern w:val="0"/>
                 <w:sz w:val="21"/>
@@ -1451,14 +1439,9 @@
       </w:tr>
       <w:tr>
         <w:tblPrEx>
-          <w:tblBorders>
-            <w:top w:val="single" w:color="000000" w:sz="2" w:space="0"/>
-            <w:left w:val="single" w:color="000000" w:sz="2" w:space="0"/>
-            <w:bottom w:val="single" w:color="000000" w:sz="2" w:space="0"/>
-            <w:right w:val="single" w:color="000000" w:sz="2" w:space="0"/>
-            <w:insideH w:val="single" w:color="000000" w:sz="2" w:space="0"/>
-            <w:insideV w:val="single" w:color="000000" w:sz="2" w:space="0"/>
-          </w:tblBorders>
+          <w:tblW w:w="8214" w:type="dxa"/>
+          <w:jc w:val="center"/>
+          <w:tblLayout w:type="fixed"/>
           <w:tblCellMar>
             <w:top w:w="0" w:type="dxa"/>
             <w:left w:w="0" w:type="dxa"/>
@@ -1467,7 +1450,7 @@
           </w:tblCellMar>
         </w:tblPrEx>
         <w:trPr>
-          <w:trHeight w:val="556" w:hRule="atLeast"/>
+          <w:trHeight w:val="556"/>
           <w:jc w:val="center"/>
         </w:trPr>
         <w:tc>
@@ -1490,7 +1473,7 @@
               <w:adjustRightInd w:val="0"/>
               <w:snapToGrid w:val="0"/>
               <w:spacing w:before="173" w:line="267" w:lineRule="exact"/>
-              <w:ind w:left="0" w:leftChars="0" w:right="0" w:rightChars="0" w:firstLine="0" w:firstLineChars="0"/>
+              <w:ind w:left="0" w:right="0" w:firstLine="0" w:leftChars="0" w:rightChars="0" w:firstLineChars="0"/>
               <w:jc w:val="center"/>
               <w:textAlignment w:val="baseline"/>
             </w:pPr>
@@ -1516,7 +1499,7 @@
               <w:adjustRightInd w:val="0"/>
               <w:snapToGrid w:val="0"/>
               <w:spacing w:before="173" w:line="267" w:lineRule="exact"/>
-              <w:ind w:left="0" w:leftChars="0" w:right="0" w:rightChars="0" w:firstLine="0" w:firstLineChars="0"/>
+              <w:ind w:left="0" w:right="0" w:firstLine="0" w:leftChars="0" w:rightChars="0" w:firstLineChars="0"/>
               <w:jc w:val="center"/>
               <w:textAlignment w:val="baseline"/>
             </w:pPr>
@@ -1542,7 +1525,7 @@
               <w:adjustRightInd w:val="0"/>
               <w:snapToGrid w:val="0"/>
               <w:spacing w:before="172" w:line="228" w:lineRule="auto"/>
-              <w:ind w:left="0" w:leftChars="0" w:right="0" w:rightChars="0" w:firstLine="0" w:firstLineChars="0"/>
+              <w:ind w:left="0" w:right="0" w:firstLine="0" w:leftChars="0" w:rightChars="0" w:firstLineChars="0"/>
               <w:jc w:val="center"/>
               <w:textAlignment w:val="baseline"/>
               <w:rPr>
@@ -1572,7 +1555,7 @@
               <w:adjustRightInd w:val="0"/>
               <w:snapToGrid w:val="0"/>
               <w:spacing w:before="173" w:line="229" w:lineRule="auto"/>
-              <w:ind w:left="0" w:leftChars="0" w:right="0" w:rightChars="0" w:firstLine="0" w:firstLineChars="0"/>
+              <w:ind w:left="0" w:right="0" w:firstLine="0" w:leftChars="0" w:rightChars="0" w:firstLineChars="0"/>
               <w:jc w:val="center"/>
               <w:textAlignment w:val="baseline"/>
             </w:pPr>
@@ -1598,7 +1581,7 @@
               <w:adjustRightInd w:val="0"/>
               <w:snapToGrid w:val="0"/>
               <w:spacing w:before="173" w:line="229" w:lineRule="auto"/>
-              <w:ind w:left="0" w:leftChars="0" w:right="0" w:rightChars="0" w:firstLine="0" w:firstLineChars="0"/>
+              <w:ind w:left="0" w:right="0" w:firstLine="0" w:leftChars="0" w:rightChars="0" w:firstLineChars="0"/>
               <w:jc w:val="center"/>
               <w:textAlignment w:val="baseline"/>
             </w:pPr>
@@ -1624,7 +1607,7 @@
               <w:adjustRightInd w:val="0"/>
               <w:snapToGrid w:val="0"/>
               <w:spacing w:before="173" w:line="229" w:lineRule="auto"/>
-              <w:ind w:left="0" w:leftChars="0" w:right="0" w:rightChars="0" w:firstLine="0" w:firstLineChars="0"/>
+              <w:ind w:left="0" w:right="0" w:firstLine="0" w:leftChars="0" w:rightChars="0" w:firstLineChars="0"/>
               <w:jc w:val="center"/>
               <w:textAlignment w:val="baseline"/>
             </w:pPr>
@@ -1633,14 +1616,9 @@
       </w:tr>
       <w:tr>
         <w:tblPrEx>
-          <w:tblBorders>
-            <w:top w:val="single" w:color="000000" w:sz="2" w:space="0"/>
-            <w:left w:val="single" w:color="000000" w:sz="2" w:space="0"/>
-            <w:bottom w:val="single" w:color="000000" w:sz="2" w:space="0"/>
-            <w:right w:val="single" w:color="000000" w:sz="2" w:space="0"/>
-            <w:insideH w:val="single" w:color="000000" w:sz="2" w:space="0"/>
-            <w:insideV w:val="single" w:color="000000" w:sz="2" w:space="0"/>
-          </w:tblBorders>
+          <w:tblW w:w="8214" w:type="dxa"/>
+          <w:jc w:val="center"/>
+          <w:tblLayout w:type="fixed"/>
           <w:tblCellMar>
             <w:top w:w="0" w:type="dxa"/>
             <w:left w:w="0" w:type="dxa"/>
@@ -1649,7 +1627,7 @@
           </w:tblCellMar>
         </w:tblPrEx>
         <w:trPr>
-          <w:trHeight w:val="556" w:hRule="atLeast"/>
+          <w:trHeight w:val="556"/>
           <w:jc w:val="center"/>
         </w:trPr>
         <w:tc>
@@ -1658,7 +1636,7 @@
           </w:tcPr>
           <w:p>
             <w:pPr>
-              <w:pStyle w:val="27"/>
+              <w:pStyle w:val="TableText"/>
               <w:keepNext w:val="0"/>
               <w:keepLines w:val="0"/>
               <w:pageBreakBefore w:val="0"/>
@@ -1671,7 +1649,7 @@
               <w:bidi w:val="0"/>
               <w:adjustRightInd w:val="0"/>
               <w:snapToGrid w:val="0"/>
-              <w:ind w:left="0" w:leftChars="0" w:right="0" w:rightChars="0" w:firstLine="0" w:firstLineChars="0"/>
+              <w:ind w:left="0" w:right="0" w:firstLine="0" w:leftChars="0" w:rightChars="0" w:firstLineChars="0"/>
               <w:jc w:val="center"/>
               <w:textAlignment w:val="baseline"/>
             </w:pPr>
@@ -1683,7 +1661,7 @@
           </w:tcPr>
           <w:p>
             <w:pPr>
-              <w:pStyle w:val="27"/>
+              <w:pStyle w:val="TableText"/>
               <w:keepNext w:val="0"/>
               <w:keepLines w:val="0"/>
               <w:pageBreakBefore w:val="0"/>
@@ -1696,7 +1674,7 @@
               <w:bidi w:val="0"/>
               <w:adjustRightInd w:val="0"/>
               <w:snapToGrid w:val="0"/>
-              <w:ind w:left="0" w:leftChars="0" w:right="0" w:rightChars="0" w:firstLine="0" w:firstLineChars="0"/>
+              <w:ind w:left="0" w:right="0" w:firstLine="0" w:leftChars="0" w:rightChars="0" w:firstLineChars="0"/>
               <w:jc w:val="center"/>
               <w:textAlignment w:val="baseline"/>
             </w:pPr>
@@ -1708,7 +1686,7 @@
           </w:tcPr>
           <w:p>
             <w:pPr>
-              <w:pStyle w:val="27"/>
+              <w:pStyle w:val="TableText"/>
               <w:keepNext w:val="0"/>
               <w:keepLines w:val="0"/>
               <w:pageBreakBefore w:val="0"/>
@@ -1721,7 +1699,7 @@
               <w:bidi w:val="0"/>
               <w:adjustRightInd w:val="0"/>
               <w:snapToGrid w:val="0"/>
-              <w:ind w:left="0" w:leftChars="0" w:right="0" w:rightChars="0" w:firstLine="0" w:firstLineChars="0"/>
+              <w:ind w:left="0" w:right="0" w:firstLine="0" w:leftChars="0" w:rightChars="0" w:firstLineChars="0"/>
               <w:jc w:val="center"/>
               <w:textAlignment w:val="baseline"/>
             </w:pPr>
@@ -1733,7 +1711,7 @@
           </w:tcPr>
           <w:p>
             <w:pPr>
-              <w:pStyle w:val="27"/>
+              <w:pStyle w:val="TableText"/>
               <w:keepNext w:val="0"/>
               <w:keepLines w:val="0"/>
               <w:pageBreakBefore w:val="0"/>
@@ -1746,7 +1724,7 @@
               <w:bidi w:val="0"/>
               <w:adjustRightInd w:val="0"/>
               <w:snapToGrid w:val="0"/>
-              <w:ind w:left="0" w:leftChars="0" w:right="0" w:rightChars="0" w:firstLine="0" w:firstLineChars="0"/>
+              <w:ind w:left="0" w:right="0" w:firstLine="0" w:leftChars="0" w:rightChars="0" w:firstLineChars="0"/>
               <w:jc w:val="center"/>
               <w:textAlignment w:val="baseline"/>
             </w:pPr>
@@ -1758,7 +1736,7 @@
           </w:tcPr>
           <w:p>
             <w:pPr>
-              <w:pStyle w:val="27"/>
+              <w:pStyle w:val="TableText"/>
               <w:keepNext w:val="0"/>
               <w:keepLines w:val="0"/>
               <w:pageBreakBefore w:val="0"/>
@@ -1771,7 +1749,7 @@
               <w:bidi w:val="0"/>
               <w:adjustRightInd w:val="0"/>
               <w:snapToGrid w:val="0"/>
-              <w:ind w:left="0" w:leftChars="0" w:right="0" w:rightChars="0" w:firstLine="0" w:firstLineChars="0"/>
+              <w:ind w:left="0" w:right="0" w:firstLine="0" w:leftChars="0" w:rightChars="0" w:firstLineChars="0"/>
               <w:jc w:val="center"/>
               <w:textAlignment w:val="baseline"/>
             </w:pPr>
@@ -1783,7 +1761,7 @@
           </w:tcPr>
           <w:p>
             <w:pPr>
-              <w:pStyle w:val="27"/>
+              <w:pStyle w:val="TableText"/>
               <w:keepNext w:val="0"/>
               <w:keepLines w:val="0"/>
               <w:pageBreakBefore w:val="0"/>
@@ -1796,7 +1774,7 @@
               <w:bidi w:val="0"/>
               <w:adjustRightInd w:val="0"/>
               <w:snapToGrid w:val="0"/>
-              <w:ind w:left="0" w:leftChars="0" w:right="0" w:rightChars="0" w:firstLine="0" w:firstLineChars="0"/>
+              <w:ind w:left="0" w:right="0" w:firstLine="0" w:leftChars="0" w:rightChars="0" w:firstLineChars="0"/>
               <w:jc w:val="center"/>
               <w:textAlignment w:val="baseline"/>
             </w:pPr>
@@ -1805,14 +1783,9 @@
       </w:tr>
       <w:tr>
         <w:tblPrEx>
-          <w:tblBorders>
-            <w:top w:val="single" w:color="000000" w:sz="2" w:space="0"/>
-            <w:left w:val="single" w:color="000000" w:sz="2" w:space="0"/>
-            <w:bottom w:val="single" w:color="000000" w:sz="2" w:space="0"/>
-            <w:right w:val="single" w:color="000000" w:sz="2" w:space="0"/>
-            <w:insideH w:val="single" w:color="000000" w:sz="2" w:space="0"/>
-            <w:insideV w:val="single" w:color="000000" w:sz="2" w:space="0"/>
-          </w:tblBorders>
+          <w:tblW w:w="8214" w:type="dxa"/>
+          <w:jc w:val="center"/>
+          <w:tblLayout w:type="fixed"/>
           <w:tblCellMar>
             <w:top w:w="0" w:type="dxa"/>
             <w:left w:w="0" w:type="dxa"/>
@@ -1821,7 +1794,7 @@
           </w:tblCellMar>
         </w:tblPrEx>
         <w:trPr>
-          <w:trHeight w:val="557" w:hRule="atLeast"/>
+          <w:trHeight w:val="557"/>
           <w:jc w:val="center"/>
         </w:trPr>
         <w:tc>
@@ -1830,7 +1803,7 @@
           </w:tcPr>
           <w:p>
             <w:pPr>
-              <w:pStyle w:val="27"/>
+              <w:pStyle w:val="TableText"/>
               <w:keepNext w:val="0"/>
               <w:keepLines w:val="0"/>
               <w:pageBreakBefore w:val="0"/>
@@ -1843,7 +1816,7 @@
               <w:bidi w:val="0"/>
               <w:adjustRightInd w:val="0"/>
               <w:snapToGrid w:val="0"/>
-              <w:ind w:left="0" w:leftChars="0" w:right="0" w:rightChars="0" w:firstLine="0" w:firstLineChars="0"/>
+              <w:ind w:left="0" w:right="0" w:firstLine="0" w:leftChars="0" w:rightChars="0" w:firstLineChars="0"/>
               <w:jc w:val="center"/>
               <w:textAlignment w:val="baseline"/>
             </w:pPr>
@@ -1855,7 +1828,7 @@
           </w:tcPr>
           <w:p>
             <w:pPr>
-              <w:pStyle w:val="27"/>
+              <w:pStyle w:val="TableText"/>
               <w:keepNext w:val="0"/>
               <w:keepLines w:val="0"/>
               <w:pageBreakBefore w:val="0"/>
@@ -1868,7 +1841,7 @@
               <w:bidi w:val="0"/>
               <w:adjustRightInd w:val="0"/>
               <w:snapToGrid w:val="0"/>
-              <w:ind w:left="0" w:leftChars="0" w:right="0" w:rightChars="0" w:firstLine="0" w:firstLineChars="0"/>
+              <w:ind w:left="0" w:right="0" w:firstLine="0" w:leftChars="0" w:rightChars="0" w:firstLineChars="0"/>
               <w:jc w:val="center"/>
               <w:textAlignment w:val="baseline"/>
             </w:pPr>
@@ -1880,7 +1853,7 @@
           </w:tcPr>
           <w:p>
             <w:pPr>
-              <w:pStyle w:val="27"/>
+              <w:pStyle w:val="TableText"/>
               <w:keepNext w:val="0"/>
               <w:keepLines w:val="0"/>
               <w:pageBreakBefore w:val="0"/>
@@ -1893,7 +1866,7 @@
               <w:bidi w:val="0"/>
               <w:adjustRightInd w:val="0"/>
               <w:snapToGrid w:val="0"/>
-              <w:ind w:left="0" w:leftChars="0" w:right="0" w:rightChars="0" w:firstLine="0" w:firstLineChars="0"/>
+              <w:ind w:left="0" w:right="0" w:firstLine="0" w:leftChars="0" w:rightChars="0" w:firstLineChars="0"/>
               <w:jc w:val="center"/>
               <w:textAlignment w:val="baseline"/>
             </w:pPr>
@@ -1905,7 +1878,7 @@
           </w:tcPr>
           <w:p>
             <w:pPr>
-              <w:pStyle w:val="27"/>
+              <w:pStyle w:val="TableText"/>
               <w:keepNext w:val="0"/>
               <w:keepLines w:val="0"/>
               <w:pageBreakBefore w:val="0"/>
@@ -1918,7 +1891,7 @@
               <w:bidi w:val="0"/>
               <w:adjustRightInd w:val="0"/>
               <w:snapToGrid w:val="0"/>
-              <w:ind w:left="0" w:leftChars="0" w:right="0" w:rightChars="0" w:firstLine="0" w:firstLineChars="0"/>
+              <w:ind w:left="0" w:right="0" w:firstLine="0" w:leftChars="0" w:rightChars="0" w:firstLineChars="0"/>
               <w:jc w:val="center"/>
               <w:textAlignment w:val="baseline"/>
             </w:pPr>
@@ -1930,7 +1903,7 @@
           </w:tcPr>
           <w:p>
             <w:pPr>
-              <w:pStyle w:val="27"/>
+              <w:pStyle w:val="TableText"/>
               <w:keepNext w:val="0"/>
               <w:keepLines w:val="0"/>
               <w:pageBreakBefore w:val="0"/>
@@ -1943,7 +1916,7 @@
               <w:bidi w:val="0"/>
               <w:adjustRightInd w:val="0"/>
               <w:snapToGrid w:val="0"/>
-              <w:ind w:left="0" w:leftChars="0" w:right="0" w:rightChars="0" w:firstLine="0" w:firstLineChars="0"/>
+              <w:ind w:left="0" w:right="0" w:firstLine="0" w:leftChars="0" w:rightChars="0" w:firstLineChars="0"/>
               <w:jc w:val="center"/>
               <w:textAlignment w:val="baseline"/>
             </w:pPr>
@@ -1955,7 +1928,7 @@
           </w:tcPr>
           <w:p>
             <w:pPr>
-              <w:pStyle w:val="27"/>
+              <w:pStyle w:val="TableText"/>
               <w:keepNext w:val="0"/>
               <w:keepLines w:val="0"/>
               <w:pageBreakBefore w:val="0"/>
@@ -1968,7 +1941,7 @@
               <w:bidi w:val="0"/>
               <w:adjustRightInd w:val="0"/>
               <w:snapToGrid w:val="0"/>
-              <w:ind w:left="0" w:leftChars="0" w:right="0" w:rightChars="0" w:firstLine="0" w:firstLineChars="0"/>
+              <w:ind w:left="0" w:right="0" w:firstLine="0" w:leftChars="0" w:rightChars="0" w:firstLineChars="0"/>
               <w:jc w:val="center"/>
               <w:textAlignment w:val="baseline"/>
             </w:pPr>
@@ -1999,7 +1972,7 @@
     <w:sdt>
       <w:sdtPr>
         <w:rPr>
-          <w:rFonts w:hint="eastAsia" w:ascii="宋体" w:hAnsi="宋体" w:eastAsia="宋体" w:cs="宋体"/>
+          <w:rFonts w:ascii="宋体" w:eastAsia="宋体" w:hAnsi="宋体" w:cs="宋体" w:hint="eastAsia"/>
           <w:snapToGrid w:val="0"/>
           <w:color w:val="000000"/>
           <w:kern w:val="0"/>
@@ -2015,7 +1988,7 @@
       </w:sdtPr>
       <w:sdtEndPr>
         <w:rPr>
-          <w:rFonts w:hint="eastAsia" w:ascii="宋体" w:hAnsi="宋体" w:eastAsia="宋体" w:cs="宋体"/>
+          <w:rFonts w:ascii="宋体" w:eastAsia="宋体" w:hAnsi="宋体" w:cs="宋体" w:hint="eastAsia"/>
           <w:snapToGrid w:val="0"/>
           <w:color w:val="000000"/>
           <w:kern w:val="0"/>
@@ -2040,18 +2013,18 @@
             <w:adjustRightInd w:val="0"/>
             <w:snapToGrid w:val="0"/>
             <w:spacing w:before="0" w:beforeLines="0" w:after="0" w:afterLines="0" w:line="240" w:lineRule="auto"/>
-            <w:ind w:left="0" w:leftChars="0" w:right="0" w:rightChars="0" w:firstLine="0" w:firstLineChars="0"/>
+            <w:ind w:left="0" w:right="0" w:firstLine="0" w:leftChars="0" w:rightChars="0" w:firstLineChars="0"/>
             <w:jc w:val="center"/>
             <w:textAlignment w:val="baseline"/>
             <w:rPr>
-              <w:rFonts w:hint="eastAsia" w:ascii="宋体" w:hAnsi="宋体" w:eastAsia="宋体" w:cs="宋体"/>
+              <w:rFonts w:ascii="宋体" w:eastAsia="宋体" w:hAnsi="宋体" w:cs="宋体" w:hint="eastAsia"/>
               <w:sz w:val="20"/>
               <w:szCs w:val="20"/>
             </w:rPr>
           </w:pPr>
           <w:r>
             <w:rPr>
-              <w:rFonts w:hint="eastAsia" w:ascii="宋体" w:hAnsi="宋体" w:eastAsia="宋体" w:cs="宋体"/>
+              <w:rFonts w:ascii="宋体" w:eastAsia="宋体" w:hAnsi="宋体" w:cs="宋体" w:hint="eastAsia"/>
               <w:sz w:val="20"/>
               <w:szCs w:val="20"/>
             </w:rPr>
@@ -2060,16 +2033,16 @@
         </w:p>
         <w:p>
           <w:pPr>
-            <w:pStyle w:val="16"/>
+            <w:pStyle w:val="TOC1"/>
             <w:tabs>
               <w:tab w:val="right" w:leader="dot" w:pos="8306"/>
             </w:tabs>
           </w:pPr>
-          <w:bookmarkStart w:id="20" w:name="_GoBack"/>
-          <w:bookmarkEnd w:id="20"/>
-          <w:r>
-            <w:rPr>
-              <w:rFonts w:hint="eastAsia" w:ascii="宋体" w:hAnsi="宋体" w:eastAsia="宋体" w:cs="宋体"/>
+          <w:bookmarkStart w:id="2" w:name="_GoBack"/>
+          <w:bookmarkEnd w:id="2"/>
+          <w:r>
+            <w:rPr>
+              <w:rFonts w:ascii="宋体" w:eastAsia="宋体" w:hAnsi="宋体" w:cs="宋体" w:hint="eastAsia"/>
               <w:sz w:val="20"/>
               <w:szCs w:val="20"/>
             </w:rPr>
@@ -2077,7 +2050,7 @@
           </w:r>
           <w:r>
             <w:rPr>
-              <w:rFonts w:hint="eastAsia" w:ascii="宋体" w:hAnsi="宋体" w:eastAsia="宋体" w:cs="宋体"/>
+              <w:rFonts w:ascii="宋体" w:eastAsia="宋体" w:hAnsi="宋体" w:cs="宋体" w:hint="eastAsia"/>
               <w:sz w:val="20"/>
               <w:szCs w:val="20"/>
             </w:rPr>
@@ -2085,7 +2058,7 @@
           </w:r>
           <w:r>
             <w:rPr>
-              <w:rFonts w:hint="eastAsia" w:ascii="宋体" w:hAnsi="宋体" w:eastAsia="宋体" w:cs="宋体"/>
+              <w:rFonts w:ascii="宋体" w:eastAsia="宋体" w:hAnsi="宋体" w:cs="宋体" w:hint="eastAsia"/>
               <w:sz w:val="20"/>
               <w:szCs w:val="20"/>
             </w:rPr>
@@ -2093,21 +2066,21 @@
           </w:r>
           <w:r>
             <w:rPr>
-              <w:rFonts w:hint="eastAsia" w:ascii="宋体" w:hAnsi="宋体" w:eastAsia="宋体" w:cs="宋体"/>
+              <w:rFonts w:ascii="宋体" w:eastAsia="宋体" w:hAnsi="宋体" w:cs="宋体" w:hint="eastAsia"/>
               <w:szCs w:val="20"/>
             </w:rPr>
             <w:fldChar w:fldCharType="begin"/>
           </w:r>
           <w:r>
             <w:rPr>
-              <w:rFonts w:hint="eastAsia" w:ascii="宋体" w:hAnsi="宋体" w:eastAsia="宋体" w:cs="宋体"/>
+              <w:rFonts w:ascii="宋体" w:eastAsia="宋体" w:hAnsi="宋体" w:cs="宋体" w:hint="eastAsia"/>
               <w:szCs w:val="20"/>
             </w:rPr>
             <w:instrText xml:space="preserve"> HYPERLINK \l _Toc16886 </w:instrText>
           </w:r>
           <w:r>
             <w:rPr>
-              <w:rFonts w:hint="eastAsia" w:ascii="宋体" w:hAnsi="宋体" w:eastAsia="宋体" w:cs="宋体"/>
+              <w:rFonts w:ascii="宋体" w:eastAsia="宋体" w:hAnsi="宋体" w:cs="宋体" w:hint="eastAsia"/>
               <w:szCs w:val="20"/>
             </w:rPr>
             <w:fldChar w:fldCharType="separate"/>
@@ -2139,7 +2112,7 @@
           </w:r>
           <w:r>
             <w:rPr>
-              <w:rFonts w:hint="eastAsia" w:ascii="宋体" w:hAnsi="宋体" w:eastAsia="宋体" w:cs="宋体"/>
+              <w:rFonts w:ascii="宋体" w:eastAsia="宋体" w:hAnsi="宋体" w:cs="宋体" w:hint="eastAsia"/>
               <w:szCs w:val="20"/>
             </w:rPr>
             <w:fldChar w:fldCharType="end"/>
@@ -2147,28 +2120,28 @@
         </w:p>
         <w:p>
           <w:pPr>
-            <w:pStyle w:val="16"/>
+            <w:pStyle w:val="TOC1"/>
             <w:tabs>
               <w:tab w:val="right" w:leader="dot" w:pos="8306"/>
             </w:tabs>
           </w:pPr>
           <w:r>
             <w:rPr>
-              <w:rFonts w:hint="eastAsia" w:ascii="宋体" w:hAnsi="宋体" w:eastAsia="宋体" w:cs="宋体"/>
+              <w:rFonts w:ascii="宋体" w:eastAsia="宋体" w:hAnsi="宋体" w:cs="宋体" w:hint="eastAsia"/>
               <w:szCs w:val="20"/>
             </w:rPr>
             <w:fldChar w:fldCharType="begin"/>
           </w:r>
           <w:r>
             <w:rPr>
-              <w:rFonts w:hint="eastAsia" w:ascii="宋体" w:hAnsi="宋体" w:eastAsia="宋体" w:cs="宋体"/>
+              <w:rFonts w:ascii="宋体" w:eastAsia="宋体" w:hAnsi="宋体" w:cs="宋体" w:hint="eastAsia"/>
               <w:szCs w:val="20"/>
             </w:rPr>
             <w:instrText xml:space="preserve"> HYPERLINK \l _Toc10817 </w:instrText>
           </w:r>
           <w:r>
             <w:rPr>
-              <w:rFonts w:hint="eastAsia" w:ascii="宋体" w:hAnsi="宋体" w:eastAsia="宋体" w:cs="宋体"/>
+              <w:rFonts w:ascii="宋体" w:eastAsia="宋体" w:hAnsi="宋体" w:cs="宋体" w:hint="eastAsia"/>
               <w:szCs w:val="20"/>
             </w:rPr>
             <w:fldChar w:fldCharType="separate"/>
@@ -2200,7 +2173,7 @@
           </w:r>
           <w:r>
             <w:rPr>
-              <w:rFonts w:hint="eastAsia" w:ascii="宋体" w:hAnsi="宋体" w:eastAsia="宋体" w:cs="宋体"/>
+              <w:rFonts w:ascii="宋体" w:eastAsia="宋体" w:hAnsi="宋体" w:cs="宋体" w:hint="eastAsia"/>
               <w:szCs w:val="20"/>
             </w:rPr>
             <w:fldChar w:fldCharType="end"/>
@@ -2208,28 +2181,28 @@
         </w:p>
         <w:p>
           <w:pPr>
-            <w:pStyle w:val="16"/>
+            <w:pStyle w:val="TOC1"/>
             <w:tabs>
               <w:tab w:val="right" w:leader="dot" w:pos="8306"/>
             </w:tabs>
           </w:pPr>
           <w:r>
             <w:rPr>
-              <w:rFonts w:hint="eastAsia" w:ascii="宋体" w:hAnsi="宋体" w:eastAsia="宋体" w:cs="宋体"/>
+              <w:rFonts w:ascii="宋体" w:eastAsia="宋体" w:hAnsi="宋体" w:cs="宋体" w:hint="eastAsia"/>
               <w:szCs w:val="20"/>
             </w:rPr>
             <w:fldChar w:fldCharType="begin"/>
           </w:r>
           <w:r>
             <w:rPr>
-              <w:rFonts w:hint="eastAsia" w:ascii="宋体" w:hAnsi="宋体" w:eastAsia="宋体" w:cs="宋体"/>
+              <w:rFonts w:ascii="宋体" w:eastAsia="宋体" w:hAnsi="宋体" w:cs="宋体" w:hint="eastAsia"/>
               <w:szCs w:val="20"/>
             </w:rPr>
             <w:instrText xml:space="preserve"> HYPERLINK \l _Toc9721 </w:instrText>
           </w:r>
           <w:r>
             <w:rPr>
-              <w:rFonts w:hint="eastAsia" w:ascii="宋体" w:hAnsi="宋体" w:eastAsia="宋体" w:cs="宋体"/>
+              <w:rFonts w:ascii="宋体" w:eastAsia="宋体" w:hAnsi="宋体" w:cs="宋体" w:hint="eastAsia"/>
               <w:szCs w:val="20"/>
             </w:rPr>
             <w:fldChar w:fldCharType="separate"/>
@@ -2261,7 +2234,7 @@
           </w:r>
           <w:r>
             <w:rPr>
-              <w:rFonts w:hint="eastAsia" w:ascii="宋体" w:hAnsi="宋体" w:eastAsia="宋体" w:cs="宋体"/>
+              <w:rFonts w:ascii="宋体" w:eastAsia="宋体" w:hAnsi="宋体" w:cs="宋体" w:hint="eastAsia"/>
               <w:szCs w:val="20"/>
             </w:rPr>
             <w:fldChar w:fldCharType="end"/>
@@ -2269,28 +2242,28 @@
         </w:p>
         <w:p>
           <w:pPr>
-            <w:pStyle w:val="17"/>
+            <w:pStyle w:val="TOC2"/>
             <w:tabs>
               <w:tab w:val="right" w:leader="dot" w:pos="8306"/>
             </w:tabs>
           </w:pPr>
           <w:r>
             <w:rPr>
-              <w:rFonts w:hint="eastAsia" w:ascii="宋体" w:hAnsi="宋体" w:eastAsia="宋体" w:cs="宋体"/>
+              <w:rFonts w:ascii="宋体" w:eastAsia="宋体" w:hAnsi="宋体" w:cs="宋体" w:hint="eastAsia"/>
               <w:szCs w:val="20"/>
             </w:rPr>
             <w:fldChar w:fldCharType="begin"/>
           </w:r>
           <w:r>
             <w:rPr>
-              <w:rFonts w:hint="eastAsia" w:ascii="宋体" w:hAnsi="宋体" w:eastAsia="宋体" w:cs="宋体"/>
+              <w:rFonts w:ascii="宋体" w:eastAsia="宋体" w:hAnsi="宋体" w:cs="宋体" w:hint="eastAsia"/>
               <w:szCs w:val="20"/>
             </w:rPr>
             <w:instrText xml:space="preserve"> HYPERLINK \l _Toc9912 </w:instrText>
           </w:r>
           <w:r>
             <w:rPr>
-              <w:rFonts w:hint="eastAsia" w:ascii="宋体" w:hAnsi="宋体" w:eastAsia="宋体" w:cs="宋体"/>
+              <w:rFonts w:ascii="宋体" w:eastAsia="宋体" w:hAnsi="宋体" w:cs="宋体" w:hint="eastAsia"/>
               <w:szCs w:val="20"/>
             </w:rPr>
             <w:fldChar w:fldCharType="separate"/>
@@ -2322,7 +2295,7 @@
           </w:r>
           <w:r>
             <w:rPr>
-              <w:rFonts w:hint="eastAsia" w:ascii="宋体" w:hAnsi="宋体" w:eastAsia="宋体" w:cs="宋体"/>
+              <w:rFonts w:ascii="宋体" w:eastAsia="宋体" w:hAnsi="宋体" w:cs="宋体" w:hint="eastAsia"/>
               <w:szCs w:val="20"/>
             </w:rPr>
             <w:fldChar w:fldCharType="end"/>
@@ -2330,28 +2303,28 @@
         </w:p>
         <w:p>
           <w:pPr>
-            <w:pStyle w:val="17"/>
+            <w:pStyle w:val="TOC2"/>
             <w:tabs>
               <w:tab w:val="right" w:leader="dot" w:pos="8306"/>
             </w:tabs>
           </w:pPr>
           <w:r>
             <w:rPr>
-              <w:rFonts w:hint="eastAsia" w:ascii="宋体" w:hAnsi="宋体" w:eastAsia="宋体" w:cs="宋体"/>
+              <w:rFonts w:ascii="宋体" w:eastAsia="宋体" w:hAnsi="宋体" w:cs="宋体" w:hint="eastAsia"/>
               <w:szCs w:val="20"/>
             </w:rPr>
             <w:fldChar w:fldCharType="begin"/>
           </w:r>
           <w:r>
             <w:rPr>
-              <w:rFonts w:hint="eastAsia" w:ascii="宋体" w:hAnsi="宋体" w:eastAsia="宋体" w:cs="宋体"/>
+              <w:rFonts w:ascii="宋体" w:eastAsia="宋体" w:hAnsi="宋体" w:cs="宋体" w:hint="eastAsia"/>
               <w:szCs w:val="20"/>
             </w:rPr>
             <w:instrText xml:space="preserve"> HYPERLINK \l _Toc21431 </w:instrText>
           </w:r>
           <w:r>
             <w:rPr>
-              <w:rFonts w:hint="eastAsia" w:ascii="宋体" w:hAnsi="宋体" w:eastAsia="宋体" w:cs="宋体"/>
+              <w:rFonts w:ascii="宋体" w:eastAsia="宋体" w:hAnsi="宋体" w:cs="宋体" w:hint="eastAsia"/>
               <w:szCs w:val="20"/>
             </w:rPr>
             <w:fldChar w:fldCharType="separate"/>
@@ -2383,7 +2356,7 @@
           </w:r>
           <w:r>
             <w:rPr>
-              <w:rFonts w:hint="eastAsia" w:ascii="宋体" w:hAnsi="宋体" w:eastAsia="宋体" w:cs="宋体"/>
+              <w:rFonts w:ascii="宋体" w:eastAsia="宋体" w:hAnsi="宋体" w:cs="宋体" w:hint="eastAsia"/>
               <w:szCs w:val="20"/>
             </w:rPr>
             <w:fldChar w:fldCharType="end"/>
@@ -2391,28 +2364,28 @@
         </w:p>
         <w:p>
           <w:pPr>
-            <w:pStyle w:val="17"/>
+            <w:pStyle w:val="TOC2"/>
             <w:tabs>
               <w:tab w:val="right" w:leader="dot" w:pos="8306"/>
             </w:tabs>
           </w:pPr>
           <w:r>
             <w:rPr>
-              <w:rFonts w:hint="eastAsia" w:ascii="宋体" w:hAnsi="宋体" w:eastAsia="宋体" w:cs="宋体"/>
+              <w:rFonts w:ascii="宋体" w:eastAsia="宋体" w:hAnsi="宋体" w:cs="宋体" w:hint="eastAsia"/>
               <w:szCs w:val="20"/>
             </w:rPr>
             <w:fldChar w:fldCharType="begin"/>
           </w:r>
           <w:r>
             <w:rPr>
-              <w:rFonts w:hint="eastAsia" w:ascii="宋体" w:hAnsi="宋体" w:eastAsia="宋体" w:cs="宋体"/>
+              <w:rFonts w:ascii="宋体" w:eastAsia="宋体" w:hAnsi="宋体" w:cs="宋体" w:hint="eastAsia"/>
               <w:szCs w:val="20"/>
             </w:rPr>
             <w:instrText xml:space="preserve"> HYPERLINK \l _Toc24113 </w:instrText>
           </w:r>
           <w:r>
             <w:rPr>
-              <w:rFonts w:hint="eastAsia" w:ascii="宋体" w:hAnsi="宋体" w:eastAsia="宋体" w:cs="宋体"/>
+              <w:rFonts w:ascii="宋体" w:eastAsia="宋体" w:hAnsi="宋体" w:cs="宋体" w:hint="eastAsia"/>
               <w:szCs w:val="20"/>
             </w:rPr>
             <w:fldChar w:fldCharType="separate"/>
@@ -2444,7 +2417,7 @@
           </w:r>
           <w:r>
             <w:rPr>
-              <w:rFonts w:hint="eastAsia" w:ascii="宋体" w:hAnsi="宋体" w:eastAsia="宋体" w:cs="宋体"/>
+              <w:rFonts w:ascii="宋体" w:eastAsia="宋体" w:hAnsi="宋体" w:cs="宋体" w:hint="eastAsia"/>
               <w:szCs w:val="20"/>
             </w:rPr>
             <w:fldChar w:fldCharType="end"/>
@@ -2452,28 +2425,28 @@
         </w:p>
         <w:p>
           <w:pPr>
-            <w:pStyle w:val="16"/>
+            <w:pStyle w:val="TOC1"/>
             <w:tabs>
               <w:tab w:val="right" w:leader="dot" w:pos="8306"/>
             </w:tabs>
           </w:pPr>
           <w:r>
             <w:rPr>
-              <w:rFonts w:hint="eastAsia" w:ascii="宋体" w:hAnsi="宋体" w:eastAsia="宋体" w:cs="宋体"/>
+              <w:rFonts w:ascii="宋体" w:eastAsia="宋体" w:hAnsi="宋体" w:cs="宋体" w:hint="eastAsia"/>
               <w:szCs w:val="20"/>
             </w:rPr>
             <w:fldChar w:fldCharType="begin"/>
           </w:r>
           <w:r>
             <w:rPr>
-              <w:rFonts w:hint="eastAsia" w:ascii="宋体" w:hAnsi="宋体" w:eastAsia="宋体" w:cs="宋体"/>
+              <w:rFonts w:ascii="宋体" w:eastAsia="宋体" w:hAnsi="宋体" w:cs="宋体" w:hint="eastAsia"/>
               <w:szCs w:val="20"/>
             </w:rPr>
             <w:instrText xml:space="preserve"> HYPERLINK \l _Toc27859 </w:instrText>
           </w:r>
           <w:r>
             <w:rPr>
-              <w:rFonts w:hint="eastAsia" w:ascii="宋体" w:hAnsi="宋体" w:eastAsia="宋体" w:cs="宋体"/>
+              <w:rFonts w:ascii="宋体" w:eastAsia="宋体" w:hAnsi="宋体" w:cs="宋体" w:hint="eastAsia"/>
               <w:szCs w:val="20"/>
             </w:rPr>
             <w:fldChar w:fldCharType="separate"/>
@@ -2505,7 +2478,7 @@
           </w:r>
           <w:r>
             <w:rPr>
-              <w:rFonts w:hint="eastAsia" w:ascii="宋体" w:hAnsi="宋体" w:eastAsia="宋体" w:cs="宋体"/>
+              <w:rFonts w:ascii="宋体" w:eastAsia="宋体" w:hAnsi="宋体" w:cs="宋体" w:hint="eastAsia"/>
               <w:szCs w:val="20"/>
             </w:rPr>
             <w:fldChar w:fldCharType="end"/>
@@ -2513,28 +2486,28 @@
         </w:p>
         <w:p>
           <w:pPr>
-            <w:pStyle w:val="17"/>
+            <w:pStyle w:val="TOC2"/>
             <w:tabs>
               <w:tab w:val="right" w:leader="dot" w:pos="8306"/>
             </w:tabs>
           </w:pPr>
           <w:r>
             <w:rPr>
-              <w:rFonts w:hint="eastAsia" w:ascii="宋体" w:hAnsi="宋体" w:eastAsia="宋体" w:cs="宋体"/>
+              <w:rFonts w:ascii="宋体" w:eastAsia="宋体" w:hAnsi="宋体" w:cs="宋体" w:hint="eastAsia"/>
               <w:szCs w:val="20"/>
             </w:rPr>
             <w:fldChar w:fldCharType="begin"/>
           </w:r>
           <w:r>
             <w:rPr>
-              <w:rFonts w:hint="eastAsia" w:ascii="宋体" w:hAnsi="宋体" w:eastAsia="宋体" w:cs="宋体"/>
+              <w:rFonts w:ascii="宋体" w:eastAsia="宋体" w:hAnsi="宋体" w:cs="宋体" w:hint="eastAsia"/>
               <w:szCs w:val="20"/>
             </w:rPr>
             <w:instrText xml:space="preserve"> HYPERLINK \l _Toc20337 </w:instrText>
           </w:r>
           <w:r>
             <w:rPr>
-              <w:rFonts w:hint="eastAsia" w:ascii="宋体" w:hAnsi="宋体" w:eastAsia="宋体" w:cs="宋体"/>
+              <w:rFonts w:ascii="宋体" w:eastAsia="宋体" w:hAnsi="宋体" w:cs="宋体" w:hint="eastAsia"/>
               <w:szCs w:val="20"/>
             </w:rPr>
             <w:fldChar w:fldCharType="separate"/>
@@ -2566,7 +2539,7 @@
           </w:r>
           <w:r>
             <w:rPr>
-              <w:rFonts w:hint="eastAsia" w:ascii="宋体" w:hAnsi="宋体" w:eastAsia="宋体" w:cs="宋体"/>
+              <w:rFonts w:ascii="宋体" w:eastAsia="宋体" w:hAnsi="宋体" w:cs="宋体" w:hint="eastAsia"/>
               <w:szCs w:val="20"/>
             </w:rPr>
             <w:fldChar w:fldCharType="end"/>
@@ -2574,28 +2547,28 @@
         </w:p>
         <w:p>
           <w:pPr>
-            <w:pStyle w:val="17"/>
+            <w:pStyle w:val="TOC2"/>
             <w:tabs>
               <w:tab w:val="right" w:leader="dot" w:pos="8306"/>
             </w:tabs>
           </w:pPr>
           <w:r>
             <w:rPr>
-              <w:rFonts w:hint="eastAsia" w:ascii="宋体" w:hAnsi="宋体" w:eastAsia="宋体" w:cs="宋体"/>
+              <w:rFonts w:ascii="宋体" w:eastAsia="宋体" w:hAnsi="宋体" w:cs="宋体" w:hint="eastAsia"/>
               <w:szCs w:val="20"/>
             </w:rPr>
             <w:fldChar w:fldCharType="begin"/>
           </w:r>
           <w:r>
             <w:rPr>
-              <w:rFonts w:hint="eastAsia" w:ascii="宋体" w:hAnsi="宋体" w:eastAsia="宋体" w:cs="宋体"/>
+              <w:rFonts w:ascii="宋体" w:eastAsia="宋体" w:hAnsi="宋体" w:cs="宋体" w:hint="eastAsia"/>
               <w:szCs w:val="20"/>
             </w:rPr>
             <w:instrText xml:space="preserve"> HYPERLINK \l _Toc29175 </w:instrText>
           </w:r>
           <w:r>
             <w:rPr>
-              <w:rFonts w:hint="eastAsia" w:ascii="宋体" w:hAnsi="宋体" w:eastAsia="宋体" w:cs="宋体"/>
+              <w:rFonts w:ascii="宋体" w:eastAsia="宋体" w:hAnsi="宋体" w:cs="宋体" w:hint="eastAsia"/>
               <w:szCs w:val="20"/>
             </w:rPr>
             <w:fldChar w:fldCharType="separate"/>
@@ -2627,7 +2600,7 @@
           </w:r>
           <w:r>
             <w:rPr>
-              <w:rFonts w:hint="eastAsia" w:ascii="宋体" w:hAnsi="宋体" w:eastAsia="宋体" w:cs="宋体"/>
+              <w:rFonts w:ascii="宋体" w:eastAsia="宋体" w:hAnsi="宋体" w:cs="宋体" w:hint="eastAsia"/>
               <w:szCs w:val="20"/>
             </w:rPr>
             <w:fldChar w:fldCharType="end"/>
@@ -2635,28 +2608,28 @@
         </w:p>
         <w:p>
           <w:pPr>
-            <w:pStyle w:val="17"/>
+            <w:pStyle w:val="TOC2"/>
             <w:tabs>
               <w:tab w:val="right" w:leader="dot" w:pos="8306"/>
             </w:tabs>
           </w:pPr>
           <w:r>
             <w:rPr>
-              <w:rFonts w:hint="eastAsia" w:ascii="宋体" w:hAnsi="宋体" w:eastAsia="宋体" w:cs="宋体"/>
+              <w:rFonts w:ascii="宋体" w:eastAsia="宋体" w:hAnsi="宋体" w:cs="宋体" w:hint="eastAsia"/>
               <w:szCs w:val="20"/>
             </w:rPr>
             <w:fldChar w:fldCharType="begin"/>
           </w:r>
           <w:r>
             <w:rPr>
-              <w:rFonts w:hint="eastAsia" w:ascii="宋体" w:hAnsi="宋体" w:eastAsia="宋体" w:cs="宋体"/>
+              <w:rFonts w:ascii="宋体" w:eastAsia="宋体" w:hAnsi="宋体" w:cs="宋体" w:hint="eastAsia"/>
               <w:szCs w:val="20"/>
             </w:rPr>
             <w:instrText xml:space="preserve"> HYPERLINK \l _Toc2417 </w:instrText>
           </w:r>
           <w:r>
             <w:rPr>
-              <w:rFonts w:hint="eastAsia" w:ascii="宋体" w:hAnsi="宋体" w:eastAsia="宋体" w:cs="宋体"/>
+              <w:rFonts w:ascii="宋体" w:eastAsia="宋体" w:hAnsi="宋体" w:cs="宋体" w:hint="eastAsia"/>
               <w:szCs w:val="20"/>
             </w:rPr>
             <w:fldChar w:fldCharType="separate"/>
@@ -2688,7 +2661,7 @@
           </w:r>
           <w:r>
             <w:rPr>
-              <w:rFonts w:hint="eastAsia" w:ascii="宋体" w:hAnsi="宋体" w:eastAsia="宋体" w:cs="宋体"/>
+              <w:rFonts w:ascii="宋体" w:eastAsia="宋体" w:hAnsi="宋体" w:cs="宋体" w:hint="eastAsia"/>
               <w:szCs w:val="20"/>
             </w:rPr>
             <w:fldChar w:fldCharType="end"/>
@@ -2696,28 +2669,28 @@
         </w:p>
         <w:p>
           <w:pPr>
-            <w:pStyle w:val="17"/>
+            <w:pStyle w:val="TOC2"/>
             <w:tabs>
               <w:tab w:val="right" w:leader="dot" w:pos="8306"/>
             </w:tabs>
           </w:pPr>
           <w:r>
             <w:rPr>
-              <w:rFonts w:hint="eastAsia" w:ascii="宋体" w:hAnsi="宋体" w:eastAsia="宋体" w:cs="宋体"/>
+              <w:rFonts w:ascii="宋体" w:eastAsia="宋体" w:hAnsi="宋体" w:cs="宋体" w:hint="eastAsia"/>
               <w:szCs w:val="20"/>
             </w:rPr>
             <w:fldChar w:fldCharType="begin"/>
           </w:r>
           <w:r>
             <w:rPr>
-              <w:rFonts w:hint="eastAsia" w:ascii="宋体" w:hAnsi="宋体" w:eastAsia="宋体" w:cs="宋体"/>
+              <w:rFonts w:ascii="宋体" w:eastAsia="宋体" w:hAnsi="宋体" w:cs="宋体" w:hint="eastAsia"/>
               <w:szCs w:val="20"/>
             </w:rPr>
             <w:instrText xml:space="preserve"> HYPERLINK \l _Toc27476 </w:instrText>
           </w:r>
           <w:r>
             <w:rPr>
-              <w:rFonts w:hint="eastAsia" w:ascii="宋体" w:hAnsi="宋体" w:eastAsia="宋体" w:cs="宋体"/>
+              <w:rFonts w:ascii="宋体" w:eastAsia="宋体" w:hAnsi="宋体" w:cs="宋体" w:hint="eastAsia"/>
               <w:szCs w:val="20"/>
             </w:rPr>
             <w:fldChar w:fldCharType="separate"/>
@@ -2749,7 +2722,7 @@
           </w:r>
           <w:r>
             <w:rPr>
-              <w:rFonts w:hint="eastAsia" w:ascii="宋体" w:hAnsi="宋体" w:eastAsia="宋体" w:cs="宋体"/>
+              <w:rFonts w:ascii="宋体" w:eastAsia="宋体" w:hAnsi="宋体" w:cs="宋体" w:hint="eastAsia"/>
               <w:szCs w:val="20"/>
             </w:rPr>
             <w:fldChar w:fldCharType="end"/>
@@ -2757,28 +2730,28 @@
         </w:p>
         <w:p>
           <w:pPr>
-            <w:pStyle w:val="16"/>
+            <w:pStyle w:val="TOC1"/>
             <w:tabs>
               <w:tab w:val="right" w:leader="dot" w:pos="8306"/>
             </w:tabs>
           </w:pPr>
           <w:r>
             <w:rPr>
-              <w:rFonts w:hint="eastAsia" w:ascii="宋体" w:hAnsi="宋体" w:eastAsia="宋体" w:cs="宋体"/>
+              <w:rFonts w:ascii="宋体" w:eastAsia="宋体" w:hAnsi="宋体" w:cs="宋体" w:hint="eastAsia"/>
               <w:szCs w:val="20"/>
             </w:rPr>
             <w:fldChar w:fldCharType="begin"/>
           </w:r>
           <w:r>
             <w:rPr>
-              <w:rFonts w:hint="eastAsia" w:ascii="宋体" w:hAnsi="宋体" w:eastAsia="宋体" w:cs="宋体"/>
+              <w:rFonts w:ascii="宋体" w:eastAsia="宋体" w:hAnsi="宋体" w:cs="宋体" w:hint="eastAsia"/>
               <w:szCs w:val="20"/>
             </w:rPr>
             <w:instrText xml:space="preserve"> HYPERLINK \l _Toc7274 </w:instrText>
           </w:r>
           <w:r>
             <w:rPr>
-              <w:rFonts w:hint="eastAsia" w:ascii="宋体" w:hAnsi="宋体" w:eastAsia="宋体" w:cs="宋体"/>
+              <w:rFonts w:ascii="宋体" w:eastAsia="宋体" w:hAnsi="宋体" w:cs="宋体" w:hint="eastAsia"/>
               <w:szCs w:val="20"/>
             </w:rPr>
             <w:fldChar w:fldCharType="separate"/>
@@ -2810,7 +2783,7 @@
           </w:r>
           <w:r>
             <w:rPr>
-              <w:rFonts w:hint="eastAsia" w:ascii="宋体" w:hAnsi="宋体" w:eastAsia="宋体" w:cs="宋体"/>
+              <w:rFonts w:ascii="宋体" w:eastAsia="宋体" w:hAnsi="宋体" w:cs="宋体" w:hint="eastAsia"/>
               <w:szCs w:val="20"/>
             </w:rPr>
             <w:fldChar w:fldCharType="end"/>
@@ -2818,28 +2791,28 @@
         </w:p>
         <w:p>
           <w:pPr>
-            <w:pStyle w:val="16"/>
+            <w:pStyle w:val="TOC1"/>
             <w:tabs>
               <w:tab w:val="right" w:leader="dot" w:pos="8306"/>
             </w:tabs>
           </w:pPr>
           <w:r>
             <w:rPr>
-              <w:rFonts w:hint="eastAsia" w:ascii="宋体" w:hAnsi="宋体" w:eastAsia="宋体" w:cs="宋体"/>
+              <w:rFonts w:ascii="宋体" w:eastAsia="宋体" w:hAnsi="宋体" w:cs="宋体" w:hint="eastAsia"/>
               <w:szCs w:val="20"/>
             </w:rPr>
             <w:fldChar w:fldCharType="begin"/>
           </w:r>
           <w:r>
             <w:rPr>
-              <w:rFonts w:hint="eastAsia" w:ascii="宋体" w:hAnsi="宋体" w:eastAsia="宋体" w:cs="宋体"/>
+              <w:rFonts w:ascii="宋体" w:eastAsia="宋体" w:hAnsi="宋体" w:cs="宋体" w:hint="eastAsia"/>
               <w:szCs w:val="20"/>
             </w:rPr>
             <w:instrText xml:space="preserve"> HYPERLINK \l _Toc21978 </w:instrText>
           </w:r>
           <w:r>
             <w:rPr>
-              <w:rFonts w:hint="eastAsia" w:ascii="宋体" w:hAnsi="宋体" w:eastAsia="宋体" w:cs="宋体"/>
+              <w:rFonts w:ascii="宋体" w:eastAsia="宋体" w:hAnsi="宋体" w:cs="宋体" w:hint="eastAsia"/>
               <w:szCs w:val="20"/>
             </w:rPr>
             <w:fldChar w:fldCharType="separate"/>
@@ -2871,7 +2844,7 @@
           </w:r>
           <w:r>
             <w:rPr>
-              <w:rFonts w:hint="eastAsia" w:ascii="宋体" w:hAnsi="宋体" w:eastAsia="宋体" w:cs="宋体"/>
+              <w:rFonts w:ascii="宋体" w:eastAsia="宋体" w:hAnsi="宋体" w:cs="宋体" w:hint="eastAsia"/>
               <w:szCs w:val="20"/>
             </w:rPr>
             <w:fldChar w:fldCharType="end"/>
@@ -2879,28 +2852,28 @@
         </w:p>
         <w:p>
           <w:pPr>
-            <w:pStyle w:val="17"/>
+            <w:pStyle w:val="TOC2"/>
             <w:tabs>
               <w:tab w:val="right" w:leader="dot" w:pos="8306"/>
             </w:tabs>
           </w:pPr>
           <w:r>
             <w:rPr>
-              <w:rFonts w:hint="eastAsia" w:ascii="宋体" w:hAnsi="宋体" w:eastAsia="宋体" w:cs="宋体"/>
+              <w:rFonts w:ascii="宋体" w:eastAsia="宋体" w:hAnsi="宋体" w:cs="宋体" w:hint="eastAsia"/>
               <w:szCs w:val="20"/>
             </w:rPr>
             <w:fldChar w:fldCharType="begin"/>
           </w:r>
           <w:r>
             <w:rPr>
-              <w:rFonts w:hint="eastAsia" w:ascii="宋体" w:hAnsi="宋体" w:eastAsia="宋体" w:cs="宋体"/>
+              <w:rFonts w:ascii="宋体" w:eastAsia="宋体" w:hAnsi="宋体" w:cs="宋体" w:hint="eastAsia"/>
               <w:szCs w:val="20"/>
             </w:rPr>
             <w:instrText xml:space="preserve"> HYPERLINK \l _Toc4259 </w:instrText>
           </w:r>
           <w:r>
             <w:rPr>
-              <w:rFonts w:hint="eastAsia" w:ascii="宋体" w:hAnsi="宋体" w:eastAsia="宋体" w:cs="宋体"/>
+              <w:rFonts w:ascii="宋体" w:eastAsia="宋体" w:hAnsi="宋体" w:cs="宋体" w:hint="eastAsia"/>
               <w:szCs w:val="20"/>
             </w:rPr>
             <w:fldChar w:fldCharType="separate"/>
@@ -2932,7 +2905,7 @@
           </w:r>
           <w:r>
             <w:rPr>
-              <w:rFonts w:hint="eastAsia" w:ascii="宋体" w:hAnsi="宋体" w:eastAsia="宋体" w:cs="宋体"/>
+              <w:rFonts w:ascii="宋体" w:eastAsia="宋体" w:hAnsi="宋体" w:cs="宋体" w:hint="eastAsia"/>
               <w:szCs w:val="20"/>
             </w:rPr>
             <w:fldChar w:fldCharType="end"/>
@@ -2940,28 +2913,28 @@
         </w:p>
         <w:p>
           <w:pPr>
-            <w:pStyle w:val="17"/>
+            <w:pStyle w:val="TOC2"/>
             <w:tabs>
               <w:tab w:val="right" w:leader="dot" w:pos="8306"/>
             </w:tabs>
           </w:pPr>
           <w:r>
             <w:rPr>
-              <w:rFonts w:hint="eastAsia" w:ascii="宋体" w:hAnsi="宋体" w:eastAsia="宋体" w:cs="宋体"/>
+              <w:rFonts w:ascii="宋体" w:eastAsia="宋体" w:hAnsi="宋体" w:cs="宋体" w:hint="eastAsia"/>
               <w:szCs w:val="20"/>
             </w:rPr>
             <w:fldChar w:fldCharType="begin"/>
           </w:r>
           <w:r>
             <w:rPr>
-              <w:rFonts w:hint="eastAsia" w:ascii="宋体" w:hAnsi="宋体" w:eastAsia="宋体" w:cs="宋体"/>
+              <w:rFonts w:ascii="宋体" w:eastAsia="宋体" w:hAnsi="宋体" w:cs="宋体" w:hint="eastAsia"/>
               <w:szCs w:val="20"/>
             </w:rPr>
             <w:instrText xml:space="preserve"> HYPERLINK \l _Toc871 </w:instrText>
           </w:r>
           <w:r>
             <w:rPr>
-              <w:rFonts w:hint="eastAsia" w:ascii="宋体" w:hAnsi="宋体" w:eastAsia="宋体" w:cs="宋体"/>
+              <w:rFonts w:ascii="宋体" w:eastAsia="宋体" w:hAnsi="宋体" w:cs="宋体" w:hint="eastAsia"/>
               <w:szCs w:val="20"/>
             </w:rPr>
             <w:fldChar w:fldCharType="separate"/>
@@ -2993,7 +2966,7 @@
           </w:r>
           <w:r>
             <w:rPr>
-              <w:rFonts w:hint="eastAsia" w:ascii="宋体" w:hAnsi="宋体" w:eastAsia="宋体" w:cs="宋体"/>
+              <w:rFonts w:ascii="宋体" w:eastAsia="宋体" w:hAnsi="宋体" w:cs="宋体" w:hint="eastAsia"/>
               <w:szCs w:val="20"/>
             </w:rPr>
             <w:fldChar w:fldCharType="end"/>
@@ -3001,28 +2974,28 @@
         </w:p>
         <w:p>
           <w:pPr>
-            <w:pStyle w:val="17"/>
+            <w:pStyle w:val="TOC2"/>
             <w:tabs>
               <w:tab w:val="right" w:leader="dot" w:pos="8306"/>
             </w:tabs>
           </w:pPr>
           <w:r>
             <w:rPr>
-              <w:rFonts w:hint="eastAsia" w:ascii="宋体" w:hAnsi="宋体" w:eastAsia="宋体" w:cs="宋体"/>
+              <w:rFonts w:ascii="宋体" w:eastAsia="宋体" w:hAnsi="宋体" w:cs="宋体" w:hint="eastAsia"/>
               <w:szCs w:val="20"/>
             </w:rPr>
             <w:fldChar w:fldCharType="begin"/>
           </w:r>
           <w:r>
             <w:rPr>
-              <w:rFonts w:hint="eastAsia" w:ascii="宋体" w:hAnsi="宋体" w:eastAsia="宋体" w:cs="宋体"/>
+              <w:rFonts w:ascii="宋体" w:eastAsia="宋体" w:hAnsi="宋体" w:cs="宋体" w:hint="eastAsia"/>
               <w:szCs w:val="20"/>
             </w:rPr>
             <w:instrText xml:space="preserve"> HYPERLINK \l _Toc30832 </w:instrText>
           </w:r>
           <w:r>
             <w:rPr>
-              <w:rFonts w:hint="eastAsia" w:ascii="宋体" w:hAnsi="宋体" w:eastAsia="宋体" w:cs="宋体"/>
+              <w:rFonts w:ascii="宋体" w:eastAsia="宋体" w:hAnsi="宋体" w:cs="宋体" w:hint="eastAsia"/>
               <w:szCs w:val="20"/>
             </w:rPr>
             <w:fldChar w:fldCharType="separate"/>
@@ -3054,7 +3027,7 @@
           </w:r>
           <w:r>
             <w:rPr>
-              <w:rFonts w:hint="eastAsia" w:ascii="宋体" w:hAnsi="宋体" w:eastAsia="宋体" w:cs="宋体"/>
+              <w:rFonts w:ascii="宋体" w:eastAsia="宋体" w:hAnsi="宋体" w:cs="宋体" w:hint="eastAsia"/>
               <w:szCs w:val="20"/>
             </w:rPr>
             <w:fldChar w:fldCharType="end"/>
@@ -3062,28 +3035,28 @@
         </w:p>
         <w:p>
           <w:pPr>
-            <w:pStyle w:val="17"/>
+            <w:pStyle w:val="TOC2"/>
             <w:tabs>
               <w:tab w:val="right" w:leader="dot" w:pos="8306"/>
             </w:tabs>
           </w:pPr>
           <w:r>
             <w:rPr>
-              <w:rFonts w:hint="eastAsia" w:ascii="宋体" w:hAnsi="宋体" w:eastAsia="宋体" w:cs="宋体"/>
+              <w:rFonts w:ascii="宋体" w:eastAsia="宋体" w:hAnsi="宋体" w:cs="宋体" w:hint="eastAsia"/>
               <w:szCs w:val="20"/>
             </w:rPr>
             <w:fldChar w:fldCharType="begin"/>
           </w:r>
           <w:r>
             <w:rPr>
-              <w:rFonts w:hint="eastAsia" w:ascii="宋体" w:hAnsi="宋体" w:eastAsia="宋体" w:cs="宋体"/>
+              <w:rFonts w:ascii="宋体" w:eastAsia="宋体" w:hAnsi="宋体" w:cs="宋体" w:hint="eastAsia"/>
               <w:szCs w:val="20"/>
             </w:rPr>
             <w:instrText xml:space="preserve"> HYPERLINK \l _Toc19779 </w:instrText>
           </w:r>
           <w:r>
             <w:rPr>
-              <w:rFonts w:hint="eastAsia" w:ascii="宋体" w:hAnsi="宋体" w:eastAsia="宋体" w:cs="宋体"/>
+              <w:rFonts w:ascii="宋体" w:eastAsia="宋体" w:hAnsi="宋体" w:cs="宋体" w:hint="eastAsia"/>
               <w:szCs w:val="20"/>
             </w:rPr>
             <w:fldChar w:fldCharType="separate"/>
@@ -3115,7 +3088,7 @@
           </w:r>
           <w:r>
             <w:rPr>
-              <w:rFonts w:hint="eastAsia" w:ascii="宋体" w:hAnsi="宋体" w:eastAsia="宋体" w:cs="宋体"/>
+              <w:rFonts w:ascii="宋体" w:eastAsia="宋体" w:hAnsi="宋体" w:cs="宋体" w:hint="eastAsia"/>
               <w:szCs w:val="20"/>
             </w:rPr>
             <w:fldChar w:fldCharType="end"/>
@@ -3123,28 +3096,28 @@
         </w:p>
         <w:p>
           <w:pPr>
-            <w:pStyle w:val="17"/>
+            <w:pStyle w:val="TOC2"/>
             <w:tabs>
               <w:tab w:val="right" w:leader="dot" w:pos="8306"/>
             </w:tabs>
           </w:pPr>
           <w:r>
             <w:rPr>
-              <w:rFonts w:hint="eastAsia" w:ascii="宋体" w:hAnsi="宋体" w:eastAsia="宋体" w:cs="宋体"/>
+              <w:rFonts w:ascii="宋体" w:eastAsia="宋体" w:hAnsi="宋体" w:cs="宋体" w:hint="eastAsia"/>
               <w:szCs w:val="20"/>
             </w:rPr>
             <w:fldChar w:fldCharType="begin"/>
           </w:r>
           <w:r>
             <w:rPr>
-              <w:rFonts w:hint="eastAsia" w:ascii="宋体" w:hAnsi="宋体" w:eastAsia="宋体" w:cs="宋体"/>
+              <w:rFonts w:ascii="宋体" w:eastAsia="宋体" w:hAnsi="宋体" w:cs="宋体" w:hint="eastAsia"/>
               <w:szCs w:val="20"/>
             </w:rPr>
             <w:instrText xml:space="preserve"> HYPERLINK \l _Toc7985 </w:instrText>
           </w:r>
           <w:r>
             <w:rPr>
-              <w:rFonts w:hint="eastAsia" w:ascii="宋体" w:hAnsi="宋体" w:eastAsia="宋体" w:cs="宋体"/>
+              <w:rFonts w:ascii="宋体" w:eastAsia="宋体" w:hAnsi="宋体" w:cs="宋体" w:hint="eastAsia"/>
               <w:szCs w:val="20"/>
             </w:rPr>
             <w:fldChar w:fldCharType="separate"/>
@@ -3176,7 +3149,7 @@
           </w:r>
           <w:r>
             <w:rPr>
-              <w:rFonts w:hint="eastAsia" w:ascii="宋体" w:hAnsi="宋体" w:eastAsia="宋体" w:cs="宋体"/>
+              <w:rFonts w:ascii="宋体" w:eastAsia="宋体" w:hAnsi="宋体" w:cs="宋体" w:hint="eastAsia"/>
               <w:szCs w:val="20"/>
             </w:rPr>
             <w:fldChar w:fldCharType="end"/>
@@ -3184,28 +3157,28 @@
         </w:p>
         <w:p>
           <w:pPr>
-            <w:pStyle w:val="16"/>
+            <w:pStyle w:val="TOC1"/>
             <w:tabs>
               <w:tab w:val="right" w:leader="dot" w:pos="8306"/>
             </w:tabs>
           </w:pPr>
           <w:r>
             <w:rPr>
-              <w:rFonts w:hint="eastAsia" w:ascii="宋体" w:hAnsi="宋体" w:eastAsia="宋体" w:cs="宋体"/>
+              <w:rFonts w:ascii="宋体" w:eastAsia="宋体" w:hAnsi="宋体" w:cs="宋体" w:hint="eastAsia"/>
               <w:szCs w:val="20"/>
             </w:rPr>
             <w:fldChar w:fldCharType="begin"/>
           </w:r>
           <w:r>
             <w:rPr>
-              <w:rFonts w:hint="eastAsia" w:ascii="宋体" w:hAnsi="宋体" w:eastAsia="宋体" w:cs="宋体"/>
+              <w:rFonts w:ascii="宋体" w:eastAsia="宋体" w:hAnsi="宋体" w:cs="宋体" w:hint="eastAsia"/>
               <w:szCs w:val="20"/>
             </w:rPr>
             <w:instrText xml:space="preserve"> HYPERLINK \l _Toc13215 </w:instrText>
           </w:r>
           <w:r>
             <w:rPr>
-              <w:rFonts w:hint="eastAsia" w:ascii="宋体" w:hAnsi="宋体" w:eastAsia="宋体" w:cs="宋体"/>
+              <w:rFonts w:ascii="宋体" w:eastAsia="宋体" w:hAnsi="宋体" w:cs="宋体" w:hint="eastAsia"/>
               <w:szCs w:val="20"/>
             </w:rPr>
             <w:fldChar w:fldCharType="separate"/>
@@ -3237,7 +3210,7 @@
           </w:r>
           <w:r>
             <w:rPr>
-              <w:rFonts w:hint="eastAsia" w:ascii="宋体" w:hAnsi="宋体" w:eastAsia="宋体" w:cs="宋体"/>
+              <w:rFonts w:ascii="宋体" w:eastAsia="宋体" w:hAnsi="宋体" w:cs="宋体" w:hint="eastAsia"/>
               <w:szCs w:val="20"/>
             </w:rPr>
             <w:fldChar w:fldCharType="end"/>
@@ -3245,28 +3218,28 @@
         </w:p>
         <w:p>
           <w:pPr>
-            <w:pStyle w:val="16"/>
+            <w:pStyle w:val="TOC1"/>
             <w:tabs>
               <w:tab w:val="right" w:leader="dot" w:pos="8306"/>
             </w:tabs>
           </w:pPr>
           <w:r>
             <w:rPr>
-              <w:rFonts w:hint="eastAsia" w:ascii="宋体" w:hAnsi="宋体" w:eastAsia="宋体" w:cs="宋体"/>
+              <w:rFonts w:ascii="宋体" w:eastAsia="宋体" w:hAnsi="宋体" w:cs="宋体" w:hint="eastAsia"/>
               <w:szCs w:val="20"/>
             </w:rPr>
             <w:fldChar w:fldCharType="begin"/>
           </w:r>
           <w:r>
             <w:rPr>
-              <w:rFonts w:hint="eastAsia" w:ascii="宋体" w:hAnsi="宋体" w:eastAsia="宋体" w:cs="宋体"/>
+              <w:rFonts w:ascii="宋体" w:eastAsia="宋体" w:hAnsi="宋体" w:cs="宋体" w:hint="eastAsia"/>
               <w:szCs w:val="20"/>
             </w:rPr>
             <w:instrText xml:space="preserve"> HYPERLINK \l _Toc9567 </w:instrText>
           </w:r>
           <w:r>
             <w:rPr>
-              <w:rFonts w:hint="eastAsia" w:ascii="宋体" w:hAnsi="宋体" w:eastAsia="宋体" w:cs="宋体"/>
+              <w:rFonts w:ascii="宋体" w:eastAsia="宋体" w:hAnsi="宋体" w:cs="宋体" w:hint="eastAsia"/>
               <w:szCs w:val="20"/>
             </w:rPr>
             <w:fldChar w:fldCharType="separate"/>
@@ -3298,7 +3271,7 @@
           </w:r>
           <w:r>
             <w:rPr>
-              <w:rFonts w:hint="eastAsia" w:ascii="宋体" w:hAnsi="宋体" w:eastAsia="宋体" w:cs="宋体"/>
+              <w:rFonts w:ascii="宋体" w:eastAsia="宋体" w:hAnsi="宋体" w:cs="宋体" w:hint="eastAsia"/>
               <w:szCs w:val="20"/>
             </w:rPr>
             <w:fldChar w:fldCharType="end"/>
@@ -3320,7 +3293,7 @@
             <w:snapToGrid w:val="0"/>
             <w:textAlignment w:val="baseline"/>
             <w:rPr>
-              <w:rFonts w:hint="eastAsia" w:ascii="宋体" w:hAnsi="宋体" w:eastAsia="宋体" w:cs="宋体"/>
+              <w:rFonts w:ascii="宋体" w:eastAsia="宋体" w:hAnsi="宋体" w:cs="宋体" w:hint="eastAsia"/>
               <w:snapToGrid w:val="0"/>
               <w:color w:val="000000"/>
               <w:kern w:val="0"/>
@@ -3331,7 +3304,7 @@
           </w:pPr>
           <w:r>
             <w:rPr>
-              <w:rFonts w:hint="eastAsia" w:ascii="宋体" w:hAnsi="宋体" w:eastAsia="宋体" w:cs="宋体"/>
+              <w:rFonts w:ascii="宋体" w:eastAsia="宋体" w:hAnsi="宋体" w:cs="宋体" w:hint="eastAsia"/>
               <w:szCs w:val="20"/>
             </w:rPr>
             <w:fldChar w:fldCharType="end"/>
@@ -3355,7 +3328,7 @@
         <w:snapToGrid w:val="0"/>
         <w:textAlignment w:val="baseline"/>
         <w:rPr>
-          <w:rFonts w:ascii="Arial" w:hAnsi="Arial" w:eastAsia="Arial" w:cs="Arial"/>
+          <w:rFonts w:ascii="Arial" w:eastAsia="Arial" w:hAnsi="Arial" w:cs="Arial"/>
           <w:snapToGrid w:val="0"/>
           <w:color w:val="000000"/>
           <w:kern w:val="0"/>
@@ -3366,7 +3339,7 @@
       </w:pPr>
       <w:r>
         <w:rPr>
-          <w:rFonts w:ascii="Arial" w:hAnsi="Arial" w:eastAsia="Arial" w:cs="Arial"/>
+          <w:rFonts w:ascii="Arial" w:eastAsia="Arial" w:hAnsi="Arial" w:cs="Arial"/>
           <w:snapToGrid w:val="0"/>
           <w:color w:val="000000"/>
           <w:kern w:val="0"/>
@@ -3379,14 +3352,14 @@
     </w:p>
     <w:p>
       <w:pPr>
-        <w:pStyle w:val="28"/>
+        <w:pStyle w:val="1"/>
         <w:bidi w:val="0"/>
         <w:rPr>
           <w:rFonts w:hint="default"/>
           <w:lang w:val="en-US" w:eastAsia="zh-CN"/>
         </w:rPr>
       </w:pPr>
-      <w:bookmarkStart w:id="2" w:name="_Toc9721"/>
+      <w:bookmarkStart w:id="3" w:name="_Toc9721"/>
       <w:r>
         <w:rPr>
           <w:rFonts w:hint="default"/>
@@ -3394,18 +3367,18 @@
         </w:rPr>
         <w:t>总则</w:t>
       </w:r>
-      <w:bookmarkEnd w:id="2"/>
-    </w:p>
-    <w:p>
-      <w:pPr>
-        <w:pStyle w:val="30"/>
+      <w:bookmarkEnd w:id="3"/>
+    </w:p>
+    <w:p>
+      <w:pPr>
+        <w:pStyle w:val="2"/>
         <w:bidi w:val="0"/>
         <w:rPr>
           <w:rFonts w:hint="default"/>
           <w:lang w:val="en-US" w:eastAsia="zh-CN"/>
         </w:rPr>
       </w:pPr>
-      <w:bookmarkStart w:id="3" w:name="_Toc9912"/>
+      <w:bookmarkStart w:id="4" w:name="_Toc9912"/>
       <w:r>
         <w:rPr>
           <w:rFonts w:hint="default"/>
@@ -3413,11 +3386,11 @@
         </w:rPr>
         <w:t>目的</w:t>
       </w:r>
-      <w:bookmarkEnd w:id="3"/>
-    </w:p>
-    <w:p>
-      <w:pPr>
-        <w:pStyle w:val="29"/>
+      <w:bookmarkEnd w:id="4"/>
+    </w:p>
+    <w:p>
+      <w:pPr>
+        <w:pStyle w:val="a1"/>
         <w:rPr>
           <w:rFonts w:hint="default"/>
           <w:lang w:val="en-US" w:eastAsia="zh-CN"/>
@@ -3433,14 +3406,14 @@
     </w:p>
     <w:p>
       <w:pPr>
-        <w:pStyle w:val="30"/>
+        <w:pStyle w:val="2"/>
         <w:bidi w:val="0"/>
         <w:rPr>
           <w:rFonts w:hint="default"/>
           <w:lang w:val="en-US" w:eastAsia="zh-CN"/>
         </w:rPr>
       </w:pPr>
-      <w:bookmarkStart w:id="4" w:name="_Toc21431"/>
+      <w:bookmarkStart w:id="5" w:name="_Toc21431"/>
       <w:r>
         <w:rPr>
           <w:rFonts w:hint="default"/>
@@ -3448,11 +3421,11 @@
         </w:rPr>
         <w:t>适用范围</w:t>
       </w:r>
-      <w:bookmarkEnd w:id="4"/>
-    </w:p>
-    <w:p>
-      <w:pPr>
-        <w:pStyle w:val="29"/>
+      <w:bookmarkEnd w:id="5"/>
+    </w:p>
+    <w:p>
+      <w:pPr>
+        <w:pStyle w:val="a1"/>
         <w:rPr>
           <w:rFonts w:hint="default"/>
           <w:lang w:val="en-US" w:eastAsia="zh-CN"/>
@@ -3468,14 +3441,14 @@
     </w:p>
     <w:p>
       <w:pPr>
-        <w:pStyle w:val="30"/>
+        <w:pStyle w:val="2"/>
         <w:bidi w:val="0"/>
         <w:rPr>
           <w:rFonts w:hint="default"/>
           <w:lang w:val="en-US" w:eastAsia="zh-CN"/>
         </w:rPr>
       </w:pPr>
-      <w:bookmarkStart w:id="5" w:name="_Toc24113"/>
+      <w:bookmarkStart w:id="6" w:name="_Toc24113"/>
       <w:r>
         <w:rPr>
           <w:rFonts w:hint="default"/>
@@ -3483,11 +3456,11 @@
         </w:rPr>
         <w:t>原则</w:t>
       </w:r>
-      <w:bookmarkEnd w:id="5"/>
-    </w:p>
-    <w:p>
-      <w:pPr>
-        <w:pStyle w:val="29"/>
+      <w:bookmarkEnd w:id="6"/>
+    </w:p>
+    <w:p>
+      <w:pPr>
+        <w:pStyle w:val="a1"/>
         <w:rPr>
           <w:rFonts w:hint="default"/>
           <w:lang w:val="en-US" w:eastAsia="zh-CN"/>
@@ -3503,7 +3476,7 @@
     </w:p>
     <w:p>
       <w:pPr>
-        <w:pStyle w:val="29"/>
+        <w:pStyle w:val="a1"/>
         <w:rPr>
           <w:rFonts w:hint="default"/>
           <w:lang w:val="en-US" w:eastAsia="zh-CN"/>
@@ -3519,7 +3492,7 @@
     </w:p>
     <w:p>
       <w:pPr>
-        <w:pStyle w:val="29"/>
+        <w:pStyle w:val="a1"/>
         <w:rPr>
           <w:rFonts w:hint="default"/>
           <w:lang w:val="en-US" w:eastAsia="zh-CN"/>
@@ -3535,7 +3508,7 @@
     </w:p>
     <w:p>
       <w:pPr>
-        <w:pStyle w:val="29"/>
+        <w:pStyle w:val="a1"/>
         <w:rPr>
           <w:rFonts w:hint="default"/>
           <w:lang w:val="en-US" w:eastAsia="zh-CN"/>
@@ -3551,14 +3524,14 @@
     </w:p>
     <w:p>
       <w:pPr>
-        <w:pStyle w:val="28"/>
+        <w:pStyle w:val="1"/>
         <w:bidi w:val="0"/>
         <w:rPr>
           <w:rFonts w:hint="default"/>
           <w:lang w:val="en-US" w:eastAsia="zh-CN"/>
         </w:rPr>
       </w:pPr>
-      <w:bookmarkStart w:id="6" w:name="_Toc27859"/>
+      <w:bookmarkStart w:id="7" w:name="_Toc27859"/>
       <w:r>
         <w:rPr>
           <w:rFonts w:hint="default"/>
@@ -3566,18 +3539,18 @@
         </w:rPr>
         <w:t>组织与职责</w:t>
       </w:r>
-      <w:bookmarkEnd w:id="6"/>
-    </w:p>
-    <w:p>
-      <w:pPr>
-        <w:pStyle w:val="30"/>
+      <w:bookmarkEnd w:id="7"/>
+    </w:p>
+    <w:p>
+      <w:pPr>
+        <w:pStyle w:val="2"/>
         <w:bidi w:val="0"/>
         <w:rPr>
           <w:rFonts w:hint="default"/>
           <w:lang w:val="en-US" w:eastAsia="zh-CN"/>
         </w:rPr>
       </w:pPr>
-      <w:bookmarkStart w:id="7" w:name="_Toc20337"/>
+      <w:bookmarkStart w:id="8" w:name="_Toc20337"/>
       <w:r>
         <w:rPr>
           <w:rFonts w:hint="default"/>
@@ -3585,11 +3558,11 @@
         </w:rPr>
         <w:t>质量管理部</w:t>
       </w:r>
-      <w:bookmarkEnd w:id="7"/>
-    </w:p>
-    <w:p>
-      <w:pPr>
-        <w:pStyle w:val="29"/>
+      <w:bookmarkEnd w:id="8"/>
+    </w:p>
+    <w:p>
+      <w:pPr>
+        <w:pStyle w:val="a1"/>
         <w:rPr>
           <w:rFonts w:hint="default"/>
           <w:lang w:val="en-US" w:eastAsia="zh-CN"/>
@@ -3605,7 +3578,7 @@
     </w:p>
     <w:p>
       <w:pPr>
-        <w:pStyle w:val="29"/>
+        <w:pStyle w:val="a1"/>
         <w:rPr>
           <w:rFonts w:hint="default"/>
           <w:lang w:val="en-US" w:eastAsia="zh-CN"/>
@@ -3621,7 +3594,7 @@
     </w:p>
     <w:p>
       <w:pPr>
-        <w:pStyle w:val="29"/>
+        <w:pStyle w:val="a1"/>
         <w:rPr>
           <w:rFonts w:hint="default"/>
           <w:lang w:val="en-US" w:eastAsia="zh-CN"/>
@@ -3637,7 +3610,7 @@
     </w:p>
     <w:p>
       <w:pPr>
-        <w:pStyle w:val="29"/>
+        <w:pStyle w:val="a1"/>
         <w:rPr>
           <w:rFonts w:hint="default"/>
           <w:lang w:val="en-US" w:eastAsia="zh-CN"/>
@@ -3653,14 +3626,14 @@
     </w:p>
     <w:p>
       <w:pPr>
-        <w:pStyle w:val="30"/>
+        <w:pStyle w:val="2"/>
         <w:bidi w:val="0"/>
         <w:rPr>
           <w:rFonts w:hint="default"/>
           <w:lang w:val="en-US" w:eastAsia="zh-CN"/>
         </w:rPr>
       </w:pPr>
-      <w:bookmarkStart w:id="8" w:name="_Toc29175"/>
+      <w:bookmarkStart w:id="9" w:name="_Toc29175"/>
       <w:r>
         <w:rPr>
           <w:rFonts w:hint="default"/>
@@ -3668,11 +3641,11 @@
         </w:rPr>
         <w:t>质量管理部经理</w:t>
       </w:r>
-      <w:bookmarkEnd w:id="8"/>
-    </w:p>
-    <w:p>
-      <w:pPr>
-        <w:pStyle w:val="29"/>
+      <w:bookmarkEnd w:id="9"/>
+    </w:p>
+    <w:p>
+      <w:pPr>
+        <w:pStyle w:val="a1"/>
         <w:rPr>
           <w:rFonts w:hint="default"/>
           <w:lang w:val="en-US" w:eastAsia="zh-CN"/>
@@ -3688,7 +3661,7 @@
     </w:p>
     <w:p>
       <w:pPr>
-        <w:pStyle w:val="29"/>
+        <w:pStyle w:val="a1"/>
         <w:rPr>
           <w:rFonts w:hint="default"/>
           <w:lang w:val="en-US" w:eastAsia="zh-CN"/>
@@ -3704,7 +3677,7 @@
     </w:p>
     <w:p>
       <w:pPr>
-        <w:pStyle w:val="29"/>
+        <w:pStyle w:val="a1"/>
         <w:rPr>
           <w:rFonts w:hint="default"/>
           <w:lang w:val="en-US" w:eastAsia="zh-CN"/>
@@ -3720,14 +3693,14 @@
     </w:p>
     <w:p>
       <w:pPr>
-        <w:pStyle w:val="30"/>
+        <w:pStyle w:val="2"/>
         <w:bidi w:val="0"/>
         <w:rPr>
           <w:rFonts w:hint="default"/>
           <w:lang w:val="en-US" w:eastAsia="zh-CN"/>
         </w:rPr>
       </w:pPr>
-      <w:bookmarkStart w:id="9" w:name="_Toc2417"/>
+      <w:bookmarkStart w:id="10" w:name="_Toc2417"/>
       <w:r>
         <w:rPr>
           <w:rFonts w:hint="default"/>
@@ -3735,11 +3708,11 @@
         </w:rPr>
         <w:t>质量管理专员</w:t>
       </w:r>
-      <w:bookmarkEnd w:id="9"/>
-    </w:p>
-    <w:p>
-      <w:pPr>
-        <w:pStyle w:val="29"/>
+      <w:bookmarkEnd w:id="10"/>
+    </w:p>
+    <w:p>
+      <w:pPr>
+        <w:pStyle w:val="a1"/>
         <w:rPr>
           <w:rFonts w:hint="default"/>
           <w:lang w:val="en-US" w:eastAsia="zh-CN"/>
@@ -3755,7 +3728,7 @@
     </w:p>
     <w:p>
       <w:pPr>
-        <w:pStyle w:val="29"/>
+        <w:pStyle w:val="a1"/>
         <w:rPr>
           <w:rFonts w:hint="default"/>
           <w:lang w:val="en-US" w:eastAsia="zh-CN"/>
@@ -3771,7 +3744,7 @@
     </w:p>
     <w:p>
       <w:pPr>
-        <w:pStyle w:val="29"/>
+        <w:pStyle w:val="a1"/>
         <w:rPr>
           <w:rFonts w:hint="default"/>
           <w:lang w:val="en-US" w:eastAsia="zh-CN"/>
@@ -3787,14 +3760,14 @@
     </w:p>
     <w:p>
       <w:pPr>
-        <w:pStyle w:val="30"/>
+        <w:pStyle w:val="2"/>
         <w:bidi w:val="0"/>
         <w:rPr>
           <w:rFonts w:hint="default"/>
           <w:lang w:val="en-US" w:eastAsia="zh-CN"/>
         </w:rPr>
       </w:pPr>
-      <w:bookmarkStart w:id="10" w:name="_Toc27476"/>
+      <w:bookmarkStart w:id="11" w:name="_Toc27476"/>
       <w:r>
         <w:rPr>
           <w:rFonts w:hint="default"/>
@@ -3802,11 +3775,11 @@
         </w:rPr>
         <w:t>各业务与职能部门</w:t>
       </w:r>
-      <w:bookmarkEnd w:id="10"/>
-    </w:p>
-    <w:p>
-      <w:pPr>
-        <w:pStyle w:val="29"/>
+      <w:bookmarkEnd w:id="11"/>
+    </w:p>
+    <w:p>
+      <w:pPr>
+        <w:pStyle w:val="a1"/>
         <w:rPr>
           <w:rFonts w:hint="default"/>
           <w:lang w:val="en-US" w:eastAsia="zh-CN"/>
@@ -3822,7 +3795,7 @@
     </w:p>
     <w:p>
       <w:pPr>
-        <w:pStyle w:val="29"/>
+        <w:pStyle w:val="a1"/>
         <w:rPr>
           <w:rFonts w:hint="default"/>
           <w:lang w:val="en-US" w:eastAsia="zh-CN"/>
@@ -3838,7 +3811,7 @@
     </w:p>
     <w:p>
       <w:pPr>
-        <w:pStyle w:val="29"/>
+        <w:pStyle w:val="a1"/>
         <w:rPr>
           <w:rFonts w:hint="default"/>
           <w:lang w:val="en-US" w:eastAsia="zh-CN"/>
@@ -3854,14 +3827,14 @@
     </w:p>
     <w:p>
       <w:pPr>
-        <w:pStyle w:val="28"/>
+        <w:pStyle w:val="1"/>
         <w:bidi w:val="0"/>
         <w:rPr>
           <w:rFonts w:hint="default"/>
           <w:lang w:val="en-US" w:eastAsia="zh-CN"/>
         </w:rPr>
       </w:pPr>
-      <w:bookmarkStart w:id="11" w:name="_Toc7274"/>
+      <w:bookmarkStart w:id="12" w:name="_Toc7274"/>
       <w:r>
         <w:rPr>
           <w:rFonts w:hint="default"/>
@@ -3869,11 +3842,11 @@
         </w:rPr>
         <w:t>改进机会的来源与识别</w:t>
       </w:r>
-      <w:bookmarkEnd w:id="11"/>
-    </w:p>
-    <w:p>
-      <w:pPr>
-        <w:pStyle w:val="29"/>
+      <w:bookmarkEnd w:id="12"/>
+    </w:p>
+    <w:p>
+      <w:pPr>
+        <w:pStyle w:val="a1"/>
         <w:rPr>
           <w:rFonts w:hint="default"/>
           <w:lang w:val="en-US" w:eastAsia="zh-CN"/>
@@ -3889,7 +3862,7 @@
     </w:p>
     <w:p>
       <w:pPr>
-        <w:pStyle w:val="29"/>
+        <w:pStyle w:val="a1"/>
         <w:rPr>
           <w:rFonts w:hint="default"/>
           <w:lang w:val="en-US" w:eastAsia="zh-CN"/>
@@ -3905,7 +3878,7 @@
     </w:p>
     <w:p>
       <w:pPr>
-        <w:pStyle w:val="29"/>
+        <w:pStyle w:val="a1"/>
         <w:rPr>
           <w:rFonts w:hint="default"/>
           <w:lang w:val="en-US" w:eastAsia="zh-CN"/>
@@ -3921,7 +3894,7 @@
     </w:p>
     <w:p>
       <w:pPr>
-        <w:pStyle w:val="29"/>
+        <w:pStyle w:val="a1"/>
         <w:rPr>
           <w:rFonts w:hint="default"/>
           <w:lang w:val="en-US" w:eastAsia="zh-CN"/>
@@ -3937,7 +3910,7 @@
     </w:p>
     <w:p>
       <w:pPr>
-        <w:pStyle w:val="29"/>
+        <w:pStyle w:val="a1"/>
         <w:rPr>
           <w:rFonts w:hint="default"/>
           <w:lang w:val="en-US" w:eastAsia="zh-CN"/>
@@ -3953,7 +3926,7 @@
     </w:p>
     <w:p>
       <w:pPr>
-        <w:pStyle w:val="29"/>
+        <w:pStyle w:val="a1"/>
         <w:rPr>
           <w:rFonts w:hint="default"/>
           <w:lang w:val="en-US" w:eastAsia="zh-CN"/>
@@ -3969,7 +3942,7 @@
     </w:p>
     <w:p>
       <w:pPr>
-        <w:pStyle w:val="29"/>
+        <w:pStyle w:val="a1"/>
         <w:rPr>
           <w:rFonts w:hint="default"/>
           <w:lang w:val="en-US" w:eastAsia="zh-CN"/>
@@ -3985,14 +3958,14 @@
     </w:p>
     <w:p>
       <w:pPr>
-        <w:pStyle w:val="28"/>
+        <w:pStyle w:val="1"/>
         <w:bidi w:val="0"/>
         <w:rPr>
           <w:rFonts w:hint="default"/>
           <w:lang w:val="en-US" w:eastAsia="zh-CN"/>
         </w:rPr>
       </w:pPr>
-      <w:bookmarkStart w:id="12" w:name="_Toc21978"/>
+      <w:bookmarkStart w:id="13" w:name="_Toc21978"/>
       <w:r>
         <w:rPr>
           <w:rFonts w:hint="default"/>
@@ -4000,11 +3973,11 @@
         </w:rPr>
         <w:t>质量改进管理流程</w:t>
       </w:r>
-      <w:bookmarkEnd w:id="12"/>
-    </w:p>
-    <w:p>
-      <w:pPr>
-        <w:pStyle w:val="29"/>
+      <w:bookmarkEnd w:id="13"/>
+    </w:p>
+    <w:p>
+      <w:pPr>
+        <w:pStyle w:val="a1"/>
         <w:rPr>
           <w:rFonts w:hint="default"/>
           <w:lang w:val="en-US" w:eastAsia="zh-CN"/>
@@ -4020,14 +3993,14 @@
     </w:p>
     <w:p>
       <w:pPr>
-        <w:pStyle w:val="30"/>
+        <w:pStyle w:val="2"/>
         <w:bidi w:val="0"/>
         <w:rPr>
           <w:rFonts w:hint="default"/>
           <w:lang w:val="en-US" w:eastAsia="zh-CN"/>
         </w:rPr>
       </w:pPr>
-      <w:bookmarkStart w:id="13" w:name="_Toc4259"/>
+      <w:bookmarkStart w:id="14" w:name="_Toc4259"/>
       <w:r>
         <w:rPr>
           <w:rFonts w:hint="default"/>
@@ -4035,11 +4008,11 @@
         </w:rPr>
         <w:t>改进提议与立项</w:t>
       </w:r>
-      <w:bookmarkEnd w:id="13"/>
-    </w:p>
-    <w:p>
-      <w:pPr>
-        <w:pStyle w:val="29"/>
+      <w:bookmarkEnd w:id="14"/>
+    </w:p>
+    <w:p>
+      <w:pPr>
+        <w:pStyle w:val="a1"/>
         <w:rPr>
           <w:rFonts w:hint="default"/>
           <w:lang w:val="en-US" w:eastAsia="zh-CN"/>
@@ -4055,7 +4028,7 @@
     </w:p>
     <w:p>
       <w:pPr>
-        <w:pStyle w:val="29"/>
+        <w:pStyle w:val="a1"/>
         <w:rPr>
           <w:rFonts w:hint="default"/>
           <w:lang w:val="en-US" w:eastAsia="zh-CN"/>
@@ -4071,7 +4044,7 @@
     </w:p>
     <w:p>
       <w:pPr>
-        <w:pStyle w:val="29"/>
+        <w:pStyle w:val="a1"/>
         <w:rPr>
           <w:rFonts w:hint="default"/>
           <w:lang w:val="en-US" w:eastAsia="zh-CN"/>
@@ -4087,14 +4060,14 @@
     </w:p>
     <w:p>
       <w:pPr>
-        <w:pStyle w:val="30"/>
+        <w:pStyle w:val="2"/>
         <w:bidi w:val="0"/>
         <w:rPr>
           <w:rFonts w:hint="default"/>
           <w:lang w:val="en-US" w:eastAsia="zh-CN"/>
         </w:rPr>
       </w:pPr>
-      <w:bookmarkStart w:id="14" w:name="_Toc871"/>
+      <w:bookmarkStart w:id="15" w:name="_Toc871"/>
       <w:r>
         <w:rPr>
           <w:rFonts w:hint="default"/>
@@ -4102,11 +4075,11 @@
         </w:rPr>
         <w:t>原因分析与计划制定</w:t>
       </w:r>
-      <w:bookmarkEnd w:id="14"/>
-    </w:p>
-    <w:p>
-      <w:pPr>
-        <w:pStyle w:val="29"/>
+      <w:bookmarkEnd w:id="15"/>
+    </w:p>
+    <w:p>
+      <w:pPr>
+        <w:pStyle w:val="a1"/>
         <w:rPr>
           <w:rFonts w:hint="default"/>
           <w:lang w:val="en-US" w:eastAsia="zh-CN"/>
@@ -4122,7 +4095,7 @@
     </w:p>
     <w:p>
       <w:pPr>
-        <w:pStyle w:val="29"/>
+        <w:pStyle w:val="a1"/>
         <w:rPr>
           <w:rFonts w:hint="default"/>
           <w:lang w:val="en-US" w:eastAsia="zh-CN"/>
@@ -4138,7 +4111,7 @@
     </w:p>
     <w:p>
       <w:pPr>
-        <w:pStyle w:val="29"/>
+        <w:pStyle w:val="a1"/>
         <w:rPr>
           <w:rFonts w:hint="default"/>
           <w:lang w:val="en-US" w:eastAsia="zh-CN"/>
@@ -4154,14 +4127,14 @@
     </w:p>
     <w:p>
       <w:pPr>
-        <w:pStyle w:val="30"/>
+        <w:pStyle w:val="2"/>
         <w:bidi w:val="0"/>
         <w:rPr>
           <w:rFonts w:hint="default"/>
           <w:lang w:val="en-US" w:eastAsia="zh-CN"/>
         </w:rPr>
       </w:pPr>
-      <w:bookmarkStart w:id="15" w:name="_Toc30832"/>
+      <w:bookmarkStart w:id="16" w:name="_Toc30832"/>
       <w:r>
         <w:rPr>
           <w:rFonts w:hint="default"/>
@@ -4169,11 +4142,11 @@
         </w:rPr>
         <w:t>改进措施实施</w:t>
       </w:r>
-      <w:bookmarkEnd w:id="15"/>
-    </w:p>
-    <w:p>
-      <w:pPr>
-        <w:pStyle w:val="29"/>
+      <w:bookmarkEnd w:id="16"/>
+    </w:p>
+    <w:p>
+      <w:pPr>
+        <w:pStyle w:val="a1"/>
         <w:rPr>
           <w:rFonts w:hint="default"/>
           <w:lang w:val="en-US" w:eastAsia="zh-CN"/>
@@ -4189,7 +4162,7 @@
     </w:p>
     <w:p>
       <w:pPr>
-        <w:pStyle w:val="29"/>
+        <w:pStyle w:val="a1"/>
         <w:rPr>
           <w:rFonts w:hint="default"/>
           <w:lang w:val="en-US" w:eastAsia="zh-CN"/>
@@ -4205,14 +4178,14 @@
     </w:p>
     <w:p>
       <w:pPr>
-        <w:pStyle w:val="30"/>
+        <w:pStyle w:val="2"/>
         <w:bidi w:val="0"/>
         <w:rPr>
           <w:rFonts w:hint="default"/>
           <w:lang w:val="en-US" w:eastAsia="zh-CN"/>
         </w:rPr>
       </w:pPr>
-      <w:bookmarkStart w:id="16" w:name="_Toc19779"/>
+      <w:bookmarkStart w:id="17" w:name="_Toc19779"/>
       <w:r>
         <w:rPr>
           <w:rFonts w:hint="default"/>
@@ -4220,11 +4193,11 @@
         </w:rPr>
         <w:t>效果验证与评估</w:t>
       </w:r>
-      <w:bookmarkEnd w:id="16"/>
-    </w:p>
-    <w:p>
-      <w:pPr>
-        <w:pStyle w:val="29"/>
+      <w:bookmarkEnd w:id="17"/>
+    </w:p>
+    <w:p>
+      <w:pPr>
+        <w:pStyle w:val="a1"/>
         <w:rPr>
           <w:rFonts w:hint="default"/>
           <w:lang w:val="en-US" w:eastAsia="zh-CN"/>
@@ -4240,7 +4213,7 @@
     </w:p>
     <w:p>
       <w:pPr>
-        <w:pStyle w:val="29"/>
+        <w:pStyle w:val="a1"/>
         <w:rPr>
           <w:rFonts w:hint="default"/>
           <w:lang w:val="en-US" w:eastAsia="zh-CN"/>
@@ -4256,7 +4229,7 @@
     </w:p>
     <w:p>
       <w:pPr>
-        <w:pStyle w:val="29"/>
+        <w:pStyle w:val="a1"/>
         <w:rPr>
           <w:rFonts w:hint="default"/>
           <w:lang w:val="en-US" w:eastAsia="zh-CN"/>
@@ -4272,14 +4245,14 @@
     </w:p>
     <w:p>
       <w:pPr>
-        <w:pStyle w:val="30"/>
+        <w:pStyle w:val="2"/>
         <w:bidi w:val="0"/>
         <w:rPr>
           <w:rFonts w:hint="default"/>
           <w:lang w:val="en-US" w:eastAsia="zh-CN"/>
         </w:rPr>
       </w:pPr>
-      <w:bookmarkStart w:id="17" w:name="_Toc7985"/>
+      <w:bookmarkStart w:id="18" w:name="_Toc7985"/>
       <w:r>
         <w:rPr>
           <w:rFonts w:hint="default"/>
@@ -4287,11 +4260,11 @@
         </w:rPr>
         <w:t>知识固化与推广</w:t>
       </w:r>
-      <w:bookmarkEnd w:id="17"/>
-    </w:p>
-    <w:p>
-      <w:pPr>
-        <w:pStyle w:val="29"/>
+      <w:bookmarkEnd w:id="18"/>
+    </w:p>
+    <w:p>
+      <w:pPr>
+        <w:pStyle w:val="a1"/>
         <w:rPr>
           <w:rFonts w:hint="default"/>
           <w:lang w:val="en-US" w:eastAsia="zh-CN"/>
@@ -4314,7 +4287,7 @@
     </w:p>
     <w:p>
       <w:pPr>
-        <w:pStyle w:val="29"/>
+        <w:pStyle w:val="a1"/>
         <w:rPr>
           <w:rFonts w:hint="default"/>
           <w:lang w:val="en-US" w:eastAsia="zh-CN"/>
@@ -4330,7 +4303,7 @@
     </w:p>
     <w:p>
       <w:pPr>
-        <w:pStyle w:val="29"/>
+        <w:pStyle w:val="a1"/>
         <w:rPr>
           <w:rFonts w:hint="default"/>
           <w:lang w:val="en-US" w:eastAsia="zh-CN"/>
@@ -4346,14 +4319,14 @@
     </w:p>
     <w:p>
       <w:pPr>
-        <w:pStyle w:val="28"/>
+        <w:pStyle w:val="1"/>
         <w:bidi w:val="0"/>
         <w:rPr>
           <w:rFonts w:hint="default"/>
           <w:lang w:val="en-US" w:eastAsia="zh-CN"/>
         </w:rPr>
       </w:pPr>
-      <w:bookmarkStart w:id="18" w:name="_Toc13215"/>
+      <w:bookmarkStart w:id="19" w:name="_Toc13215"/>
       <w:r>
         <w:rPr>
           <w:rFonts w:hint="default"/>
@@ -4361,11 +4334,11 @@
         </w:rPr>
         <w:t>与其他管理流程的衔接</w:t>
       </w:r>
-      <w:bookmarkEnd w:id="18"/>
-    </w:p>
-    <w:p>
-      <w:pPr>
-        <w:pStyle w:val="29"/>
+      <w:bookmarkEnd w:id="19"/>
+    </w:p>
+    <w:p>
+      <w:pPr>
+        <w:pStyle w:val="a1"/>
         <w:rPr>
           <w:rFonts w:hint="default"/>
           <w:lang w:val="en-US" w:eastAsia="zh-CN"/>
@@ -4381,7 +4354,7 @@
     </w:p>
     <w:p>
       <w:pPr>
-        <w:pStyle w:val="29"/>
+        <w:pStyle w:val="a1"/>
         <w:rPr>
           <w:rFonts w:hint="default"/>
           <w:lang w:val="en-US" w:eastAsia="zh-CN"/>
@@ -4397,7 +4370,7 @@
     </w:p>
     <w:p>
       <w:pPr>
-        <w:pStyle w:val="29"/>
+        <w:pStyle w:val="a1"/>
         <w:rPr>
           <w:rFonts w:hint="default"/>
           <w:lang w:val="en-US" w:eastAsia="zh-CN"/>
@@ -4413,14 +4386,14 @@
     </w:p>
     <w:p>
       <w:pPr>
-        <w:pStyle w:val="28"/>
+        <w:pStyle w:val="1"/>
         <w:bidi w:val="0"/>
         <w:rPr>
           <w:rFonts w:hint="default"/>
           <w:lang w:val="en-US" w:eastAsia="zh-CN"/>
         </w:rPr>
       </w:pPr>
-      <w:bookmarkStart w:id="19" w:name="_Toc9567"/>
+      <w:bookmarkStart w:id="20" w:name="_Toc9567"/>
       <w:r>
         <w:rPr>
           <w:rFonts w:hint="default"/>
@@ -4428,11 +4401,11 @@
         </w:rPr>
         <w:t>附则</w:t>
       </w:r>
-      <w:bookmarkEnd w:id="19"/>
-    </w:p>
-    <w:p>
-      <w:pPr>
-        <w:pStyle w:val="29"/>
+      <w:bookmarkEnd w:id="20"/>
+    </w:p>
+    <w:p>
+      <w:pPr>
+        <w:pStyle w:val="a1"/>
         <w:rPr>
           <w:rFonts w:hint="default"/>
           <w:lang w:val="en-US" w:eastAsia="zh-CN"/>
@@ -4448,7 +4421,7 @@
     </w:p>
     <w:p>
       <w:pPr>
-        <w:pStyle w:val="29"/>
+        <w:pStyle w:val="a1"/>
         <w:rPr>
           <w:rFonts w:hint="default"/>
           <w:lang w:val="en-US" w:eastAsia="zh-CN"/>
@@ -4464,7 +4437,7 @@
     </w:p>
     <w:p>
       <w:pPr>
-        <w:pStyle w:val="29"/>
+        <w:pStyle w:val="a1"/>
         <w:rPr>
           <w:rFonts w:hint="default"/>
           <w:lang w:val="en-US" w:eastAsia="zh-CN"/>
@@ -4480,12 +4453,12 @@
     </w:p>
     <w:p>
       <w:pPr>
-        <w:pStyle w:val="29"/>
+        <w:pStyle w:val="a1"/>
         <w:numPr>
           <w:ilvl w:val="0"/>
           <w:numId w:val="2"/>
         </w:numPr>
-        <w:ind w:left="425" w:leftChars="0" w:hanging="425" w:firstLineChars="0"/>
+        <w:ind w:left="425" w:hanging="425" w:leftChars="0" w:firstLineChars="0"/>
         <w:rPr>
           <w:rFonts w:hint="default"/>
           <w:lang w:val="en-US" w:eastAsia="zh-CN"/>
@@ -4501,12 +4474,12 @@
     </w:p>
     <w:p>
       <w:pPr>
-        <w:pStyle w:val="29"/>
+        <w:pStyle w:val="a1"/>
         <w:numPr>
           <w:ilvl w:val="0"/>
           <w:numId w:val="2"/>
         </w:numPr>
-        <w:ind w:left="425" w:leftChars="0" w:hanging="425" w:firstLineChars="0"/>
+        <w:ind w:left="425" w:hanging="425" w:leftChars="0" w:firstLineChars="0"/>
         <w:rPr>
           <w:rFonts w:hint="default"/>
           <w:lang w:val="en-US" w:eastAsia="zh-CN"/>
@@ -4522,12 +4495,12 @@
     </w:p>
     <w:p>
       <w:pPr>
-        <w:pStyle w:val="29"/>
+        <w:pStyle w:val="a1"/>
         <w:numPr>
           <w:ilvl w:val="0"/>
           <w:numId w:val="2"/>
         </w:numPr>
-        <w:ind w:left="425" w:leftChars="0" w:hanging="425" w:firstLineChars="0"/>
+        <w:ind w:left="425" w:hanging="425" w:leftChars="0" w:firstLineChars="0"/>
         <w:rPr>
           <w:rFonts w:hint="default"/>
           <w:lang w:val="en-US" w:eastAsia="zh-CN"/>
@@ -4543,12 +4516,12 @@
     </w:p>
     <w:p>
       <w:pPr>
-        <w:pStyle w:val="29"/>
+        <w:pStyle w:val="a1"/>
         <w:numPr>
           <w:ilvl w:val="0"/>
           <w:numId w:val="2"/>
         </w:numPr>
-        <w:ind w:left="425" w:leftChars="0" w:hanging="425" w:firstLineChars="0"/>
+        <w:ind w:left="425" w:hanging="425" w:leftChars="0" w:firstLineChars="0"/>
         <w:rPr>
           <w:rFonts w:hint="default"/>
           <w:lang w:val="en-US" w:eastAsia="zh-CN"/>
@@ -4564,7 +4537,7 @@
     </w:p>
     <w:p>
       <w:pPr>
-        <w:pStyle w:val="29"/>
+        <w:pStyle w:val="a1"/>
         <w:rPr>
           <w:rFonts w:hint="default"/>
           <w:lang w:val="en-US" w:eastAsia="zh-CN"/>
@@ -4572,73 +4545,23 @@
       </w:pPr>
     </w:p>
     <w:sectPr>
-      <w:headerReference r:id="rId5" w:type="default"/>
+      <w:headerReference w:type="default" r:id="rId7"/>
       <w:pgSz w:w="11906" w:h="16838"/>
       <w:pgMar w:top="1417" w:right="1800" w:bottom="1440" w:left="1800" w:header="1140" w:footer="992" w:gutter="0"/>
-      <w:cols w:space="425" w:num="1"/>
+      <w:cols w:num="1" w:space="425"/>
       <w:docGrid w:type="lines" w:linePitch="312" w:charSpace="0"/>
     </w:sectPr>
   </w:body>
 </w:document>
 </file>
 
-<file path=word/endnotes.xml><?xml version="1.0" encoding="utf-8"?>
-<w:endnotes xmlns:wpc="http://schemas.microsoft.com/office/word/2010/wordprocessingCanvas" xmlns:mc="http://schemas.openxmlformats.org/markup-compatibility/2006" xmlns:o="urn:schemas-microsoft-com:office:office" xmlns:r="http://schemas.openxmlformats.org/officeDocument/2006/relationships" xmlns:m="http://schemas.openxmlformats.org/officeDocument/2006/math" xmlns:v="urn:schemas-microsoft-com:vml" xmlns:wp14="http://schemas.microsoft.com/office/word/2010/wordprocessingDrawing" xmlns:wp="http://schemas.openxmlformats.org/drawingml/2006/wordprocessingDrawing" xmlns:w="http://schemas.openxmlformats.org/wordprocessingml/2006/main" xmlns:w14="http://schemas.microsoft.com/office/word/2010/wordml" xmlns:w15="http://schemas.microsoft.com/office/word/2012/wordml" xmlns:w10="urn:schemas-microsoft-com:office:word" xmlns:wpg="http://schemas.microsoft.com/office/word/2010/wordprocessingGroup" xmlns:wpi="http://schemas.microsoft.com/office/word/2010/wordprocessingInk" xmlns:wne="http://schemas.microsoft.com/office/word/2006/wordml" xmlns:wps="http://schemas.microsoft.com/office/word/2010/wordprocessingShape" xmlns:wpsCustomData="http://www.wps.cn/officeDocument/2013/wpsCustomData" mc:Ignorable="w14 w15 wp14">
-  <w:endnote w:type="separator" w:id="0">
-    <w:p>
-      <w:pPr>
-        <w:spacing w:line="240" w:lineRule="auto"/>
-      </w:pPr>
-      <w:r>
-        <w:separator/>
-      </w:r>
-    </w:p>
-  </w:endnote>
-  <w:endnote w:type="continuationSeparator" w:id="1">
-    <w:p>
-      <w:pPr>
-        <w:spacing w:line="240" w:lineRule="auto"/>
-      </w:pPr>
-      <w:r>
-        <w:continuationSeparator/>
-      </w:r>
-    </w:p>
-  </w:endnote>
-</w:endnotes>
-</file>
-
-<file path=word/footnotes.xml><?xml version="1.0" encoding="utf-8"?>
-<w:footnotes xmlns:wpc="http://schemas.microsoft.com/office/word/2010/wordprocessingCanvas" xmlns:mc="http://schemas.openxmlformats.org/markup-compatibility/2006" xmlns:o="urn:schemas-microsoft-com:office:office" xmlns:r="http://schemas.openxmlformats.org/officeDocument/2006/relationships" xmlns:m="http://schemas.openxmlformats.org/officeDocument/2006/math" xmlns:v="urn:schemas-microsoft-com:vml" xmlns:wp14="http://schemas.microsoft.com/office/word/2010/wordprocessingDrawing" xmlns:wp="http://schemas.openxmlformats.org/drawingml/2006/wordprocessingDrawing" xmlns:w="http://schemas.openxmlformats.org/wordprocessingml/2006/main" xmlns:w14="http://schemas.microsoft.com/office/word/2010/wordml" xmlns:w15="http://schemas.microsoft.com/office/word/2012/wordml" xmlns:w10="urn:schemas-microsoft-com:office:word" xmlns:wpg="http://schemas.microsoft.com/office/word/2010/wordprocessingGroup" xmlns:wpi="http://schemas.microsoft.com/office/word/2010/wordprocessingInk" xmlns:wne="http://schemas.microsoft.com/office/word/2006/wordml" xmlns:wps="http://schemas.microsoft.com/office/word/2010/wordprocessingShape" xmlns:wpsCustomData="http://www.wps.cn/officeDocument/2013/wpsCustomData" mc:Ignorable="w14 w15 wp14">
-  <w:footnote w:type="separator" w:id="0">
-    <w:p>
-      <w:pPr>
-        <w:spacing w:line="360" w:lineRule="auto"/>
-      </w:pPr>
-      <w:r>
-        <w:separator/>
-      </w:r>
-    </w:p>
-  </w:footnote>
-  <w:footnote w:type="continuationSeparator" w:id="1">
-    <w:p>
-      <w:pPr>
-        <w:spacing w:line="360" w:lineRule="auto"/>
-      </w:pPr>
-      <w:r>
-        <w:continuationSeparator/>
-      </w:r>
-    </w:p>
-  </w:footnote>
-</w:footnotes>
-</file>
-
 <file path=word/header1.xml><?xml version="1.0" encoding="utf-8"?>
-<w:hdr xmlns:wpc="http://schemas.microsoft.com/office/word/2010/wordprocessingCanvas" xmlns:mc="http://schemas.openxmlformats.org/markup-compatibility/2006" xmlns:o="urn:schemas-microsoft-com:office:office" xmlns:r="http://schemas.openxmlformats.org/officeDocument/2006/relationships" xmlns:m="http://schemas.openxmlformats.org/officeDocument/2006/math" xmlns:v="urn:schemas-microsoft-com:vml" xmlns:wp14="http://schemas.microsoft.com/office/word/2010/wordprocessingDrawing" xmlns:wp="http://schemas.openxmlformats.org/drawingml/2006/wordprocessingDrawing" xmlns:w10="urn:schemas-microsoft-com:office:word" xmlns:w="http://schemas.openxmlformats.org/wordprocessingml/2006/main" xmlns:w14="http://schemas.microsoft.com/office/word/2010/wordml" xmlns:w15="http://schemas.microsoft.com/office/word/2012/wordml" xmlns:wpg="http://schemas.microsoft.com/office/word/2010/wordprocessingGroup" xmlns:wpi="http://schemas.microsoft.com/office/word/2010/wordprocessingInk" xmlns:wne="http://schemas.microsoft.com/office/word/2006/wordml" xmlns:wps="http://schemas.microsoft.com/office/word/2010/wordprocessingShape" xmlns:wpsCustomData="http://www.wps.cn/officeDocument/2013/wpsCustomData" mc:Ignorable="w14 w15 wp14">
+<w:hdr xmlns:wpc="http://schemas.microsoft.com/office/word/2010/wordprocessingCanvas" xmlns:mc="http://schemas.openxmlformats.org/markup-compatibility/2006" xmlns:o="urn:schemas-microsoft-com:office:office" xmlns:r="http://schemas.openxmlformats.org/officeDocument/2006/relationships" xmlns:m="http://schemas.openxmlformats.org/officeDocument/2006/math" xmlns:v="urn:schemas-microsoft-com:vml" xmlns:wp14="http://schemas.microsoft.com/office/word/2010/wordprocessingDrawing" xmlns:wp="http://schemas.openxmlformats.org/drawingml/2006/wordprocessingDrawing" xmlns:w10="urn:schemas-microsoft-com:office:word" xmlns:w="http://schemas.openxmlformats.org/wordprocessingml/2006/main" xmlns:w14="http://schemas.microsoft.com/office/word/2010/wordml" xmlns:w15="http://schemas.microsoft.com/office/word/2012/wordml" xmlns:wne="http://schemas.microsoft.com/office/word/2006/wordml" xmlns:wpg="http://schemas.microsoft.com/office/word/2010/wordprocessingGroup" xmlns:wpi="http://schemas.microsoft.com/office/word/2010/wordprocessingInk" xmlns:wps="http://schemas.microsoft.com/office/word/2010/wordprocessingShape" mc:Ignorable="w14 w15 wp14">
   <w:p>
     <w:pPr>
-      <w:pStyle w:val="15"/>
+      <w:pStyle w:val="Header"/>
       <w:pBdr>
-        <w:bottom w:val="single" w:color="auto" w:sz="4" w:space="1"/>
+        <w:bottom w:val="single" w:sz="4" w:space="1" w:color="auto"/>
       </w:pBdr>
       <w:tabs>
         <w:tab w:val="left" w:pos="335"/>
@@ -4646,27 +4569,27 @@
       </w:tabs>
       <w:jc w:val="right"/>
       <w:rPr>
-        <w:rFonts w:hint="eastAsia" w:eastAsiaTheme="minorEastAsia"/>
+        <w:rFonts w:eastAsiaTheme="minorEastAsia" w:hint="eastAsia"/>
         <w:lang w:eastAsia="zh-CN"/>
       </w:rPr>
     </w:pPr>
     <w:r>
       <w:rPr>
-        <w:rFonts w:hint="eastAsia" w:eastAsiaTheme="minorEastAsia"/>
+        <w:rFonts w:eastAsiaTheme="minorEastAsia" w:hint="eastAsia"/>
         <w:lang w:val="en-US" w:eastAsia="zh-CN"/>
       </w:rPr>
       <w:tab/>
     </w:r>
     <w:r>
       <w:rPr>
-        <w:rFonts w:hint="eastAsia" w:eastAsiaTheme="minorEastAsia"/>
+        <w:rFonts w:eastAsiaTheme="minorEastAsia" w:hint="eastAsia"/>
         <w:lang w:val="en-US" w:eastAsia="zh-CN"/>
       </w:rPr>
       <w:tab/>
     </w:r>
     <w:r>
       <w:rPr>
-        <w:rFonts w:hint="eastAsia" w:eastAsiaTheme="minorEastAsia"/>
+        <w:rFonts w:eastAsiaTheme="minorEastAsia" w:hint="eastAsia"/>
         <w:lang w:val="en-US" w:eastAsia="zh-CN"/>
       </w:rPr>
       <w:t>桐乡华数广电网络有限公司</w:t>
@@ -4676,15 +4599,15 @@
 </file>
 
 <file path=word/numbering.xml><?xml version="1.0" encoding="utf-8"?>
-<w:numbering xmlns:wpc="http://schemas.microsoft.com/office/word/2010/wordprocessingCanvas" xmlns:mc="http://schemas.openxmlformats.org/markup-compatibility/2006" xmlns:o="urn:schemas-microsoft-com:office:office" xmlns:r="http://schemas.openxmlformats.org/officeDocument/2006/relationships" xmlns:m="http://schemas.openxmlformats.org/officeDocument/2006/math" xmlns:v="urn:schemas-microsoft-com:vml" xmlns:wp14="http://schemas.microsoft.com/office/word/2010/wordprocessingDrawing" xmlns:wp="http://schemas.openxmlformats.org/drawingml/2006/wordprocessingDrawing" xmlns:w10="urn:schemas-microsoft-com:office:word" xmlns:w="http://schemas.openxmlformats.org/wordprocessingml/2006/main" xmlns:w14="http://schemas.microsoft.com/office/word/2010/wordml" xmlns:wpg="http://schemas.microsoft.com/office/word/2010/wordprocessingGroup" xmlns:wpi="http://schemas.microsoft.com/office/word/2010/wordprocessingInk" xmlns:wne="http://schemas.microsoft.com/office/word/2006/wordml" xmlns:wps="http://schemas.microsoft.com/office/word/2010/wordprocessingShape" xmlns:wpsCustomData="http://www.wps.cn/officeDocument/2013/wpsCustomData" mc:Ignorable="w14 wp14">
+<w:numbering xmlns:wpc="http://schemas.microsoft.com/office/word/2010/wordprocessingCanvas" xmlns:mc="http://schemas.openxmlformats.org/markup-compatibility/2006" xmlns:o="urn:schemas-microsoft-com:office:office" xmlns:r="http://schemas.openxmlformats.org/officeDocument/2006/relationships" xmlns:m="http://schemas.openxmlformats.org/officeDocument/2006/math" xmlns:v="urn:schemas-microsoft-com:vml" xmlns:wp14="http://schemas.microsoft.com/office/word/2010/wordprocessingDrawing" xmlns:wp="http://schemas.openxmlformats.org/drawingml/2006/wordprocessingDrawing" xmlns:w10="urn:schemas-microsoft-com:office:word" xmlns:w="http://schemas.openxmlformats.org/wordprocessingml/2006/main" xmlns:w14="http://schemas.microsoft.com/office/word/2010/wordml" xmlns:w15="http://schemas.microsoft.com/office/word/2012/wordml" xmlns:wne="http://schemas.microsoft.com/office/word/2006/wordml" xmlns:wpg="http://schemas.microsoft.com/office/word/2010/wordprocessingGroup" xmlns:wpi="http://schemas.microsoft.com/office/word/2010/wordprocessingInk" xmlns:wps="http://schemas.microsoft.com/office/word/2010/wordprocessingShape" mc:Ignorable="w14 w15 wp14">
   <w:abstractNum w:abstractNumId="0">
     <w:nsid w:val="8E964DCE"/>
     <w:multiLevelType w:val="multilevel"/>
     <w:tmpl w:val="8E964DCE"/>
-    <w:lvl w:ilvl="0" w:tentative="0">
+    <w:lvl w:ilvl="0">
       <w:start w:val="1"/>
       <w:numFmt w:val="decimal"/>
-      <w:pStyle w:val="2"/>
+      <w:pStyle w:val="Heading1"/>
       <w:lvlText w:val="%1."/>
       <w:lvlJc w:val="left"/>
       <w:pPr>
@@ -4694,10 +4617,10 @@
         <w:rFonts w:hint="default"/>
       </w:rPr>
     </w:lvl>
-    <w:lvl w:ilvl="1" w:tentative="0">
+    <w:lvl w:ilvl="1">
       <w:start w:val="1"/>
       <w:numFmt w:val="decimal"/>
-      <w:pStyle w:val="3"/>
+      <w:pStyle w:val="Heading2"/>
       <w:lvlText w:val="%1.%2."/>
       <w:lvlJc w:val="left"/>
       <w:pPr>
@@ -4707,10 +4630,10 @@
         <w:rFonts w:hint="default"/>
       </w:rPr>
     </w:lvl>
-    <w:lvl w:ilvl="2" w:tentative="0">
+    <w:lvl w:ilvl="2">
       <w:start w:val="1"/>
       <w:numFmt w:val="decimal"/>
-      <w:pStyle w:val="4"/>
+      <w:pStyle w:val="Heading3"/>
       <w:lvlText w:val="%1.%2.%3."/>
       <w:lvlJc w:val="left"/>
       <w:pPr>
@@ -4720,10 +4643,10 @@
         <w:rFonts w:hint="default"/>
       </w:rPr>
     </w:lvl>
-    <w:lvl w:ilvl="3" w:tentative="0">
+    <w:lvl w:ilvl="3">
       <w:start w:val="1"/>
       <w:numFmt w:val="decimal"/>
-      <w:pStyle w:val="5"/>
+      <w:pStyle w:val="Heading4"/>
       <w:lvlText w:val="%1.%2.%3.%4."/>
       <w:lvlJc w:val="left"/>
       <w:pPr>
@@ -4733,10 +4656,10 @@
         <w:rFonts w:hint="default"/>
       </w:rPr>
     </w:lvl>
-    <w:lvl w:ilvl="4" w:tentative="0">
+    <w:lvl w:ilvl="4">
       <w:start w:val="1"/>
       <w:numFmt w:val="decimal"/>
-      <w:pStyle w:val="6"/>
+      <w:pStyle w:val="Heading5"/>
       <w:lvlText w:val="%1.%2.%3.%4.%5."/>
       <w:lvlJc w:val="left"/>
       <w:pPr>
@@ -4746,10 +4669,10 @@
         <w:rFonts w:hint="default"/>
       </w:rPr>
     </w:lvl>
-    <w:lvl w:ilvl="5" w:tentative="0">
+    <w:lvl w:ilvl="5">
       <w:start w:val="1"/>
       <w:numFmt w:val="decimal"/>
-      <w:pStyle w:val="7"/>
+      <w:pStyle w:val="Heading6"/>
       <w:lvlText w:val="%1.%2.%3.%4.%5.%6."/>
       <w:lvlJc w:val="left"/>
       <w:pPr>
@@ -4759,10 +4682,10 @@
         <w:rFonts w:hint="default"/>
       </w:rPr>
     </w:lvl>
-    <w:lvl w:ilvl="6" w:tentative="0">
+    <w:lvl w:ilvl="6">
       <w:start w:val="1"/>
       <w:numFmt w:val="decimal"/>
-      <w:pStyle w:val="8"/>
+      <w:pStyle w:val="Heading7"/>
       <w:lvlText w:val="%1.%2.%3.%4.%5.%6.%7."/>
       <w:lvlJc w:val="left"/>
       <w:pPr>
@@ -4772,10 +4695,10 @@
         <w:rFonts w:hint="default"/>
       </w:rPr>
     </w:lvl>
-    <w:lvl w:ilvl="7" w:tentative="0">
+    <w:lvl w:ilvl="7">
       <w:start w:val="1"/>
       <w:numFmt w:val="decimal"/>
-      <w:pStyle w:val="9"/>
+      <w:pStyle w:val="Heading8"/>
       <w:lvlText w:val="%1.%2.%3.%4.%5.%6.%7.%8."/>
       <w:lvlJc w:val="left"/>
       <w:pPr>
@@ -4785,10 +4708,10 @@
         <w:rFonts w:hint="default"/>
       </w:rPr>
     </w:lvl>
-    <w:lvl w:ilvl="8" w:tentative="0">
+    <w:lvl w:ilvl="8">
       <w:start w:val="1"/>
       <w:numFmt w:val="decimal"/>
-      <w:pStyle w:val="10"/>
+      <w:pStyle w:val="Heading9"/>
       <w:lvlText w:val="%1.%2.%3.%4.%5.%6.%7.%8.%9."/>
       <w:lvlJc w:val="left"/>
       <w:pPr>
@@ -4803,7 +4726,7 @@
     <w:nsid w:val="022307C0"/>
     <w:multiLevelType w:val="singleLevel"/>
     <w:tmpl w:val="022307C0"/>
-    <w:lvl w:ilvl="0" w:tentative="0">
+    <w:lvl w:ilvl="0">
       <w:start w:val="1"/>
       <w:numFmt w:val="decimal"/>
       <w:lvlText w:val="%1."/>
@@ -4826,269 +4749,267 @@
 </file>
 
 <file path=word/styles.xml><?xml version="1.0" encoding="utf-8"?>
-<w:styles xmlns:mc="http://schemas.openxmlformats.org/markup-compatibility/2006" xmlns:o="urn:schemas-microsoft-com:office:office" xmlns:r="http://schemas.openxmlformats.org/officeDocument/2006/relationships" xmlns:m="http://schemas.openxmlformats.org/officeDocument/2006/math" xmlns:v="urn:schemas-microsoft-com:vml" xmlns:w="http://schemas.openxmlformats.org/wordprocessingml/2006/main" xmlns:w14="http://schemas.microsoft.com/office/word/2010/wordml" xmlns:w10="urn:schemas-microsoft-com:office:word" xmlns:sl="http://schemas.openxmlformats.org/schemaLibrary/2006/main" xmlns:wpsCustomData="http://www.wps.cn/officeDocument/2013/wpsCustomData" mc:Ignorable="w14">
+<w:styles xmlns:mc="http://schemas.openxmlformats.org/markup-compatibility/2006" xmlns:r="http://schemas.openxmlformats.org/officeDocument/2006/relationships" xmlns:w="http://schemas.openxmlformats.org/wordprocessingml/2006/main" xmlns:w14="http://schemas.microsoft.com/office/word/2010/wordml" xmlns:w15="http://schemas.microsoft.com/office/word/2012/wordml" mc:Ignorable="w14 w15">
   <w:docDefaults>
     <w:rPrDefault>
       <w:rPr>
-        <w:rFonts w:ascii="Times New Roman" w:hAnsi="Times New Roman" w:eastAsia="宋体" w:cs="Times New Roman"/>
+        <w:rFonts w:ascii="Times New Roman" w:eastAsia="宋体" w:hAnsi="Times New Roman" w:cs="Times New Roman"/>
       </w:rPr>
     </w:rPrDefault>
     <w:pPrDefault/>
   </w:docDefaults>
-  <w:latentStyles w:count="260" w:defQFormat="0" w:defUnhideWhenUsed="1" w:defSemiHidden="1" w:defUIPriority="99" w:defLockedState="0">
-    <w:lsdException w:qFormat="1" w:unhideWhenUsed="0" w:uiPriority="0" w:semiHidden="0" w:name="Normal"/>
-    <w:lsdException w:qFormat="1" w:unhideWhenUsed="0" w:uiPriority="0" w:semiHidden="0" w:name="heading 1"/>
-    <w:lsdException w:qFormat="1" w:uiPriority="0" w:semiHidden="0" w:name="heading 2"/>
-    <w:lsdException w:qFormat="1" w:uiPriority="0" w:name="heading 3"/>
-    <w:lsdException w:qFormat="1" w:uiPriority="0" w:semiHidden="0" w:name="heading 4"/>
-    <w:lsdException w:qFormat="1" w:uiPriority="0" w:name="heading 5"/>
-    <w:lsdException w:qFormat="1" w:uiPriority="0" w:name="heading 6"/>
-    <w:lsdException w:qFormat="1" w:uiPriority="0" w:name="heading 7"/>
-    <w:lsdException w:qFormat="1" w:uiPriority="0" w:name="heading 8"/>
-    <w:lsdException w:qFormat="1" w:uiPriority="0" w:name="heading 9"/>
-    <w:lsdException w:unhideWhenUsed="0" w:uiPriority="0" w:semiHidden="0" w:name="index 1"/>
-    <w:lsdException w:unhideWhenUsed="0" w:uiPriority="0" w:semiHidden="0" w:name="index 2"/>
-    <w:lsdException w:unhideWhenUsed="0" w:uiPriority="0" w:semiHidden="0" w:name="index 3"/>
-    <w:lsdException w:unhideWhenUsed="0" w:uiPriority="0" w:semiHidden="0" w:name="index 4"/>
-    <w:lsdException w:unhideWhenUsed="0" w:uiPriority="0" w:semiHidden="0" w:name="index 5"/>
-    <w:lsdException w:unhideWhenUsed="0" w:uiPriority="0" w:semiHidden="0" w:name="index 6"/>
-    <w:lsdException w:unhideWhenUsed="0" w:uiPriority="0" w:semiHidden="0" w:name="index 7"/>
-    <w:lsdException w:unhideWhenUsed="0" w:uiPriority="0" w:semiHidden="0" w:name="index 8"/>
-    <w:lsdException w:unhideWhenUsed="0" w:uiPriority="0" w:semiHidden="0" w:name="index 9"/>
-    <w:lsdException w:qFormat="1" w:unhideWhenUsed="0" w:uiPriority="0" w:semiHidden="0" w:name="toc 1"/>
-    <w:lsdException w:qFormat="1" w:unhideWhenUsed="0" w:uiPriority="0" w:semiHidden="0" w:name="toc 2"/>
-    <w:lsdException w:qFormat="1" w:unhideWhenUsed="0" w:uiPriority="0" w:semiHidden="0" w:name="toc 3"/>
-    <w:lsdException w:unhideWhenUsed="0" w:uiPriority="0" w:semiHidden="0" w:name="toc 4"/>
-    <w:lsdException w:unhideWhenUsed="0" w:uiPriority="0" w:semiHidden="0" w:name="toc 5"/>
-    <w:lsdException w:unhideWhenUsed="0" w:uiPriority="0" w:semiHidden="0" w:name="toc 6"/>
-    <w:lsdException w:unhideWhenUsed="0" w:uiPriority="0" w:semiHidden="0" w:name="toc 7"/>
-    <w:lsdException w:unhideWhenUsed="0" w:uiPriority="0" w:semiHidden="0" w:name="toc 8"/>
-    <w:lsdException w:unhideWhenUsed="0" w:uiPriority="0" w:semiHidden="0" w:name="toc 9"/>
-    <w:lsdException w:unhideWhenUsed="0" w:uiPriority="0" w:semiHidden="0" w:name="Normal Indent"/>
-    <w:lsdException w:unhideWhenUsed="0" w:uiPriority="0" w:semiHidden="0" w:name="footnote text"/>
-    <w:lsdException w:qFormat="1" w:unhideWhenUsed="0" w:uiPriority="0" w:semiHidden="0" w:name="annotation text"/>
-    <w:lsdException w:qFormat="1" w:unhideWhenUsed="0" w:uiPriority="0" w:semiHidden="0" w:name="header"/>
-    <w:lsdException w:qFormat="1" w:unhideWhenUsed="0" w:uiPriority="0" w:semiHidden="0" w:name="footer"/>
-    <w:lsdException w:unhideWhenUsed="0" w:uiPriority="0" w:semiHidden="0" w:name="index heading"/>
-    <w:lsdException w:qFormat="1" w:uiPriority="0" w:name="caption"/>
-    <w:lsdException w:unhideWhenUsed="0" w:uiPriority="0" w:semiHidden="0" w:name="table of figures"/>
-    <w:lsdException w:unhideWhenUsed="0" w:uiPriority="0" w:semiHidden="0" w:name="envelope address"/>
-    <w:lsdException w:unhideWhenUsed="0" w:uiPriority="0" w:semiHidden="0" w:name="envelope return"/>
-    <w:lsdException w:unhideWhenUsed="0" w:uiPriority="0" w:semiHidden="0" w:name="footnote reference"/>
-    <w:lsdException w:unhideWhenUsed="0" w:uiPriority="0" w:semiHidden="0" w:name="annotation reference"/>
-    <w:lsdException w:unhideWhenUsed="0" w:uiPriority="0" w:semiHidden="0" w:name="line number"/>
-    <w:lsdException w:unhideWhenUsed="0" w:uiPriority="0" w:semiHidden="0" w:name="page number"/>
-    <w:lsdException w:unhideWhenUsed="0" w:uiPriority="0" w:semiHidden="0" w:name="endnote reference"/>
-    <w:lsdException w:unhideWhenUsed="0" w:uiPriority="0" w:semiHidden="0" w:name="endnote text"/>
-    <w:lsdException w:unhideWhenUsed="0" w:uiPriority="0" w:semiHidden="0" w:name="table of authorities"/>
-    <w:lsdException w:unhideWhenUsed="0" w:uiPriority="0" w:semiHidden="0" w:name="macro"/>
-    <w:lsdException w:unhideWhenUsed="0" w:uiPriority="0" w:semiHidden="0" w:name="toa heading"/>
-    <w:lsdException w:unhideWhenUsed="0" w:uiPriority="0" w:semiHidden="0" w:name="List"/>
-    <w:lsdException w:unhideWhenUsed="0" w:uiPriority="0" w:semiHidden="0" w:name="List Bullet"/>
-    <w:lsdException w:unhideWhenUsed="0" w:uiPriority="0" w:semiHidden="0" w:name="List Number"/>
-    <w:lsdException w:unhideWhenUsed="0" w:uiPriority="0" w:semiHidden="0" w:name="List 2"/>
-    <w:lsdException w:unhideWhenUsed="0" w:uiPriority="0" w:semiHidden="0" w:name="List 3"/>
-    <w:lsdException w:unhideWhenUsed="0" w:uiPriority="0" w:semiHidden="0" w:name="List 4"/>
-    <w:lsdException w:unhideWhenUsed="0" w:uiPriority="0" w:semiHidden="0" w:name="List 5"/>
-    <w:lsdException w:unhideWhenUsed="0" w:uiPriority="0" w:semiHidden="0" w:name="List Bullet 2"/>
-    <w:lsdException w:unhideWhenUsed="0" w:uiPriority="0" w:semiHidden="0" w:name="List Bullet 3"/>
-    <w:lsdException w:unhideWhenUsed="0" w:uiPriority="0" w:semiHidden="0" w:name="List Bullet 4"/>
-    <w:lsdException w:unhideWhenUsed="0" w:uiPriority="0" w:semiHidden="0" w:name="List Bullet 5"/>
-    <w:lsdException w:unhideWhenUsed="0" w:uiPriority="0" w:semiHidden="0" w:name="List Number 2"/>
-    <w:lsdException w:unhideWhenUsed="0" w:uiPriority="0" w:semiHidden="0" w:name="List Number 3"/>
-    <w:lsdException w:unhideWhenUsed="0" w:uiPriority="0" w:semiHidden="0" w:name="List Number 4"/>
-    <w:lsdException w:unhideWhenUsed="0" w:uiPriority="0" w:semiHidden="0" w:name="List Number 5"/>
-    <w:lsdException w:qFormat="1" w:unhideWhenUsed="0" w:uiPriority="0" w:semiHidden="0" w:name="Title"/>
-    <w:lsdException w:unhideWhenUsed="0" w:uiPriority="0" w:semiHidden="0" w:name="Closing"/>
-    <w:lsdException w:unhideWhenUsed="0" w:uiPriority="0" w:semiHidden="0" w:name="Signature"/>
-    <w:lsdException w:qFormat="1" w:unhideWhenUsed="0" w:uiPriority="0" w:name="Default Paragraph Font"/>
-    <w:lsdException w:qFormat="1" w:unhideWhenUsed="0" w:uiPriority="0" w:name="Body Text"/>
-    <w:lsdException w:unhideWhenUsed="0" w:uiPriority="0" w:semiHidden="0" w:name="Body Text Indent"/>
-    <w:lsdException w:unhideWhenUsed="0" w:uiPriority="0" w:semiHidden="0" w:name="List Continue"/>
-    <w:lsdException w:unhideWhenUsed="0" w:uiPriority="0" w:semiHidden="0" w:name="List Continue 2"/>
-    <w:lsdException w:unhideWhenUsed="0" w:uiPriority="0" w:semiHidden="0" w:name="List Continue 3"/>
-    <w:lsdException w:unhideWhenUsed="0" w:uiPriority="0" w:semiHidden="0" w:name="List Continue 4"/>
-    <w:lsdException w:unhideWhenUsed="0" w:uiPriority="0" w:semiHidden="0" w:name="List Continue 5"/>
-    <w:lsdException w:unhideWhenUsed="0" w:uiPriority="0" w:semiHidden="0" w:name="Message Header"/>
-    <w:lsdException w:qFormat="1" w:unhideWhenUsed="0" w:uiPriority="0" w:semiHidden="0" w:name="Subtitle"/>
-    <w:lsdException w:unhideWhenUsed="0" w:uiPriority="0" w:semiHidden="0" w:name="Salutation"/>
-    <w:lsdException w:unhideWhenUsed="0" w:uiPriority="0" w:semiHidden="0" w:name="Date"/>
-    <w:lsdException w:unhideWhenUsed="0" w:uiPriority="0" w:semiHidden="0" w:name="Body Text First Indent"/>
-    <w:lsdException w:unhideWhenUsed="0" w:uiPriority="0" w:semiHidden="0" w:name="Body Text First Indent 2"/>
-    <w:lsdException w:uiPriority="99" w:name="Note Heading"/>
-    <w:lsdException w:unhideWhenUsed="0" w:uiPriority="0" w:semiHidden="0" w:name="Body Text 2"/>
-    <w:lsdException w:unhideWhenUsed="0" w:uiPriority="0" w:semiHidden="0" w:name="Body Text 3"/>
-    <w:lsdException w:unhideWhenUsed="0" w:uiPriority="0" w:semiHidden="0" w:name="Body Text Indent 2"/>
-    <w:lsdException w:unhideWhenUsed="0" w:uiPriority="0" w:semiHidden="0" w:name="Body Text Indent 3"/>
-    <w:lsdException w:unhideWhenUsed="0" w:uiPriority="0" w:semiHidden="0" w:name="Block Text"/>
-    <w:lsdException w:unhideWhenUsed="0" w:uiPriority="0" w:semiHidden="0" w:name="Hyperlink"/>
-    <w:lsdException w:unhideWhenUsed="0" w:uiPriority="0" w:semiHidden="0" w:name="FollowedHyperlink"/>
-    <w:lsdException w:qFormat="1" w:unhideWhenUsed="0" w:uiPriority="0" w:semiHidden="0" w:name="Strong"/>
-    <w:lsdException w:qFormat="1" w:unhideWhenUsed="0" w:uiPriority="0" w:semiHidden="0" w:name="Emphasis"/>
-    <w:lsdException w:unhideWhenUsed="0" w:uiPriority="0" w:semiHidden="0" w:name="Document Map"/>
-    <w:lsdException w:unhideWhenUsed="0" w:uiPriority="0" w:semiHidden="0" w:name="Plain Text"/>
-    <w:lsdException w:unhideWhenUsed="0" w:uiPriority="0" w:semiHidden="0" w:name="E-mail Signature"/>
-    <w:lsdException w:qFormat="1" w:unhideWhenUsed="0" w:uiPriority="0" w:semiHidden="0" w:name="Normal (Web)"/>
-    <w:lsdException w:unhideWhenUsed="0" w:uiPriority="0" w:semiHidden="0" w:name="HTML Acronym"/>
-    <w:lsdException w:unhideWhenUsed="0" w:uiPriority="0" w:semiHidden="0" w:name="HTML Address"/>
-    <w:lsdException w:unhideWhenUsed="0" w:uiPriority="0" w:semiHidden="0" w:name="HTML Cite"/>
-    <w:lsdException w:unhideWhenUsed="0" w:uiPriority="0" w:semiHidden="0" w:name="HTML Code"/>
-    <w:lsdException w:unhideWhenUsed="0" w:uiPriority="0" w:semiHidden="0" w:name="HTML Definition"/>
-    <w:lsdException w:unhideWhenUsed="0" w:uiPriority="0" w:semiHidden="0" w:name="HTML Keyboard"/>
-    <w:lsdException w:unhideWhenUsed="0" w:uiPriority="0" w:semiHidden="0" w:name="HTML Preformatted"/>
-    <w:lsdException w:unhideWhenUsed="0" w:uiPriority="0" w:semiHidden="0" w:name="HTML Sample"/>
-    <w:lsdException w:unhideWhenUsed="0" w:uiPriority="0" w:semiHidden="0" w:name="HTML Typewriter"/>
-    <w:lsdException w:unhideWhenUsed="0" w:uiPriority="0" w:semiHidden="0" w:name="HTML Variable"/>
-    <w:lsdException w:qFormat="1" w:unhideWhenUsed="0" w:uiPriority="0" w:name="Normal Table"/>
-    <w:lsdException w:unhideWhenUsed="0" w:uiPriority="0" w:semiHidden="0" w:name="annotation subject"/>
-    <w:lsdException w:unhideWhenUsed="0" w:uiPriority="0" w:semiHidden="0" w:name="Table Simple 1"/>
-    <w:lsdException w:unhideWhenUsed="0" w:uiPriority="0" w:semiHidden="0" w:name="Table Simple 2"/>
-    <w:lsdException w:unhideWhenUsed="0" w:uiPriority="0" w:semiHidden="0" w:name="Table Simple 3"/>
-    <w:lsdException w:unhideWhenUsed="0" w:uiPriority="0" w:semiHidden="0" w:name="Table Classic 1"/>
-    <w:lsdException w:unhideWhenUsed="0" w:uiPriority="0" w:semiHidden="0" w:name="Table Classic 2"/>
-    <w:lsdException w:unhideWhenUsed="0" w:uiPriority="0" w:semiHidden="0" w:name="Table Classic 3"/>
-    <w:lsdException w:unhideWhenUsed="0" w:uiPriority="0" w:semiHidden="0" w:name="Table Classic 4"/>
-    <w:lsdException w:unhideWhenUsed="0" w:uiPriority="0" w:semiHidden="0" w:name="Table Colorful 1"/>
-    <w:lsdException w:unhideWhenUsed="0" w:uiPriority="0" w:semiHidden="0" w:name="Table Colorful 2"/>
-    <w:lsdException w:unhideWhenUsed="0" w:uiPriority="0" w:semiHidden="0" w:name="Table Colorful 3"/>
-    <w:lsdException w:unhideWhenUsed="0" w:uiPriority="0" w:semiHidden="0" w:name="Table Columns 1"/>
-    <w:lsdException w:unhideWhenUsed="0" w:uiPriority="0" w:semiHidden="0" w:name="Table Columns 2"/>
-    <w:lsdException w:unhideWhenUsed="0" w:uiPriority="0" w:semiHidden="0" w:name="Table Columns 3"/>
-    <w:lsdException w:unhideWhenUsed="0" w:uiPriority="0" w:semiHidden="0" w:name="Table Columns 4"/>
-    <w:lsdException w:unhideWhenUsed="0" w:uiPriority="0" w:semiHidden="0" w:name="Table Columns 5"/>
-    <w:lsdException w:unhideWhenUsed="0" w:uiPriority="0" w:semiHidden="0" w:name="Table Grid 1"/>
-    <w:lsdException w:unhideWhenUsed="0" w:uiPriority="0" w:semiHidden="0" w:name="Table Grid 2"/>
-    <w:lsdException w:unhideWhenUsed="0" w:uiPriority="0" w:semiHidden="0" w:name="Table Grid 3"/>
-    <w:lsdException w:unhideWhenUsed="0" w:uiPriority="0" w:semiHidden="0" w:name="Table Grid 4"/>
-    <w:lsdException w:unhideWhenUsed="0" w:uiPriority="0" w:semiHidden="0" w:name="Table Grid 5"/>
-    <w:lsdException w:unhideWhenUsed="0" w:uiPriority="0" w:semiHidden="0" w:name="Table Grid 6"/>
-    <w:lsdException w:unhideWhenUsed="0" w:uiPriority="0" w:semiHidden="0" w:name="Table Grid 7"/>
-    <w:lsdException w:unhideWhenUsed="0" w:uiPriority="0" w:semiHidden="0" w:name="Table Grid 8"/>
-    <w:lsdException w:unhideWhenUsed="0" w:uiPriority="0" w:semiHidden="0" w:name="Table List 1"/>
-    <w:lsdException w:unhideWhenUsed="0" w:uiPriority="0" w:semiHidden="0" w:name="Table List 2"/>
-    <w:lsdException w:unhideWhenUsed="0" w:uiPriority="0" w:semiHidden="0" w:name="Table List 3"/>
-    <w:lsdException w:unhideWhenUsed="0" w:uiPriority="0" w:semiHidden="0" w:name="Table List 4"/>
-    <w:lsdException w:unhideWhenUsed="0" w:uiPriority="0" w:semiHidden="0" w:name="Table List 5"/>
-    <w:lsdException w:unhideWhenUsed="0" w:uiPriority="0" w:semiHidden="0" w:name="Table List 6"/>
-    <w:lsdException w:unhideWhenUsed="0" w:uiPriority="0" w:semiHidden="0" w:name="Table List 7"/>
-    <w:lsdException w:unhideWhenUsed="0" w:uiPriority="0" w:semiHidden="0" w:name="Table List 8"/>
-    <w:lsdException w:unhideWhenUsed="0" w:uiPriority="0" w:semiHidden="0" w:name="Table 3D effects 1"/>
-    <w:lsdException w:unhideWhenUsed="0" w:uiPriority="0" w:semiHidden="0" w:name="Table 3D effects 2"/>
-    <w:lsdException w:unhideWhenUsed="0" w:uiPriority="0" w:semiHidden="0" w:name="Table 3D effects 3"/>
-    <w:lsdException w:unhideWhenUsed="0" w:uiPriority="0" w:semiHidden="0" w:name="Table Contemporary"/>
-    <w:lsdException w:unhideWhenUsed="0" w:uiPriority="0" w:semiHidden="0" w:name="Table Elegant"/>
-    <w:lsdException w:unhideWhenUsed="0" w:uiPriority="0" w:semiHidden="0" w:name="Table Professional"/>
-    <w:lsdException w:unhideWhenUsed="0" w:uiPriority="0" w:semiHidden="0" w:name="Table Subtle 1"/>
-    <w:lsdException w:unhideWhenUsed="0" w:uiPriority="0" w:semiHidden="0" w:name="Table Subtle 2"/>
-    <w:lsdException w:unhideWhenUsed="0" w:uiPriority="0" w:semiHidden="0" w:name="Table Web 1"/>
-    <w:lsdException w:unhideWhenUsed="0" w:uiPriority="0" w:semiHidden="0" w:name="Table Web 2"/>
-    <w:lsdException w:unhideWhenUsed="0" w:uiPriority="0" w:semiHidden="0" w:name="Table Web 3"/>
-    <w:lsdException w:unhideWhenUsed="0" w:uiPriority="0" w:semiHidden="0" w:name="Balloon Text"/>
-    <w:lsdException w:qFormat="1" w:unhideWhenUsed="0" w:uiPriority="0" w:semiHidden="0" w:name="Table Grid"/>
-    <w:lsdException w:unhideWhenUsed="0" w:uiPriority="0" w:semiHidden="0" w:name="Table Theme"/>
-    <w:lsdException w:unhideWhenUsed="0" w:uiPriority="60" w:semiHidden="0" w:name="Light Shading"/>
-    <w:lsdException w:unhideWhenUsed="0" w:uiPriority="61" w:semiHidden="0" w:name="Light List"/>
-    <w:lsdException w:unhideWhenUsed="0" w:uiPriority="62" w:semiHidden="0" w:name="Light Grid"/>
-    <w:lsdException w:unhideWhenUsed="0" w:uiPriority="63" w:semiHidden="0" w:name="Medium Shading 1"/>
-    <w:lsdException w:unhideWhenUsed="0" w:uiPriority="64" w:semiHidden="0" w:name="Medium Shading 2"/>
-    <w:lsdException w:unhideWhenUsed="0" w:uiPriority="65" w:semiHidden="0" w:name="Medium List 1"/>
-    <w:lsdException w:unhideWhenUsed="0" w:uiPriority="66" w:semiHidden="0" w:name="Medium List 2"/>
-    <w:lsdException w:unhideWhenUsed="0" w:uiPriority="67" w:semiHidden="0" w:name="Medium Grid 1"/>
-    <w:lsdException w:unhideWhenUsed="0" w:uiPriority="68" w:semiHidden="0" w:name="Medium Grid 2"/>
-    <w:lsdException w:unhideWhenUsed="0" w:uiPriority="69" w:semiHidden="0" w:name="Medium Grid 3"/>
-    <w:lsdException w:unhideWhenUsed="0" w:uiPriority="70" w:semiHidden="0" w:name="Dark List"/>
-    <w:lsdException w:unhideWhenUsed="0" w:uiPriority="71" w:semiHidden="0" w:name="Colorful Shading"/>
-    <w:lsdException w:unhideWhenUsed="0" w:uiPriority="72" w:semiHidden="0" w:name="Colorful List"/>
-    <w:lsdException w:unhideWhenUsed="0" w:uiPriority="73" w:semiHidden="0" w:name="Colorful Grid"/>
-    <w:lsdException w:unhideWhenUsed="0" w:uiPriority="60" w:semiHidden="0" w:name="Light Shading Accent 1"/>
-    <w:lsdException w:unhideWhenUsed="0" w:uiPriority="61" w:semiHidden="0" w:name="Light List Accent 1"/>
-    <w:lsdException w:unhideWhenUsed="0" w:uiPriority="62" w:semiHidden="0" w:name="Light Grid Accent 1"/>
-    <w:lsdException w:unhideWhenUsed="0" w:uiPriority="63" w:semiHidden="0" w:name="Medium Shading 1 Accent 1"/>
-    <w:lsdException w:unhideWhenUsed="0" w:uiPriority="64" w:semiHidden="0" w:name="Medium Shading 2 Accent 1"/>
-    <w:lsdException w:unhideWhenUsed="0" w:uiPriority="65" w:semiHidden="0" w:name="Medium List 1 Accent 1"/>
-    <w:lsdException w:unhideWhenUsed="0" w:uiPriority="66" w:semiHidden="0" w:name="Medium List 2 Accent 1"/>
-    <w:lsdException w:unhideWhenUsed="0" w:uiPriority="67" w:semiHidden="0" w:name="Medium Grid 1 Accent 1"/>
-    <w:lsdException w:unhideWhenUsed="0" w:uiPriority="68" w:semiHidden="0" w:name="Medium Grid 2 Accent 1"/>
-    <w:lsdException w:unhideWhenUsed="0" w:uiPriority="69" w:semiHidden="0" w:name="Medium Grid 3 Accent 1"/>
-    <w:lsdException w:unhideWhenUsed="0" w:uiPriority="70" w:semiHidden="0" w:name="Dark List Accent 1"/>
-    <w:lsdException w:unhideWhenUsed="0" w:uiPriority="71" w:semiHidden="0" w:name="Colorful Shading Accent 1"/>
-    <w:lsdException w:unhideWhenUsed="0" w:uiPriority="72" w:semiHidden="0" w:name="Colorful List Accent 1"/>
-    <w:lsdException w:unhideWhenUsed="0" w:uiPriority="73" w:semiHidden="0" w:name="Colorful Grid Accent 1"/>
-    <w:lsdException w:unhideWhenUsed="0" w:uiPriority="60" w:semiHidden="0" w:name="Light Shading Accent 2"/>
-    <w:lsdException w:unhideWhenUsed="0" w:uiPriority="61" w:semiHidden="0" w:name="Light List Accent 2"/>
-    <w:lsdException w:unhideWhenUsed="0" w:uiPriority="62" w:semiHidden="0" w:name="Light Grid Accent 2"/>
-    <w:lsdException w:unhideWhenUsed="0" w:uiPriority="63" w:semiHidden="0" w:name="Medium Shading 1 Accent 2"/>
-    <w:lsdException w:unhideWhenUsed="0" w:uiPriority="64" w:semiHidden="0" w:name="Medium Shading 2 Accent 2"/>
-    <w:lsdException w:unhideWhenUsed="0" w:uiPriority="65" w:semiHidden="0" w:name="Medium List 1 Accent 2"/>
-    <w:lsdException w:unhideWhenUsed="0" w:uiPriority="66" w:semiHidden="0" w:name="Medium List 2 Accent 2"/>
-    <w:lsdException w:unhideWhenUsed="0" w:uiPriority="67" w:semiHidden="0" w:name="Medium Grid 1 Accent 2"/>
-    <w:lsdException w:unhideWhenUsed="0" w:uiPriority="68" w:semiHidden="0" w:name="Medium Grid 2 Accent 2"/>
-    <w:lsdException w:unhideWhenUsed="0" w:uiPriority="69" w:semiHidden="0" w:name="Medium Grid 3 Accent 2"/>
-    <w:lsdException w:unhideWhenUsed="0" w:uiPriority="70" w:semiHidden="0" w:name="Dark List Accent 2"/>
-    <w:lsdException w:unhideWhenUsed="0" w:uiPriority="71" w:semiHidden="0" w:name="Colorful Shading Accent 2"/>
-    <w:lsdException w:unhideWhenUsed="0" w:uiPriority="72" w:semiHidden="0" w:name="Colorful List Accent 2"/>
-    <w:lsdException w:unhideWhenUsed="0" w:uiPriority="73" w:semiHidden="0" w:name="Colorful Grid Accent 2"/>
-    <w:lsdException w:unhideWhenUsed="0" w:uiPriority="60" w:semiHidden="0" w:name="Light Shading Accent 3"/>
-    <w:lsdException w:unhideWhenUsed="0" w:uiPriority="61" w:semiHidden="0" w:name="Light List Accent 3"/>
-    <w:lsdException w:unhideWhenUsed="0" w:uiPriority="62" w:semiHidden="0" w:name="Light Grid Accent 3"/>
-    <w:lsdException w:unhideWhenUsed="0" w:uiPriority="63" w:semiHidden="0" w:name="Medium Shading 1 Accent 3"/>
-    <w:lsdException w:unhideWhenUsed="0" w:uiPriority="64" w:semiHidden="0" w:name="Medium Shading 2 Accent 3"/>
-    <w:lsdException w:unhideWhenUsed="0" w:uiPriority="65" w:semiHidden="0" w:name="Medium List 1 Accent 3"/>
-    <w:lsdException w:unhideWhenUsed="0" w:uiPriority="66" w:semiHidden="0" w:name="Medium List 2 Accent 3"/>
-    <w:lsdException w:unhideWhenUsed="0" w:uiPriority="67" w:semiHidden="0" w:name="Medium Grid 1 Accent 3"/>
-    <w:lsdException w:unhideWhenUsed="0" w:uiPriority="68" w:semiHidden="0" w:name="Medium Grid 2 Accent 3"/>
-    <w:lsdException w:unhideWhenUsed="0" w:uiPriority="69" w:semiHidden="0" w:name="Medium Grid 3 Accent 3"/>
-    <w:lsdException w:unhideWhenUsed="0" w:uiPriority="70" w:semiHidden="0" w:name="Dark List Accent 3"/>
-    <w:lsdException w:unhideWhenUsed="0" w:uiPriority="71" w:semiHidden="0" w:name="Colorful Shading Accent 3"/>
-    <w:lsdException w:unhideWhenUsed="0" w:uiPriority="72" w:semiHidden="0" w:name="Colorful List Accent 3"/>
-    <w:lsdException w:unhideWhenUsed="0" w:uiPriority="73" w:semiHidden="0" w:name="Colorful Grid Accent 3"/>
-    <w:lsdException w:unhideWhenUsed="0" w:uiPriority="60" w:semiHidden="0" w:name="Light Shading Accent 4"/>
-    <w:lsdException w:unhideWhenUsed="0" w:uiPriority="61" w:semiHidden="0" w:name="Light List Accent 4"/>
-    <w:lsdException w:unhideWhenUsed="0" w:uiPriority="62" w:semiHidden="0" w:name="Light Grid Accent 4"/>
-    <w:lsdException w:unhideWhenUsed="0" w:uiPriority="63" w:semiHidden="0" w:name="Medium Shading 1 Accent 4"/>
-    <w:lsdException w:unhideWhenUsed="0" w:uiPriority="64" w:semiHidden="0" w:name="Medium Shading 2 Accent 4"/>
-    <w:lsdException w:unhideWhenUsed="0" w:uiPriority="65" w:semiHidden="0" w:name="Medium List 1 Accent 4"/>
-    <w:lsdException w:unhideWhenUsed="0" w:uiPriority="66" w:semiHidden="0" w:name="Medium List 2 Accent 4"/>
-    <w:lsdException w:unhideWhenUsed="0" w:uiPriority="67" w:semiHidden="0" w:name="Medium Grid 1 Accent 4"/>
-    <w:lsdException w:unhideWhenUsed="0" w:uiPriority="68" w:semiHidden="0" w:name="Medium Grid 2 Accent 4"/>
-    <w:lsdException w:unhideWhenUsed="0" w:uiPriority="69" w:semiHidden="0" w:name="Medium Grid 3 Accent 4"/>
-    <w:lsdException w:unhideWhenUsed="0" w:uiPriority="70" w:semiHidden="0" w:name="Dark List Accent 4"/>
-    <w:lsdException w:unhideWhenUsed="0" w:uiPriority="71" w:semiHidden="0" w:name="Colorful Shading Accent 4"/>
-    <w:lsdException w:unhideWhenUsed="0" w:uiPriority="72" w:semiHidden="0" w:name="Colorful List Accent 4"/>
-    <w:lsdException w:unhideWhenUsed="0" w:uiPriority="73" w:semiHidden="0" w:name="Colorful Grid Accent 4"/>
-    <w:lsdException w:unhideWhenUsed="0" w:uiPriority="60" w:semiHidden="0" w:name="Light Shading Accent 5"/>
-    <w:lsdException w:unhideWhenUsed="0" w:uiPriority="61" w:semiHidden="0" w:name="Light List Accent 5"/>
-    <w:lsdException w:unhideWhenUsed="0" w:uiPriority="62" w:semiHidden="0" w:name="Light Grid Accent 5"/>
-    <w:lsdException w:unhideWhenUsed="0" w:uiPriority="63" w:semiHidden="0" w:name="Medium Shading 1 Accent 5"/>
-    <w:lsdException w:unhideWhenUsed="0" w:uiPriority="64" w:semiHidden="0" w:name="Medium Shading 2 Accent 5"/>
-    <w:lsdException w:unhideWhenUsed="0" w:uiPriority="65" w:semiHidden="0" w:name="Medium List 1 Accent 5"/>
-    <w:lsdException w:unhideWhenUsed="0" w:uiPriority="66" w:semiHidden="0" w:name="Medium List 2 Accent 5"/>
-    <w:lsdException w:unhideWhenUsed="0" w:uiPriority="67" w:semiHidden="0" w:name="Medium Grid 1 Accent 5"/>
-    <w:lsdException w:unhideWhenUsed="0" w:uiPriority="68" w:semiHidden="0" w:name="Medium Grid 2 Accent 5"/>
-    <w:lsdException w:unhideWhenUsed="0" w:uiPriority="69" w:semiHidden="0" w:name="Medium Grid 3 Accent 5"/>
-    <w:lsdException w:unhideWhenUsed="0" w:uiPriority="70" w:semiHidden="0" w:name="Dark List Accent 5"/>
-    <w:lsdException w:unhideWhenUsed="0" w:uiPriority="71" w:semiHidden="0" w:name="Colorful Shading Accent 5"/>
-    <w:lsdException w:unhideWhenUsed="0" w:uiPriority="72" w:semiHidden="0" w:name="Colorful List Accent 5"/>
-    <w:lsdException w:unhideWhenUsed="0" w:uiPriority="73" w:semiHidden="0" w:name="Colorful Grid Accent 5"/>
-    <w:lsdException w:unhideWhenUsed="0" w:uiPriority="60" w:semiHidden="0" w:name="Light Shading Accent 6"/>
-    <w:lsdException w:unhideWhenUsed="0" w:uiPriority="61" w:semiHidden="0" w:name="Light List Accent 6"/>
-    <w:lsdException w:unhideWhenUsed="0" w:uiPriority="62" w:semiHidden="0" w:name="Light Grid Accent 6"/>
-    <w:lsdException w:unhideWhenUsed="0" w:uiPriority="63" w:semiHidden="0" w:name="Medium Shading 1 Accent 6"/>
-    <w:lsdException w:unhideWhenUsed="0" w:uiPriority="64" w:semiHidden="0" w:name="Medium Shading 2 Accent 6"/>
-    <w:lsdException w:unhideWhenUsed="0" w:uiPriority="65" w:semiHidden="0" w:name="Medium List 1 Accent 6"/>
-    <w:lsdException w:unhideWhenUsed="0" w:uiPriority="66" w:semiHidden="0" w:name="Medium List 2 Accent 6"/>
-    <w:lsdException w:unhideWhenUsed="0" w:uiPriority="67" w:semiHidden="0" w:name="Medium Grid 1 Accent 6"/>
-    <w:lsdException w:unhideWhenUsed="0" w:uiPriority="68" w:semiHidden="0" w:name="Medium Grid 2 Accent 6"/>
-    <w:lsdException w:unhideWhenUsed="0" w:uiPriority="69" w:semiHidden="0" w:name="Medium Grid 3 Accent 6"/>
-    <w:lsdException w:unhideWhenUsed="0" w:uiPriority="70" w:semiHidden="0" w:name="Dark List Accent 6"/>
-    <w:lsdException w:unhideWhenUsed="0" w:uiPriority="71" w:semiHidden="0" w:name="Colorful Shading Accent 6"/>
-    <w:lsdException w:unhideWhenUsed="0" w:uiPriority="72" w:semiHidden="0" w:name="Colorful List Accent 6"/>
-    <w:lsdException w:unhideWhenUsed="0" w:uiPriority="73" w:semiHidden="0" w:name="Colorful Grid Accent 6"/>
+  <w:latentStyles w:defLockedState="0" w:defUIPriority="99" w:defSemiHidden="1" w:defUnhideWhenUsed="1" w:defQFormat="0" w:count="260">
+    <w:lsdException w:name="Normal" w:semiHidden="0" w:uiPriority="0" w:unhideWhenUsed="0" w:qFormat="1"/>
+    <w:lsdException w:name="heading 1" w:semiHidden="0" w:uiPriority="0" w:unhideWhenUsed="0" w:qFormat="1"/>
+    <w:lsdException w:name="heading 2" w:semiHidden="0" w:uiPriority="0" w:qFormat="1"/>
+    <w:lsdException w:name="heading 3" w:uiPriority="0" w:qFormat="1"/>
+    <w:lsdException w:name="heading 4" w:semiHidden="0" w:uiPriority="0" w:qFormat="1"/>
+    <w:lsdException w:name="heading 5" w:uiPriority="0" w:qFormat="1"/>
+    <w:lsdException w:name="heading 6" w:uiPriority="0" w:qFormat="1"/>
+    <w:lsdException w:name="heading 7" w:uiPriority="0" w:qFormat="1"/>
+    <w:lsdException w:name="heading 8" w:uiPriority="0" w:qFormat="1"/>
+    <w:lsdException w:name="heading 9" w:uiPriority="0" w:qFormat="1"/>
+    <w:lsdException w:name="index 1" w:semiHidden="0" w:uiPriority="0" w:unhideWhenUsed="0"/>
+    <w:lsdException w:name="index 2" w:semiHidden="0" w:uiPriority="0" w:unhideWhenUsed="0"/>
+    <w:lsdException w:name="index 3" w:semiHidden="0" w:uiPriority="0" w:unhideWhenUsed="0"/>
+    <w:lsdException w:name="index 4" w:semiHidden="0" w:uiPriority="0" w:unhideWhenUsed="0"/>
+    <w:lsdException w:name="index 5" w:semiHidden="0" w:uiPriority="0" w:unhideWhenUsed="0"/>
+    <w:lsdException w:name="index 6" w:semiHidden="0" w:uiPriority="0" w:unhideWhenUsed="0"/>
+    <w:lsdException w:name="index 7" w:semiHidden="0" w:uiPriority="0" w:unhideWhenUsed="0"/>
+    <w:lsdException w:name="index 8" w:semiHidden="0" w:uiPriority="0" w:unhideWhenUsed="0"/>
+    <w:lsdException w:name="index 9" w:semiHidden="0" w:uiPriority="0" w:unhideWhenUsed="0"/>
+    <w:lsdException w:name="toc 1" w:semiHidden="0" w:uiPriority="0" w:unhideWhenUsed="0" w:qFormat="1"/>
+    <w:lsdException w:name="toc 2" w:semiHidden="0" w:uiPriority="0" w:unhideWhenUsed="0" w:qFormat="1"/>
+    <w:lsdException w:name="toc 3" w:semiHidden="0" w:uiPriority="0" w:unhideWhenUsed="0" w:qFormat="1"/>
+    <w:lsdException w:name="toc 4" w:semiHidden="0" w:uiPriority="0" w:unhideWhenUsed="0"/>
+    <w:lsdException w:name="toc 5" w:semiHidden="0" w:uiPriority="0" w:unhideWhenUsed="0"/>
+    <w:lsdException w:name="toc 6" w:semiHidden="0" w:uiPriority="0" w:unhideWhenUsed="0"/>
+    <w:lsdException w:name="toc 7" w:semiHidden="0" w:uiPriority="0" w:unhideWhenUsed="0"/>
+    <w:lsdException w:name="toc 8" w:semiHidden="0" w:uiPriority="0" w:unhideWhenUsed="0"/>
+    <w:lsdException w:name="toc 9" w:semiHidden="0" w:uiPriority="0" w:unhideWhenUsed="0"/>
+    <w:lsdException w:name="Normal Indent" w:semiHidden="0" w:uiPriority="0" w:unhideWhenUsed="0"/>
+    <w:lsdException w:name="footnote text" w:semiHidden="0" w:uiPriority="0" w:unhideWhenUsed="0"/>
+    <w:lsdException w:name="annotation text" w:semiHidden="0" w:uiPriority="0" w:unhideWhenUsed="0" w:qFormat="1"/>
+    <w:lsdException w:name="header" w:semiHidden="0" w:uiPriority="0" w:unhideWhenUsed="0" w:qFormat="1"/>
+    <w:lsdException w:name="footer" w:semiHidden="0" w:uiPriority="0" w:unhideWhenUsed="0" w:qFormat="1"/>
+    <w:lsdException w:name="index heading" w:semiHidden="0" w:uiPriority="0" w:unhideWhenUsed="0"/>
+    <w:lsdException w:name="caption" w:uiPriority="0" w:qFormat="1"/>
+    <w:lsdException w:name="table of figures" w:semiHidden="0" w:uiPriority="0" w:unhideWhenUsed="0"/>
+    <w:lsdException w:name="envelope address" w:semiHidden="0" w:uiPriority="0" w:unhideWhenUsed="0"/>
+    <w:lsdException w:name="envelope return" w:semiHidden="0" w:uiPriority="0" w:unhideWhenUsed="0"/>
+    <w:lsdException w:name="footnote reference" w:semiHidden="0" w:uiPriority="0" w:unhideWhenUsed="0"/>
+    <w:lsdException w:name="annotation reference" w:semiHidden="0" w:uiPriority="0" w:unhideWhenUsed="0"/>
+    <w:lsdException w:name="line number" w:semiHidden="0" w:uiPriority="0" w:unhideWhenUsed="0"/>
+    <w:lsdException w:name="page number" w:semiHidden="0" w:uiPriority="0" w:unhideWhenUsed="0"/>
+    <w:lsdException w:name="endnote reference" w:semiHidden="0" w:uiPriority="0" w:unhideWhenUsed="0"/>
+    <w:lsdException w:name="endnote text" w:semiHidden="0" w:uiPriority="0" w:unhideWhenUsed="0"/>
+    <w:lsdException w:name="table of authorities" w:semiHidden="0" w:uiPriority="0" w:unhideWhenUsed="0"/>
+    <w:lsdException w:name="macro" w:semiHidden="0" w:uiPriority="0" w:unhideWhenUsed="0"/>
+    <w:lsdException w:name="toa heading" w:semiHidden="0" w:uiPriority="0" w:unhideWhenUsed="0"/>
+    <w:lsdException w:name="List" w:semiHidden="0" w:uiPriority="0" w:unhideWhenUsed="0"/>
+    <w:lsdException w:name="List Bullet" w:semiHidden="0" w:uiPriority="0" w:unhideWhenUsed="0"/>
+    <w:lsdException w:name="List Number" w:semiHidden="0" w:uiPriority="0" w:unhideWhenUsed="0"/>
+    <w:lsdException w:name="List 2" w:semiHidden="0" w:uiPriority="0" w:unhideWhenUsed="0"/>
+    <w:lsdException w:name="List 3" w:semiHidden="0" w:uiPriority="0" w:unhideWhenUsed="0"/>
+    <w:lsdException w:name="List 4" w:semiHidden="0" w:uiPriority="0" w:unhideWhenUsed="0"/>
+    <w:lsdException w:name="List 5" w:semiHidden="0" w:uiPriority="0" w:unhideWhenUsed="0"/>
+    <w:lsdException w:name="List Bullet 2" w:semiHidden="0" w:uiPriority="0" w:unhideWhenUsed="0"/>
+    <w:lsdException w:name="List Bullet 3" w:semiHidden="0" w:uiPriority="0" w:unhideWhenUsed="0"/>
+    <w:lsdException w:name="List Bullet 4" w:semiHidden="0" w:uiPriority="0" w:unhideWhenUsed="0"/>
+    <w:lsdException w:name="List Bullet 5" w:semiHidden="0" w:uiPriority="0" w:unhideWhenUsed="0"/>
+    <w:lsdException w:name="List Number 2" w:semiHidden="0" w:uiPriority="0" w:unhideWhenUsed="0"/>
+    <w:lsdException w:name="List Number 3" w:semiHidden="0" w:uiPriority="0" w:unhideWhenUsed="0"/>
+    <w:lsdException w:name="List Number 4" w:semiHidden="0" w:uiPriority="0" w:unhideWhenUsed="0"/>
+    <w:lsdException w:name="List Number 5" w:semiHidden="0" w:uiPriority="0" w:unhideWhenUsed="0"/>
+    <w:lsdException w:name="Title" w:semiHidden="0" w:uiPriority="0" w:unhideWhenUsed="0" w:qFormat="1"/>
+    <w:lsdException w:name="Closing" w:semiHidden="0" w:uiPriority="0" w:unhideWhenUsed="0"/>
+    <w:lsdException w:name="Signature" w:semiHidden="0" w:uiPriority="0" w:unhideWhenUsed="0"/>
+    <w:lsdException w:name="Default Paragraph Font" w:uiPriority="0" w:unhideWhenUsed="0" w:qFormat="1"/>
+    <w:lsdException w:name="Body Text" w:uiPriority="0" w:unhideWhenUsed="0" w:qFormat="1"/>
+    <w:lsdException w:name="Body Text Indent" w:semiHidden="0" w:uiPriority="0" w:unhideWhenUsed="0"/>
+    <w:lsdException w:name="List Continue" w:semiHidden="0" w:uiPriority="0" w:unhideWhenUsed="0"/>
+    <w:lsdException w:name="List Continue 2" w:semiHidden="0" w:uiPriority="0" w:unhideWhenUsed="0"/>
+    <w:lsdException w:name="List Continue 3" w:semiHidden="0" w:uiPriority="0" w:unhideWhenUsed="0"/>
+    <w:lsdException w:name="List Continue 4" w:semiHidden="0" w:uiPriority="0" w:unhideWhenUsed="0"/>
+    <w:lsdException w:name="List Continue 5" w:semiHidden="0" w:uiPriority="0" w:unhideWhenUsed="0"/>
+    <w:lsdException w:name="Message Header" w:semiHidden="0" w:uiPriority="0" w:unhideWhenUsed="0"/>
+    <w:lsdException w:name="Subtitle" w:semiHidden="0" w:uiPriority="0" w:unhideWhenUsed="0" w:qFormat="1"/>
+    <w:lsdException w:name="Salutation" w:semiHidden="0" w:uiPriority="0" w:unhideWhenUsed="0"/>
+    <w:lsdException w:name="Date" w:semiHidden="0" w:uiPriority="0" w:unhideWhenUsed="0"/>
+    <w:lsdException w:name="Body Text First Indent" w:semiHidden="0" w:uiPriority="0" w:unhideWhenUsed="0"/>
+    <w:lsdException w:name="Body Text First Indent 2" w:semiHidden="0" w:uiPriority="0" w:unhideWhenUsed="0"/>
+    <w:lsdException w:name="Body Text 2" w:semiHidden="0" w:uiPriority="0" w:unhideWhenUsed="0"/>
+    <w:lsdException w:name="Body Text 3" w:semiHidden="0" w:uiPriority="0" w:unhideWhenUsed="0"/>
+    <w:lsdException w:name="Body Text Indent 2" w:semiHidden="0" w:uiPriority="0" w:unhideWhenUsed="0"/>
+    <w:lsdException w:name="Body Text Indent 3" w:semiHidden="0" w:uiPriority="0" w:unhideWhenUsed="0"/>
+    <w:lsdException w:name="Block Text" w:semiHidden="0" w:uiPriority="0" w:unhideWhenUsed="0"/>
+    <w:lsdException w:name="Hyperlink" w:semiHidden="0" w:uiPriority="0" w:unhideWhenUsed="0"/>
+    <w:lsdException w:name="FollowedHyperlink" w:semiHidden="0" w:uiPriority="0" w:unhideWhenUsed="0"/>
+    <w:lsdException w:name="Strong" w:semiHidden="0" w:uiPriority="0" w:unhideWhenUsed="0" w:qFormat="1"/>
+    <w:lsdException w:name="Emphasis" w:semiHidden="0" w:uiPriority="0" w:unhideWhenUsed="0" w:qFormat="1"/>
+    <w:lsdException w:name="Document Map" w:semiHidden="0" w:uiPriority="0" w:unhideWhenUsed="0"/>
+    <w:lsdException w:name="Plain Text" w:semiHidden="0" w:uiPriority="0" w:unhideWhenUsed="0"/>
+    <w:lsdException w:name="E-mail Signature" w:semiHidden="0" w:uiPriority="0" w:unhideWhenUsed="0"/>
+    <w:lsdException w:name="Normal (Web)" w:semiHidden="0" w:uiPriority="0" w:unhideWhenUsed="0" w:qFormat="1"/>
+    <w:lsdException w:name="HTML Acronym" w:semiHidden="0" w:uiPriority="0" w:unhideWhenUsed="0"/>
+    <w:lsdException w:name="HTML Address" w:semiHidden="0" w:uiPriority="0" w:unhideWhenUsed="0"/>
+    <w:lsdException w:name="HTML Cite" w:semiHidden="0" w:uiPriority="0" w:unhideWhenUsed="0"/>
+    <w:lsdException w:name="HTML Code" w:semiHidden="0" w:uiPriority="0" w:unhideWhenUsed="0"/>
+    <w:lsdException w:name="HTML Definition" w:semiHidden="0" w:uiPriority="0" w:unhideWhenUsed="0"/>
+    <w:lsdException w:name="HTML Keyboard" w:semiHidden="0" w:uiPriority="0" w:unhideWhenUsed="0"/>
+    <w:lsdException w:name="HTML Preformatted" w:semiHidden="0" w:uiPriority="0" w:unhideWhenUsed="0"/>
+    <w:lsdException w:name="HTML Sample" w:semiHidden="0" w:uiPriority="0" w:unhideWhenUsed="0"/>
+    <w:lsdException w:name="HTML Typewriter" w:semiHidden="0" w:uiPriority="0" w:unhideWhenUsed="0"/>
+    <w:lsdException w:name="HTML Variable" w:semiHidden="0" w:uiPriority="0" w:unhideWhenUsed="0"/>
+    <w:lsdException w:name="Normal Table" w:uiPriority="0" w:unhideWhenUsed="0" w:qFormat="1"/>
+    <w:lsdException w:name="annotation subject" w:semiHidden="0" w:uiPriority="0" w:unhideWhenUsed="0"/>
+    <w:lsdException w:name="Table Simple 1" w:semiHidden="0" w:uiPriority="0" w:unhideWhenUsed="0"/>
+    <w:lsdException w:name="Table Simple 2" w:semiHidden="0" w:uiPriority="0" w:unhideWhenUsed="0"/>
+    <w:lsdException w:name="Table Simple 3" w:semiHidden="0" w:uiPriority="0" w:unhideWhenUsed="0"/>
+    <w:lsdException w:name="Table Classic 1" w:semiHidden="0" w:uiPriority="0" w:unhideWhenUsed="0"/>
+    <w:lsdException w:name="Table Classic 2" w:semiHidden="0" w:uiPriority="0" w:unhideWhenUsed="0"/>
+    <w:lsdException w:name="Table Classic 3" w:semiHidden="0" w:uiPriority="0" w:unhideWhenUsed="0"/>
+    <w:lsdException w:name="Table Classic 4" w:semiHidden="0" w:uiPriority="0" w:unhideWhenUsed="0"/>
+    <w:lsdException w:name="Table Colorful 1" w:semiHidden="0" w:uiPriority="0" w:unhideWhenUsed="0"/>
+    <w:lsdException w:name="Table Colorful 2" w:semiHidden="0" w:uiPriority="0" w:unhideWhenUsed="0"/>
+    <w:lsdException w:name="Table Colorful 3" w:semiHidden="0" w:uiPriority="0" w:unhideWhenUsed="0"/>
+    <w:lsdException w:name="Table Columns 1" w:semiHidden="0" w:uiPriority="0" w:unhideWhenUsed="0"/>
+    <w:lsdException w:name="Table Columns 2" w:semiHidden="0" w:uiPriority="0" w:unhideWhenUsed="0"/>
+    <w:lsdException w:name="Table Columns 3" w:semiHidden="0" w:uiPriority="0" w:unhideWhenUsed="0"/>
+    <w:lsdException w:name="Table Columns 4" w:semiHidden="0" w:uiPriority="0" w:unhideWhenUsed="0"/>
+    <w:lsdException w:name="Table Columns 5" w:semiHidden="0" w:uiPriority="0" w:unhideWhenUsed="0"/>
+    <w:lsdException w:name="Table Grid 1" w:semiHidden="0" w:uiPriority="0" w:unhideWhenUsed="0"/>
+    <w:lsdException w:name="Table Grid 2" w:semiHidden="0" w:uiPriority="0" w:unhideWhenUsed="0"/>
+    <w:lsdException w:name="Table Grid 3" w:semiHidden="0" w:uiPriority="0" w:unhideWhenUsed="0"/>
+    <w:lsdException w:name="Table Grid 4" w:semiHidden="0" w:uiPriority="0" w:unhideWhenUsed="0"/>
+    <w:lsdException w:name="Table Grid 5" w:semiHidden="0" w:uiPriority="0" w:unhideWhenUsed="0"/>
+    <w:lsdException w:name="Table Grid 6" w:semiHidden="0" w:uiPriority="0" w:unhideWhenUsed="0"/>
+    <w:lsdException w:name="Table Grid 7" w:semiHidden="0" w:uiPriority="0" w:unhideWhenUsed="0"/>
+    <w:lsdException w:name="Table Grid 8" w:semiHidden="0" w:uiPriority="0" w:unhideWhenUsed="0"/>
+    <w:lsdException w:name="Table List 1" w:semiHidden="0" w:uiPriority="0" w:unhideWhenUsed="0"/>
+    <w:lsdException w:name="Table List 2" w:semiHidden="0" w:uiPriority="0" w:unhideWhenUsed="0"/>
+    <w:lsdException w:name="Table List 3" w:semiHidden="0" w:uiPriority="0" w:unhideWhenUsed="0"/>
+    <w:lsdException w:name="Table List 4" w:semiHidden="0" w:uiPriority="0" w:unhideWhenUsed="0"/>
+    <w:lsdException w:name="Table List 5" w:semiHidden="0" w:uiPriority="0" w:unhideWhenUsed="0"/>
+    <w:lsdException w:name="Table List 6" w:semiHidden="0" w:uiPriority="0" w:unhideWhenUsed="0"/>
+    <w:lsdException w:name="Table List 7" w:semiHidden="0" w:uiPriority="0" w:unhideWhenUsed="0"/>
+    <w:lsdException w:name="Table List 8" w:semiHidden="0" w:uiPriority="0" w:unhideWhenUsed="0"/>
+    <w:lsdException w:name="Table 3D effects 1" w:semiHidden="0" w:uiPriority="0" w:unhideWhenUsed="0"/>
+    <w:lsdException w:name="Table 3D effects 2" w:semiHidden="0" w:uiPriority="0" w:unhideWhenUsed="0"/>
+    <w:lsdException w:name="Table 3D effects 3" w:semiHidden="0" w:uiPriority="0" w:unhideWhenUsed="0"/>
+    <w:lsdException w:name="Table Contemporary" w:semiHidden="0" w:uiPriority="0" w:unhideWhenUsed="0"/>
+    <w:lsdException w:name="Table Elegant" w:semiHidden="0" w:uiPriority="0" w:unhideWhenUsed="0"/>
+    <w:lsdException w:name="Table Professional" w:semiHidden="0" w:uiPriority="0" w:unhideWhenUsed="0"/>
+    <w:lsdException w:name="Table Subtle 1" w:semiHidden="0" w:uiPriority="0" w:unhideWhenUsed="0"/>
+    <w:lsdException w:name="Table Subtle 2" w:semiHidden="0" w:uiPriority="0" w:unhideWhenUsed="0"/>
+    <w:lsdException w:name="Table Web 1" w:semiHidden="0" w:uiPriority="0" w:unhideWhenUsed="0"/>
+    <w:lsdException w:name="Table Web 2" w:semiHidden="0" w:uiPriority="0" w:unhideWhenUsed="0"/>
+    <w:lsdException w:name="Table Web 3" w:semiHidden="0" w:uiPriority="0" w:unhideWhenUsed="0"/>
+    <w:lsdException w:name="Balloon Text" w:semiHidden="0" w:uiPriority="0" w:unhideWhenUsed="0"/>
+    <w:lsdException w:name="Table Grid" w:semiHidden="0" w:uiPriority="0" w:unhideWhenUsed="0" w:qFormat="1"/>
+    <w:lsdException w:name="Table Theme" w:semiHidden="0" w:uiPriority="0" w:unhideWhenUsed="0"/>
+    <w:lsdException w:name="Light Shading" w:semiHidden="0" w:uiPriority="60" w:unhideWhenUsed="0"/>
+    <w:lsdException w:name="Light List" w:semiHidden="0" w:uiPriority="61" w:unhideWhenUsed="0"/>
+    <w:lsdException w:name="Light Grid" w:semiHidden="0" w:uiPriority="62" w:unhideWhenUsed="0"/>
+    <w:lsdException w:name="Medium Shading 1" w:semiHidden="0" w:uiPriority="63" w:unhideWhenUsed="0"/>
+    <w:lsdException w:name="Medium Shading 2" w:semiHidden="0" w:uiPriority="64" w:unhideWhenUsed="0"/>
+    <w:lsdException w:name="Medium List 1" w:semiHidden="0" w:uiPriority="65" w:unhideWhenUsed="0"/>
+    <w:lsdException w:name="Medium List 2" w:semiHidden="0" w:uiPriority="66" w:unhideWhenUsed="0"/>
+    <w:lsdException w:name="Medium Grid 1" w:semiHidden="0" w:uiPriority="67" w:unhideWhenUsed="0"/>
+    <w:lsdException w:name="Medium Grid 2" w:semiHidden="0" w:uiPriority="68" w:unhideWhenUsed="0"/>
+    <w:lsdException w:name="Medium Grid 3" w:semiHidden="0" w:uiPriority="69" w:unhideWhenUsed="0"/>
+    <w:lsdException w:name="Dark List" w:semiHidden="0" w:uiPriority="70" w:unhideWhenUsed="0"/>
+    <w:lsdException w:name="Colorful Shading" w:semiHidden="0" w:uiPriority="71" w:unhideWhenUsed="0"/>
+    <w:lsdException w:name="Colorful List" w:semiHidden="0" w:uiPriority="72" w:unhideWhenUsed="0"/>
+    <w:lsdException w:name="Colorful Grid" w:semiHidden="0" w:uiPriority="73" w:unhideWhenUsed="0"/>
+    <w:lsdException w:name="Light Shading Accent 1" w:semiHidden="0" w:uiPriority="60" w:unhideWhenUsed="0"/>
+    <w:lsdException w:name="Light List Accent 1" w:semiHidden="0" w:uiPriority="61" w:unhideWhenUsed="0"/>
+    <w:lsdException w:name="Light Grid Accent 1" w:semiHidden="0" w:uiPriority="62" w:unhideWhenUsed="0"/>
+    <w:lsdException w:name="Medium Shading 1 Accent 1" w:semiHidden="0" w:uiPriority="63" w:unhideWhenUsed="0"/>
+    <w:lsdException w:name="Medium Shading 2 Accent 1" w:semiHidden="0" w:uiPriority="64" w:unhideWhenUsed="0"/>
+    <w:lsdException w:name="Medium List 1 Accent 1" w:semiHidden="0" w:uiPriority="65" w:unhideWhenUsed="0"/>
+    <w:lsdException w:name="Medium List 2 Accent 1" w:semiHidden="0" w:uiPriority="66" w:unhideWhenUsed="0"/>
+    <w:lsdException w:name="Medium Grid 1 Accent 1" w:semiHidden="0" w:uiPriority="67" w:unhideWhenUsed="0"/>
+    <w:lsdException w:name="Medium Grid 2 Accent 1" w:semiHidden="0" w:uiPriority="68" w:unhideWhenUsed="0"/>
+    <w:lsdException w:name="Medium Grid 3 Accent 1" w:semiHidden="0" w:uiPriority="69" w:unhideWhenUsed="0"/>
+    <w:lsdException w:name="Dark List Accent 1" w:semiHidden="0" w:uiPriority="70" w:unhideWhenUsed="0"/>
+    <w:lsdException w:name="Colorful Shading Accent 1" w:semiHidden="0" w:uiPriority="71" w:unhideWhenUsed="0"/>
+    <w:lsdException w:name="Colorful List Accent 1" w:semiHidden="0" w:uiPriority="72" w:unhideWhenUsed="0"/>
+    <w:lsdException w:name="Colorful Grid Accent 1" w:semiHidden="0" w:uiPriority="73" w:unhideWhenUsed="0"/>
+    <w:lsdException w:name="Light Shading Accent 2" w:semiHidden="0" w:uiPriority="60" w:unhideWhenUsed="0"/>
+    <w:lsdException w:name="Light List Accent 2" w:semiHidden="0" w:uiPriority="61" w:unhideWhenUsed="0"/>
+    <w:lsdException w:name="Light Grid Accent 2" w:semiHidden="0" w:uiPriority="62" w:unhideWhenUsed="0"/>
+    <w:lsdException w:name="Medium Shading 1 Accent 2" w:semiHidden="0" w:uiPriority="63" w:unhideWhenUsed="0"/>
+    <w:lsdException w:name="Medium Shading 2 Accent 2" w:semiHidden="0" w:uiPriority="64" w:unhideWhenUsed="0"/>
+    <w:lsdException w:name="Medium List 1 Accent 2" w:semiHidden="0" w:uiPriority="65" w:unhideWhenUsed="0"/>
+    <w:lsdException w:name="Medium List 2 Accent 2" w:semiHidden="0" w:uiPriority="66" w:unhideWhenUsed="0"/>
+    <w:lsdException w:name="Medium Grid 1 Accent 2" w:semiHidden="0" w:uiPriority="67" w:unhideWhenUsed="0"/>
+    <w:lsdException w:name="Medium Grid 2 Accent 2" w:semiHidden="0" w:uiPriority="68" w:unhideWhenUsed="0"/>
+    <w:lsdException w:name="Medium Grid 3 Accent 2" w:semiHidden="0" w:uiPriority="69" w:unhideWhenUsed="0"/>
+    <w:lsdException w:name="Dark List Accent 2" w:semiHidden="0" w:uiPriority="70" w:unhideWhenUsed="0"/>
+    <w:lsdException w:name="Colorful Shading Accent 2" w:semiHidden="0" w:uiPriority="71" w:unhideWhenUsed="0"/>
+    <w:lsdException w:name="Colorful List Accent 2" w:semiHidden="0" w:uiPriority="72" w:unhideWhenUsed="0"/>
+    <w:lsdException w:name="Colorful Grid Accent 2" w:semiHidden="0" w:uiPriority="73" w:unhideWhenUsed="0"/>
+    <w:lsdException w:name="Light Shading Accent 3" w:semiHidden="0" w:uiPriority="60" w:unhideWhenUsed="0"/>
+    <w:lsdException w:name="Light List Accent 3" w:semiHidden="0" w:uiPriority="61" w:unhideWhenUsed="0"/>
+    <w:lsdException w:name="Light Grid Accent 3" w:semiHidden="0" w:uiPriority="62" w:unhideWhenUsed="0"/>
+    <w:lsdException w:name="Medium Shading 1 Accent 3" w:semiHidden="0" w:uiPriority="63" w:unhideWhenUsed="0"/>
+    <w:lsdException w:name="Medium Shading 2 Accent 3" w:semiHidden="0" w:uiPriority="64" w:unhideWhenUsed="0"/>
+    <w:lsdException w:name="Medium List 1 Accent 3" w:semiHidden="0" w:uiPriority="65" w:unhideWhenUsed="0"/>
+    <w:lsdException w:name="Medium List 2 Accent 3" w:semiHidden="0" w:uiPriority="66" w:unhideWhenUsed="0"/>
+    <w:lsdException w:name="Medium Grid 1 Accent 3" w:semiHidden="0" w:uiPriority="67" w:unhideWhenUsed="0"/>
+    <w:lsdException w:name="Medium Grid 2 Accent 3" w:semiHidden="0" w:uiPriority="68" w:unhideWhenUsed="0"/>
+    <w:lsdException w:name="Medium Grid 3 Accent 3" w:semiHidden="0" w:uiPriority="69" w:unhideWhenUsed="0"/>
+    <w:lsdException w:name="Dark List Accent 3" w:semiHidden="0" w:uiPriority="70" w:unhideWhenUsed="0"/>
+    <w:lsdException w:name="Colorful Shading Accent 3" w:semiHidden="0" w:uiPriority="71" w:unhideWhenUsed="0"/>
+    <w:lsdException w:name="Colorful List Accent 3" w:semiHidden="0" w:uiPriority="72" w:unhideWhenUsed="0"/>
+    <w:lsdException w:name="Colorful Grid Accent 3" w:semiHidden="0" w:uiPriority="73" w:unhideWhenUsed="0"/>
+    <w:lsdException w:name="Light Shading Accent 4" w:semiHidden="0" w:uiPriority="60" w:unhideWhenUsed="0"/>
+    <w:lsdException w:name="Light List Accent 4" w:semiHidden="0" w:uiPriority="61" w:unhideWhenUsed="0"/>
+    <w:lsdException w:name="Light Grid Accent 4" w:semiHidden="0" w:uiPriority="62" w:unhideWhenUsed="0"/>
+    <w:lsdException w:name="Medium Shading 1 Accent 4" w:semiHidden="0" w:uiPriority="63" w:unhideWhenUsed="0"/>
+    <w:lsdException w:name="Medium Shading 2 Accent 4" w:semiHidden="0" w:uiPriority="64" w:unhideWhenUsed="0"/>
+    <w:lsdException w:name="Medium List 1 Accent 4" w:semiHidden="0" w:uiPriority="65" w:unhideWhenUsed="0"/>
+    <w:lsdException w:name="Medium List 2 Accent 4" w:semiHidden="0" w:uiPriority="66" w:unhideWhenUsed="0"/>
+    <w:lsdException w:name="Medium Grid 1 Accent 4" w:semiHidden="0" w:uiPriority="67" w:unhideWhenUsed="0"/>
+    <w:lsdException w:name="Medium Grid 2 Accent 4" w:semiHidden="0" w:uiPriority="68" w:unhideWhenUsed="0"/>
+    <w:lsdException w:name="Medium Grid 3 Accent 4" w:semiHidden="0" w:uiPriority="69" w:unhideWhenUsed="0"/>
+    <w:lsdException w:name="Dark List Accent 4" w:semiHidden="0" w:uiPriority="70" w:unhideWhenUsed="0"/>
+    <w:lsdException w:name="Colorful Shading Accent 4" w:semiHidden="0" w:uiPriority="71" w:unhideWhenUsed="0"/>
+    <w:lsdException w:name="Colorful List Accent 4" w:semiHidden="0" w:uiPriority="72" w:unhideWhenUsed="0"/>
+    <w:lsdException w:name="Colorful Grid Accent 4" w:semiHidden="0" w:uiPriority="73" w:unhideWhenUsed="0"/>
+    <w:lsdException w:name="Light Shading Accent 5" w:semiHidden="0" w:uiPriority="60" w:unhideWhenUsed="0"/>
+    <w:lsdException w:name="Light List Accent 5" w:semiHidden="0" w:uiPriority="61" w:unhideWhenUsed="0"/>
+    <w:lsdException w:name="Light Grid Accent 5" w:semiHidden="0" w:uiPriority="62" w:unhideWhenUsed="0"/>
+    <w:lsdException w:name="Medium Shading 1 Accent 5" w:semiHidden="0" w:uiPriority="63" w:unhideWhenUsed="0"/>
+    <w:lsdException w:name="Medium Shading 2 Accent 5" w:semiHidden="0" w:uiPriority="64" w:unhideWhenUsed="0"/>
+    <w:lsdException w:name="Medium List 1 Accent 5" w:semiHidden="0" w:uiPriority="65" w:unhideWhenUsed="0"/>
+    <w:lsdException w:name="Medium List 2 Accent 5" w:semiHidden="0" w:uiPriority="66" w:unhideWhenUsed="0"/>
+    <w:lsdException w:name="Medium Grid 1 Accent 5" w:semiHidden="0" w:uiPriority="67" w:unhideWhenUsed="0"/>
+    <w:lsdException w:name="Medium Grid 2 Accent 5" w:semiHidden="0" w:uiPriority="68" w:unhideWhenUsed="0"/>
+    <w:lsdException w:name="Medium Grid 3 Accent 5" w:semiHidden="0" w:uiPriority="69" w:unhideWhenUsed="0"/>
+    <w:lsdException w:name="Dark List Accent 5" w:semiHidden="0" w:uiPriority="70" w:unhideWhenUsed="0"/>
+    <w:lsdException w:name="Colorful Shading Accent 5" w:semiHidden="0" w:uiPriority="71" w:unhideWhenUsed="0"/>
+    <w:lsdException w:name="Colorful List Accent 5" w:semiHidden="0" w:uiPriority="72" w:unhideWhenUsed="0"/>
+    <w:lsdException w:name="Colorful Grid Accent 5" w:semiHidden="0" w:uiPriority="73" w:unhideWhenUsed="0"/>
+    <w:lsdException w:name="Light Shading Accent 6" w:semiHidden="0" w:uiPriority="60" w:unhideWhenUsed="0"/>
+    <w:lsdException w:name="Light List Accent 6" w:semiHidden="0" w:uiPriority="61" w:unhideWhenUsed="0"/>
+    <w:lsdException w:name="Light Grid Accent 6" w:semiHidden="0" w:uiPriority="62" w:unhideWhenUsed="0"/>
+    <w:lsdException w:name="Medium Shading 1 Accent 6" w:semiHidden="0" w:uiPriority="63" w:unhideWhenUsed="0"/>
+    <w:lsdException w:name="Medium Shading 2 Accent 6" w:semiHidden="0" w:uiPriority="64" w:unhideWhenUsed="0"/>
+    <w:lsdException w:name="Medium List 1 Accent 6" w:semiHidden="0" w:uiPriority="65" w:unhideWhenUsed="0"/>
+    <w:lsdException w:name="Medium List 2 Accent 6" w:semiHidden="0" w:uiPriority="66" w:unhideWhenUsed="0"/>
+    <w:lsdException w:name="Medium Grid 1 Accent 6" w:semiHidden="0" w:uiPriority="67" w:unhideWhenUsed="0"/>
+    <w:lsdException w:name="Medium Grid 2 Accent 6" w:semiHidden="0" w:uiPriority="68" w:unhideWhenUsed="0"/>
+    <w:lsdException w:name="Medium Grid 3 Accent 6" w:semiHidden="0" w:uiPriority="69" w:unhideWhenUsed="0"/>
+    <w:lsdException w:name="Dark List Accent 6" w:semiHidden="0" w:uiPriority="70" w:unhideWhenUsed="0"/>
+    <w:lsdException w:name="Colorful Shading Accent 6" w:semiHidden="0" w:uiPriority="71" w:unhideWhenUsed="0"/>
+    <w:lsdException w:name="Colorful List Accent 6" w:semiHidden="0" w:uiPriority="72" w:unhideWhenUsed="0"/>
+    <w:lsdException w:name="Colorful Grid Accent 6" w:semiHidden="0" w:uiPriority="73" w:unhideWhenUsed="0"/>
   </w:latentStyles>
-  <w:style w:type="paragraph" w:default="1" w:styleId="1">
+  <w:style w:type="paragraph" w:default="1" w:styleId="Normal">
     <w:name w:val="Normal"/>
     <w:qFormat/>
-    <w:uiPriority w:val="0"/>
     <w:pPr>
       <w:kinsoku w:val="0"/>
       <w:autoSpaceDE w:val="0"/>
@@ -5100,7 +5021,7 @@
       <w:textAlignment w:val="baseline"/>
     </w:pPr>
     <w:rPr>
-      <w:rFonts w:ascii="Arial" w:hAnsi="Arial" w:eastAsia="宋体" w:cs="Arial"/>
+      <w:rFonts w:ascii="Arial" w:eastAsia="宋体" w:hAnsi="Arial" w:cs="Arial"/>
       <w:snapToGrid w:val="0"/>
       <w:color w:val="000000"/>
       <w:kern w:val="0"/>
@@ -5109,12 +5030,11 @@
       <w:lang w:val="en-US" w:eastAsia="en-US" w:bidi="ar-SA"/>
     </w:rPr>
   </w:style>
-  <w:style w:type="paragraph" w:styleId="2">
+  <w:style w:type="paragraph" w:styleId="Heading1">
     <w:name w:val="heading 1"/>
-    <w:basedOn w:val="1"/>
-    <w:next w:val="1"/>
+    <w:basedOn w:val="Normal"/>
+    <w:next w:val="Normal"/>
     <w:qFormat/>
-    <w:uiPriority w:val="0"/>
     <w:pPr>
       <w:keepNext/>
       <w:keepLines/>
@@ -5132,13 +5052,12 @@
       <w:sz w:val="44"/>
     </w:rPr>
   </w:style>
-  <w:style w:type="paragraph" w:styleId="3">
+  <w:style w:type="paragraph" w:styleId="Heading2">
     <w:name w:val="heading 2"/>
-    <w:basedOn w:val="1"/>
-    <w:next w:val="1"/>
+    <w:basedOn w:val="Normal"/>
+    <w:next w:val="Normal"/>
     <w:unhideWhenUsed/>
     <w:qFormat/>
-    <w:uiPriority w:val="0"/>
     <w:pPr>
       <w:keepNext/>
       <w:keepLines/>
@@ -5151,19 +5070,18 @@
       <w:outlineLvl w:val="1"/>
     </w:pPr>
     <w:rPr>
-      <w:rFonts w:ascii="Arial" w:hAnsi="Arial" w:eastAsia="黑体"/>
+      <w:rFonts w:ascii="Arial" w:eastAsia="黑体" w:hAnsi="Arial"/>
       <w:b/>
       <w:sz w:val="32"/>
     </w:rPr>
   </w:style>
-  <w:style w:type="paragraph" w:styleId="4">
+  <w:style w:type="paragraph" w:styleId="Heading3">
     <w:name w:val="heading 3"/>
-    <w:basedOn w:val="1"/>
-    <w:next w:val="1"/>
+    <w:basedOn w:val="Normal"/>
+    <w:next w:val="Normal"/>
     <w:semiHidden/>
     <w:unhideWhenUsed/>
     <w:qFormat/>
-    <w:uiPriority w:val="0"/>
     <w:pPr>
       <w:keepNext/>
       <w:keepLines/>
@@ -5180,13 +5098,12 @@
       <w:sz w:val="32"/>
     </w:rPr>
   </w:style>
-  <w:style w:type="paragraph" w:styleId="5">
+  <w:style w:type="paragraph" w:styleId="Heading4">
     <w:name w:val="heading 4"/>
-    <w:basedOn w:val="1"/>
-    <w:next w:val="1"/>
+    <w:basedOn w:val="Normal"/>
+    <w:next w:val="Normal"/>
     <w:unhideWhenUsed/>
     <w:qFormat/>
-    <w:uiPriority w:val="0"/>
     <w:pPr>
       <w:keepNext/>
       <w:keepLines/>
@@ -5199,19 +5116,18 @@
       <w:outlineLvl w:val="3"/>
     </w:pPr>
     <w:rPr>
-      <w:rFonts w:ascii="Arial" w:hAnsi="Arial" w:eastAsia="黑体"/>
+      <w:rFonts w:ascii="Arial" w:eastAsia="黑体" w:hAnsi="Arial"/>
       <w:b/>
       <w:sz w:val="28"/>
     </w:rPr>
   </w:style>
-  <w:style w:type="paragraph" w:styleId="6">
+  <w:style w:type="paragraph" w:styleId="Heading5">
     <w:name w:val="heading 5"/>
-    <w:basedOn w:val="1"/>
-    <w:next w:val="1"/>
+    <w:basedOn w:val="Normal"/>
+    <w:next w:val="Normal"/>
     <w:semiHidden/>
     <w:unhideWhenUsed/>
     <w:qFormat/>
-    <w:uiPriority w:val="0"/>
     <w:pPr>
       <w:keepNext/>
       <w:keepLines/>
@@ -5228,14 +5144,13 @@
       <w:sz w:val="28"/>
     </w:rPr>
   </w:style>
-  <w:style w:type="paragraph" w:styleId="7">
+  <w:style w:type="paragraph" w:styleId="Heading6">
     <w:name w:val="heading 6"/>
-    <w:basedOn w:val="1"/>
-    <w:next w:val="1"/>
+    <w:basedOn w:val="Normal"/>
+    <w:next w:val="Normal"/>
     <w:semiHidden/>
     <w:unhideWhenUsed/>
     <w:qFormat/>
-    <w:uiPriority w:val="0"/>
     <w:pPr>
       <w:keepNext/>
       <w:keepLines/>
@@ -5248,19 +5163,18 @@
       <w:outlineLvl w:val="5"/>
     </w:pPr>
     <w:rPr>
-      <w:rFonts w:ascii="Arial" w:hAnsi="Arial" w:eastAsia="黑体"/>
+      <w:rFonts w:ascii="Arial" w:eastAsia="黑体" w:hAnsi="Arial"/>
       <w:b/>
       <w:sz w:val="24"/>
     </w:rPr>
   </w:style>
-  <w:style w:type="paragraph" w:styleId="8">
+  <w:style w:type="paragraph" w:styleId="Heading7">
     <w:name w:val="heading 7"/>
-    <w:basedOn w:val="1"/>
-    <w:next w:val="1"/>
+    <w:basedOn w:val="Normal"/>
+    <w:next w:val="Normal"/>
     <w:semiHidden/>
     <w:unhideWhenUsed/>
     <w:qFormat/>
-    <w:uiPriority w:val="0"/>
     <w:pPr>
       <w:keepNext/>
       <w:keepLines/>
@@ -5277,14 +5191,13 @@
       <w:sz w:val="24"/>
     </w:rPr>
   </w:style>
-  <w:style w:type="paragraph" w:styleId="9">
+  <w:style w:type="paragraph" w:styleId="Heading8">
     <w:name w:val="heading 8"/>
-    <w:basedOn w:val="1"/>
-    <w:next w:val="1"/>
+    <w:basedOn w:val="Normal"/>
+    <w:next w:val="Normal"/>
     <w:semiHidden/>
     <w:unhideWhenUsed/>
     <w:qFormat/>
-    <w:uiPriority w:val="0"/>
     <w:pPr>
       <w:keepNext/>
       <w:keepLines/>
@@ -5297,18 +5210,17 @@
       <w:outlineLvl w:val="7"/>
     </w:pPr>
     <w:rPr>
-      <w:rFonts w:ascii="Arial" w:hAnsi="Arial" w:eastAsia="黑体"/>
+      <w:rFonts w:ascii="Arial" w:eastAsia="黑体" w:hAnsi="Arial"/>
       <w:sz w:val="24"/>
     </w:rPr>
   </w:style>
-  <w:style w:type="paragraph" w:styleId="10">
+  <w:style w:type="paragraph" w:styleId="Heading9">
     <w:name w:val="heading 9"/>
-    <w:basedOn w:val="1"/>
-    <w:next w:val="1"/>
+    <w:basedOn w:val="Normal"/>
+    <w:next w:val="Normal"/>
     <w:semiHidden/>
     <w:unhideWhenUsed/>
     <w:qFormat/>
-    <w:uiPriority w:val="0"/>
     <w:pPr>
       <w:keepNext/>
       <w:keepLines/>
@@ -5321,21 +5233,19 @@
       <w:outlineLvl w:val="8"/>
     </w:pPr>
     <w:rPr>
-      <w:rFonts w:ascii="Arial" w:hAnsi="Arial" w:eastAsia="黑体"/>
+      <w:rFonts w:ascii="Arial" w:eastAsia="黑体" w:hAnsi="Arial"/>
       <w:sz w:val="21"/>
     </w:rPr>
   </w:style>
-  <w:style w:type="character" w:default="1" w:styleId="22">
+  <w:style w:type="character" w:default="1" w:styleId="DefaultParagraphFont">
     <w:name w:val="Default Paragraph Font"/>
     <w:semiHidden/>
     <w:qFormat/>
-    <w:uiPriority w:val="0"/>
   </w:style>
-  <w:style w:type="table" w:default="1" w:styleId="20">
+  <w:style w:type="table" w:default="1" w:styleId="TableNormal">
     <w:name w:val="Normal Table"/>
     <w:semiHidden/>
     <w:qFormat/>
-    <w:uiPriority w:val="0"/>
     <w:tblPr>
       <w:tblCellMar>
         <w:top w:w="0" w:type="dxa"/>
@@ -5345,43 +5255,39 @@
       </w:tblCellMar>
     </w:tblPr>
   </w:style>
-  <w:style w:type="paragraph" w:styleId="11">
+  <w:style w:type="paragraph" w:styleId="CommentText">
     <w:name w:val="annotation text"/>
-    <w:basedOn w:val="1"/>
+    <w:basedOn w:val="Normal"/>
     <w:qFormat/>
-    <w:uiPriority w:val="0"/>
     <w:pPr>
       <w:jc w:val="left"/>
     </w:pPr>
   </w:style>
-  <w:style w:type="paragraph" w:styleId="12">
+  <w:style w:type="paragraph" w:styleId="BodyText">
     <w:name w:val="Body Text"/>
-    <w:basedOn w:val="1"/>
+    <w:basedOn w:val="Normal"/>
     <w:semiHidden/>
     <w:qFormat/>
-    <w:uiPriority w:val="0"/>
     <w:rPr>
-      <w:rFonts w:ascii="Arial" w:hAnsi="Arial" w:eastAsia="Arial" w:cs="Arial"/>
+      <w:rFonts w:ascii="Arial" w:eastAsia="Arial" w:hAnsi="Arial" w:cs="Arial"/>
       <w:sz w:val="21"/>
       <w:szCs w:val="21"/>
       <w:lang w:val="en-US" w:eastAsia="en-US" w:bidi="ar-SA"/>
     </w:rPr>
   </w:style>
-  <w:style w:type="paragraph" w:styleId="13">
+  <w:style w:type="paragraph" w:styleId="TOC3">
     <w:name w:val="toc 3"/>
-    <w:basedOn w:val="1"/>
-    <w:next w:val="1"/>
+    <w:basedOn w:val="Normal"/>
+    <w:next w:val="Normal"/>
     <w:qFormat/>
-    <w:uiPriority w:val="0"/>
     <w:pPr>
       <w:ind w:left="840" w:leftChars="400"/>
     </w:pPr>
   </w:style>
-  <w:style w:type="paragraph" w:styleId="14">
+  <w:style w:type="paragraph" w:styleId="Footer">
     <w:name w:val="footer"/>
-    <w:basedOn w:val="1"/>
+    <w:basedOn w:val="Normal"/>
     <w:qFormat/>
-    <w:uiPriority w:val="0"/>
     <w:pPr>
       <w:tabs>
         <w:tab w:val="center" w:pos="4153"/>
@@ -5394,17 +5300,16 @@
       <w:sz w:val="18"/>
     </w:rPr>
   </w:style>
-  <w:style w:type="paragraph" w:styleId="15">
+  <w:style w:type="paragraph" w:styleId="Header">
     <w:name w:val="header"/>
-    <w:basedOn w:val="1"/>
+    <w:basedOn w:val="Normal"/>
     <w:qFormat/>
-    <w:uiPriority w:val="0"/>
     <w:pPr>
       <w:pBdr>
-        <w:top w:val="none" w:color="auto" w:sz="0" w:space="0"/>
-        <w:left w:val="none" w:color="auto" w:sz="0" w:space="0"/>
-        <w:bottom w:val="none" w:color="auto" w:sz="0" w:space="0"/>
-        <w:right w:val="none" w:color="auto" w:sz="0" w:space="0"/>
+        <w:top w:val="nil"/>
+        <w:left w:val="nil"/>
+        <w:bottom w:val="nil"/>
+        <w:right w:val="nil"/>
       </w:pBdr>
       <w:tabs>
         <w:tab w:val="center" w:pos="4153"/>
@@ -5419,41 +5324,37 @@
       <w:sz w:val="18"/>
     </w:rPr>
   </w:style>
-  <w:style w:type="paragraph" w:styleId="16">
+  <w:style w:type="paragraph" w:styleId="TOC1">
     <w:name w:val="toc 1"/>
-    <w:basedOn w:val="1"/>
-    <w:next w:val="1"/>
+    <w:basedOn w:val="Normal"/>
+    <w:next w:val="Normal"/>
     <w:qFormat/>
-    <w:uiPriority w:val="0"/>
     <w:rPr>
-      <w:rFonts w:ascii="Arial" w:hAnsi="Arial" w:eastAsia="Microsoft JhengHei"/>
+      <w:rFonts w:ascii="Arial" w:eastAsia="Microsoft JhengHei" w:hAnsi="Arial"/>
       <w:sz w:val="24"/>
     </w:rPr>
   </w:style>
-  <w:style w:type="paragraph" w:styleId="17">
+  <w:style w:type="paragraph" w:styleId="TOC2">
     <w:name w:val="toc 2"/>
-    <w:basedOn w:val="1"/>
-    <w:next w:val="1"/>
+    <w:basedOn w:val="Normal"/>
+    <w:next w:val="Normal"/>
     <w:qFormat/>
-    <w:uiPriority w:val="0"/>
     <w:pPr>
       <w:ind w:left="420" w:leftChars="200"/>
     </w:pPr>
   </w:style>
-  <w:style w:type="paragraph" w:styleId="18">
+  <w:style w:type="paragraph" w:styleId="NormalWeb">
     <w:name w:val="Normal (Web)"/>
-    <w:basedOn w:val="1"/>
+    <w:basedOn w:val="Normal"/>
     <w:qFormat/>
-    <w:uiPriority w:val="0"/>
     <w:rPr>
       <w:sz w:val="24"/>
     </w:rPr>
   </w:style>
-  <w:style w:type="paragraph" w:styleId="19">
+  <w:style w:type="paragraph" w:styleId="Title">
     <w:name w:val="Title"/>
-    <w:basedOn w:val="1"/>
+    <w:basedOn w:val="Normal"/>
     <w:qFormat/>
-    <w:uiPriority w:val="0"/>
     <w:pPr>
       <w:spacing w:before="240" w:beforeLines="0" w:beforeAutospacing="0" w:after="60" w:afterLines="0" w:afterAutospacing="0"/>
       <w:jc w:val="center"/>
@@ -5465,73 +5366,68 @@
       <w:sz w:val="32"/>
     </w:rPr>
   </w:style>
-  <w:style w:type="table" w:styleId="21">
+  <w:style w:type="table" w:styleId="TableGrid">
     <w:name w:val="Table Grid"/>
-    <w:basedOn w:val="20"/>
+    <w:basedOn w:val="TableNormal"/>
     <w:qFormat/>
-    <w:uiPriority w:val="0"/>
     <w:pPr>
       <w:widowControl w:val="0"/>
       <w:jc w:val="both"/>
     </w:pPr>
     <w:tblPr>
       <w:tblBorders>
-        <w:top w:val="single" w:color="auto" w:sz="4" w:space="0"/>
-        <w:left w:val="single" w:color="auto" w:sz="4" w:space="0"/>
-        <w:bottom w:val="single" w:color="auto" w:sz="4" w:space="0"/>
-        <w:right w:val="single" w:color="auto" w:sz="4" w:space="0"/>
-        <w:insideH w:val="single" w:color="auto" w:sz="4" w:space="0"/>
-        <w:insideV w:val="single" w:color="auto" w:sz="4" w:space="0"/>
+        <w:top w:val="single" w:sz="4" w:space="0" w:color="auto"/>
+        <w:left w:val="single" w:sz="4" w:space="0" w:color="auto"/>
+        <w:bottom w:val="single" w:sz="4" w:space="0" w:color="auto"/>
+        <w:right w:val="single" w:sz="4" w:space="0" w:color="auto"/>
+        <w:insideH w:val="single" w:sz="4" w:space="0" w:color="auto"/>
+        <w:insideV w:val="single" w:sz="4" w:space="0" w:color="auto"/>
       </w:tblBorders>
     </w:tblPr>
   </w:style>
-  <w:style w:type="character" w:styleId="23">
+  <w:style w:type="character" w:styleId="Strong">
     <w:name w:val="Strong"/>
-    <w:basedOn w:val="22"/>
+    <w:basedOn w:val="DefaultParagraphFont"/>
     <w:qFormat/>
-    <w:uiPriority w:val="0"/>
     <w:rPr>
       <w:b/>
     </w:rPr>
   </w:style>
-  <w:style w:type="paragraph" w:customStyle="1" w:styleId="24">
+  <w:style w:type="paragraph" w:customStyle="1" w:styleId="a">
     <w:name w:val="柴_公司名"/>
-    <w:basedOn w:val="19"/>
+    <w:basedOn w:val="Title"/>
     <w:qFormat/>
-    <w:uiPriority w:val="0"/>
     <w:pPr>
       <w:spacing w:after="600" w:afterLines="600"/>
     </w:pPr>
     <w:rPr>
-      <w:rFonts w:hint="eastAsia" w:ascii="宋体" w:hAnsi="宋体" w:eastAsia="宋体" w:cs="宋体"/>
+      <w:rFonts w:ascii="宋体" w:eastAsia="宋体" w:hAnsi="宋体" w:cs="宋体" w:hint="eastAsia"/>
       <w:bCs/>
       <w:spacing w:val="-6"/>
       <w:sz w:val="52"/>
       <w:szCs w:val="52"/>
     </w:rPr>
   </w:style>
-  <w:style w:type="paragraph" w:customStyle="1" w:styleId="25">
+  <w:style w:type="paragraph" w:customStyle="1" w:styleId="a0">
     <w:name w:val="柴_文档名"/>
-    <w:basedOn w:val="19"/>
+    <w:basedOn w:val="Title"/>
     <w:qFormat/>
-    <w:uiPriority w:val="0"/>
     <w:pPr>
       <w:spacing w:after="900" w:afterLines="900"/>
     </w:pPr>
     <w:rPr>
-      <w:rFonts w:ascii="黑体" w:hAnsi="黑体" w:eastAsia="黑体" w:cs="黑体"/>
+      <w:rFonts w:ascii="黑体" w:eastAsia="黑体" w:hAnsi="黑体" w:cs="黑体"/>
       <w:bCs/>
       <w:spacing w:val="-7"/>
       <w:sz w:val="52"/>
       <w:szCs w:val="52"/>
     </w:rPr>
   </w:style>
-  <w:style w:type="table" w:customStyle="1" w:styleId="26">
+  <w:style w:type="table" w:customStyle="1" w:styleId="TableNormal0">
     <w:name w:val="Table Normal_0"/>
     <w:semiHidden/>
     <w:unhideWhenUsed/>
     <w:qFormat/>
-    <w:uiPriority w:val="0"/>
     <w:tblPr>
       <w:tblCellMar>
         <w:top w:w="0" w:type="dxa"/>
@@ -5541,87 +5437,81 @@
       </w:tblCellMar>
     </w:tblPr>
   </w:style>
-  <w:style w:type="paragraph" w:customStyle="1" w:styleId="27">
+  <w:style w:type="paragraph" w:customStyle="1" w:styleId="TableText">
     <w:name w:val="Table Text"/>
-    <w:basedOn w:val="1"/>
+    <w:basedOn w:val="Normal"/>
     <w:semiHidden/>
     <w:qFormat/>
-    <w:uiPriority w:val="0"/>
     <w:rPr>
-      <w:rFonts w:ascii="宋体" w:hAnsi="宋体" w:eastAsia="宋体" w:cs="宋体"/>
+      <w:rFonts w:ascii="宋体" w:eastAsia="宋体" w:hAnsi="宋体" w:cs="宋体"/>
       <w:sz w:val="21"/>
       <w:szCs w:val="21"/>
       <w:lang w:val="en-US" w:eastAsia="en-US" w:bidi="ar-SA"/>
     </w:rPr>
   </w:style>
-  <w:style w:type="paragraph" w:customStyle="1" w:styleId="28">
+  <w:style w:type="paragraph" w:customStyle="1" w:styleId="1">
     <w:name w:val="柴_标题1"/>
-    <w:basedOn w:val="2"/>
-    <w:next w:val="29"/>
-    <w:link w:val="38"/>
+    <w:basedOn w:val="Heading1"/>
+    <w:next w:val="a1"/>
+    <w:link w:val="1Char"/>
     <w:qFormat/>
-    <w:uiPriority w:val="0"/>
     <w:pPr>
       <w:spacing w:before="100" w:after="90" w:line="360" w:lineRule="auto"/>
     </w:pPr>
     <w:rPr>
-      <w:rFonts w:ascii="Arial" w:hAnsi="Arial" w:eastAsia="宋体"/>
+      <w:rFonts w:ascii="Arial" w:eastAsia="宋体" w:hAnsi="Arial"/>
       <w:sz w:val="32"/>
     </w:rPr>
   </w:style>
-  <w:style w:type="paragraph" w:customStyle="1" w:styleId="29">
+  <w:style w:type="paragraph" w:customStyle="1" w:styleId="a1">
     <w:name w:val="柴_正文"/>
-    <w:basedOn w:val="12"/>
-    <w:link w:val="42"/>
+    <w:basedOn w:val="BodyText"/>
+    <w:link w:val="Char"/>
     <w:qFormat/>
-    <w:uiPriority w:val="0"/>
     <w:pPr>
       <w:spacing w:line="360" w:lineRule="auto"/>
       <w:ind w:firstLine="470" w:firstLineChars="200"/>
     </w:pPr>
     <w:rPr>
-      <w:rFonts w:ascii="Arial" w:hAnsi="Arial" w:eastAsia="宋体"/>
+      <w:rFonts w:ascii="Arial" w:eastAsia="宋体" w:hAnsi="Arial"/>
       <w:sz w:val="24"/>
       <w:lang w:eastAsia="zh-CN"/>
     </w:rPr>
   </w:style>
-  <w:style w:type="paragraph" w:customStyle="1" w:styleId="30">
+  <w:style w:type="paragraph" w:customStyle="1" w:styleId="2">
     <w:name w:val="柴_标题2"/>
-    <w:basedOn w:val="3"/>
-    <w:next w:val="29"/>
+    <w:basedOn w:val="Heading2"/>
+    <w:next w:val="a1"/>
     <w:qFormat/>
-    <w:uiPriority w:val="0"/>
     <w:pPr>
       <w:spacing w:line="360" w:lineRule="auto"/>
     </w:pPr>
     <w:rPr>
-      <w:rFonts w:ascii="Arial" w:hAnsi="Arial" w:eastAsia="宋体"/>
+      <w:rFonts w:ascii="Arial" w:eastAsia="宋体" w:hAnsi="Arial"/>
       <w:sz w:val="28"/>
     </w:rPr>
   </w:style>
-  <w:style w:type="paragraph" w:customStyle="1" w:styleId="31">
+  <w:style w:type="paragraph" w:customStyle="1" w:styleId="3">
     <w:name w:val="柴_标题3"/>
-    <w:basedOn w:val="4"/>
-    <w:next w:val="29"/>
+    <w:basedOn w:val="Heading3"/>
+    <w:next w:val="a1"/>
     <w:qFormat/>
-    <w:uiPriority w:val="0"/>
     <w:pPr>
       <w:spacing w:line="360" w:lineRule="auto"/>
       <w:ind w:left="0" w:firstLine="472" w:firstLineChars="200"/>
     </w:pPr>
     <w:rPr>
-      <w:rFonts w:ascii="宋体" w:hAnsi="宋体" w:eastAsia="宋体" w:cs="宋体"/>
+      <w:rFonts w:ascii="宋体" w:eastAsia="宋体" w:hAnsi="宋体" w:cs="宋体"/>
       <w:spacing w:val="-2"/>
       <w:sz w:val="24"/>
       <w:szCs w:val="24"/>
     </w:rPr>
   </w:style>
-  <w:style w:type="paragraph" w:customStyle="1" w:styleId="32">
+  <w:style w:type="paragraph" w:customStyle="1" w:styleId="a2">
     <w:name w:val="柴_目录"/>
-    <w:basedOn w:val="1"/>
-    <w:next w:val="12"/>
+    <w:basedOn w:val="Normal"/>
+    <w:next w:val="BodyText"/>
     <w:qFormat/>
-    <w:uiPriority w:val="0"/>
     <w:pPr>
       <w:tabs>
         <w:tab w:val="right" w:leader="dot" w:pos="8442"/>
@@ -5629,64 +5519,59 @@
       <w:ind w:left="0" w:leftChars="0"/>
     </w:pPr>
     <w:rPr>
-      <w:rFonts w:ascii="Arial" w:hAnsi="Arial" w:eastAsia="Microsoft JhengHei"/>
+      <w:rFonts w:ascii="Arial" w:eastAsia="Microsoft JhengHei" w:hAnsi="Arial"/>
       <w:sz w:val="24"/>
     </w:rPr>
   </w:style>
-  <w:style w:type="paragraph" w:customStyle="1" w:styleId="33">
+  <w:style w:type="paragraph" w:customStyle="1" w:styleId="WPSOffice1">
     <w:name w:val="WPSOffice手动目录 1"/>
     <w:qFormat/>
-    <w:uiPriority w:val="0"/>
     <w:pPr>
       <w:ind w:leftChars="0"/>
     </w:pPr>
     <w:rPr>
-      <w:rFonts w:ascii="Times New Roman" w:hAnsi="Times New Roman" w:eastAsia="宋体" w:cs="Times New Roman"/>
+      <w:rFonts w:ascii="Times New Roman" w:eastAsia="宋体" w:hAnsi="Times New Roman" w:cs="Times New Roman"/>
       <w:sz w:val="20"/>
       <w:szCs w:val="20"/>
     </w:rPr>
   </w:style>
-  <w:style w:type="paragraph" w:customStyle="1" w:styleId="34">
+  <w:style w:type="paragraph" w:customStyle="1" w:styleId="WPSOffice2">
     <w:name w:val="WPSOffice手动目录 2"/>
     <w:qFormat/>
-    <w:uiPriority w:val="0"/>
     <w:pPr>
       <w:ind w:leftChars="200"/>
     </w:pPr>
     <w:rPr>
-      <w:rFonts w:ascii="Times New Roman" w:hAnsi="Times New Roman" w:eastAsia="宋体" w:cs="Times New Roman"/>
+      <w:rFonts w:ascii="Times New Roman" w:eastAsia="宋体" w:hAnsi="Times New Roman" w:cs="Times New Roman"/>
       <w:sz w:val="20"/>
       <w:szCs w:val="20"/>
     </w:rPr>
   </w:style>
-  <w:style w:type="paragraph" w:customStyle="1" w:styleId="35">
+  <w:style w:type="paragraph" w:customStyle="1" w:styleId="WPSOffice3">
     <w:name w:val="WPSOffice手动目录 3"/>
     <w:qFormat/>
-    <w:uiPriority w:val="0"/>
     <w:pPr>
       <w:ind w:leftChars="400"/>
     </w:pPr>
     <w:rPr>
-      <w:rFonts w:ascii="Times New Roman" w:hAnsi="Times New Roman" w:eastAsia="宋体" w:cs="Times New Roman"/>
+      <w:rFonts w:ascii="Times New Roman" w:eastAsia="宋体" w:hAnsi="Times New Roman" w:cs="Times New Roman"/>
       <w:sz w:val="20"/>
       <w:szCs w:val="20"/>
     </w:rPr>
   </w:style>
-  <w:style w:type="paragraph" w:customStyle="1" w:styleId="36">
+  <w:style w:type="paragraph" w:customStyle="1" w:styleId="Compact">
     <w:name w:val="Compact"/>
-    <w:basedOn w:val="12"/>
+    <w:basedOn w:val="BodyText"/>
     <w:qFormat/>
-    <w:uiPriority w:val="0"/>
     <w:pPr>
       <w:spacing w:before="36" w:after="36"/>
     </w:pPr>
   </w:style>
-  <w:style w:type="table" w:customStyle="1" w:styleId="37">
+  <w:style w:type="table" w:customStyle="1" w:styleId="Table">
     <w:name w:val="Table"/>
     <w:semiHidden/>
     <w:unhideWhenUsed/>
     <w:qFormat/>
-    <w:uiPriority w:val="0"/>
     <w:tblPr>
       <w:tblCellMar>
         <w:top w:w="0" w:type="dxa"/>
@@ -5698,28 +5583,26 @@
     <w:tblStylePr w:type="firstRow">
       <w:tcPr>
         <w:tcBorders>
-          <w:bottom w:val="single" w:color="auto" w:sz="0" w:space="0"/>
+          <w:bottom w:val="single" w:sz="0" w:space="0" w:color="auto"/>
         </w:tcBorders>
         <w:vAlign w:val="bottom"/>
       </w:tcPr>
     </w:tblStylePr>
   </w:style>
-  <w:style w:type="character" w:customStyle="1" w:styleId="38">
+  <w:style w:type="character" w:customStyle="1" w:styleId="1Char">
     <w:name w:val="柴_标题1 Char"/>
-    <w:link w:val="28"/>
+    <w:link w:val="1"/>
     <w:qFormat/>
-    <w:uiPriority w:val="0"/>
     <w:rPr>
-      <w:rFonts w:ascii="Arial" w:hAnsi="Arial" w:eastAsia="宋体"/>
+      <w:rFonts w:ascii="Arial" w:eastAsia="宋体" w:hAnsi="Arial"/>
       <w:sz w:val="32"/>
     </w:rPr>
   </w:style>
-  <w:style w:type="table" w:customStyle="1" w:styleId="39">
+  <w:style w:type="table" w:customStyle="1" w:styleId="TableNormal1">
     <w:name w:val="Table Normal_1"/>
     <w:semiHidden/>
     <w:unhideWhenUsed/>
     <w:qFormat/>
-    <w:uiPriority w:val="0"/>
     <w:tblPr>
       <w:tblCellMar>
         <w:top w:w="0" w:type="dxa"/>
@@ -5729,11 +5612,10 @@
       </w:tblCellMar>
     </w:tblPr>
   </w:style>
-  <w:style w:type="paragraph" w:customStyle="1" w:styleId="40">
+  <w:style w:type="paragraph" w:customStyle="1" w:styleId="a3">
     <w:name w:val="柴_正文_无缩进"/>
-    <w:basedOn w:val="1"/>
+    <w:basedOn w:val="Normal"/>
     <w:qFormat/>
-    <w:uiPriority w:val="0"/>
     <w:pPr>
       <w:ind w:firstLine="0" w:firstLineChars="0"/>
     </w:pPr>
@@ -5743,31 +5625,29 @@
       <w:lang w:eastAsia="zh-CN"/>
     </w:rPr>
   </w:style>
-  <w:style w:type="paragraph" w:customStyle="1" w:styleId="41">
+  <w:style w:type="paragraph" w:customStyle="1" w:styleId="4">
     <w:name w:val="柴_标题4"/>
-    <w:basedOn w:val="5"/>
-    <w:next w:val="1"/>
+    <w:basedOn w:val="Heading4"/>
+    <w:next w:val="Normal"/>
     <w:qFormat/>
-    <w:uiPriority w:val="0"/>
     <w:pPr>
       <w:widowControl w:val="0"/>
       <w:spacing w:before="160" w:line="360" w:lineRule="auto"/>
-      <w:ind w:left="981" w:leftChars="300" w:hanging="862"/>
+      <w:ind w:left="981" w:hanging="862" w:leftChars="300"/>
     </w:pPr>
     <w:rPr>
-      <w:rFonts w:hint="eastAsia" w:ascii="Calibri" w:hAnsi="Calibri" w:eastAsia="宋体" w:cs="宋体"/>
+      <w:rFonts w:ascii="Calibri" w:eastAsia="宋体" w:hAnsi="Calibri" w:cs="宋体" w:hint="eastAsia"/>
       <w:sz w:val="24"/>
       <w:szCs w:val="24"/>
       <w:lang w:eastAsia="zh-CN" w:bidi="zh-CN"/>
     </w:rPr>
   </w:style>
-  <w:style w:type="character" w:customStyle="1" w:styleId="42">
+  <w:style w:type="character" w:customStyle="1" w:styleId="Char">
     <w:name w:val="柴_正文 Char"/>
-    <w:link w:val="29"/>
+    <w:link w:val="a1"/>
     <w:qFormat/>
-    <w:uiPriority w:val="0"/>
     <w:rPr>
-      <w:rFonts w:ascii="Arial" w:hAnsi="Arial" w:eastAsia="宋体"/>
+      <w:rFonts w:ascii="Arial" w:eastAsia="宋体" w:hAnsi="Arial"/>
       <w:sz w:val="24"/>
       <w:lang w:eastAsia="zh-CN"/>
     </w:rPr>
